--- a/00-首页/题组Word/初赛模拟卷/初赛模拟卷VIII（非有机·答案版）.docx
+++ b/00-首页/题组Word/初赛模拟卷/初赛模拟卷VIII（非有机·答案版）.docx
@@ -55,6 +55,7 @@
     <w:p>
       <w:pPr>
         <w:pStyle w:val="BlockText"/>
+        <w:ind w:firstLine="420"/>
       </w:pPr>
       <w:r>
         <w:rPr>
@@ -875,6 +876,7 @@
     <w:p>
       <w:pPr>
         <w:pStyle w:val="BlockText"/>
+        <w:ind w:firstLine="420"/>
       </w:pPr>
       <w:r>
         <w:rPr>
@@ -952,6 +954,7 @@
     <w:p>
       <w:pPr>
         <w:pStyle w:val="FirstParagraph"/>
+        <w:ind w:firstLine="420"/>
       </w:pPr>
       <w:r>
         <w:rPr>
@@ -1681,6 +1684,7 @@
           <w:ilvl w:val="0"/>
           <w:numId w:val="1001"/>
         </w:numPr>
+        <w:ind w:firstLine="420"/>
       </w:pPr>
       <w:r>
         <w:rPr>
@@ -1814,6 +1818,7 @@
           <w:ilvl w:val="0"/>
           <w:numId w:val="1001"/>
         </w:numPr>
+        <w:ind w:firstLine="420"/>
       </w:pPr>
       <w:r>
         <w:rPr>
@@ -1984,6 +1989,7 @@
           <w:numId w:val="1001"/>
         </w:numPr>
         <w:spacing w:after="80"/>
+        <w:ind w:firstLine="420"/>
       </w:pPr>
       <w:r>
         <w:rPr>
@@ -2147,6 +2153,15 @@
         <w:tblStyle w:val="Table"/>
         <w:tblW w:type="auto" w:w="0"/>
         <w:tblLook w:firstRow="1" w:lastRow="0" w:firstColumn="0" w:lastColumn="0" w:noHBand="0" w:noVBand="0" w:val="0020"/>
+        <w:jc w:val="center"/>
+        <w:tblBorders>
+          <w:top w:val="single" w:sz="12" w:space="0" w:color="333333"/>
+          <w:bottom w:val="single" w:sz="12" w:space="0" w:color="333333"/>
+          <w:left w:val="none"/>
+          <w:right w:val="none"/>
+          <w:insideH w:val="none"/>
+          <w:insideV w:val="none"/>
+        </w:tblBorders>
       </w:tblPr>
       <w:tblGrid>
         <w:gridCol w:w="1320"/>
@@ -2161,7 +2176,11 @@
           <w:tblHeader w:val="on"/>
         </w:trPr>
         <w:tc>
-          <w:tcPr/>
+          <w:tcPr>
+            <w:tcBorders>
+              <w:bottom w:val="single" w:sz="6" w:space="0" w:color="333333"/>
+            </w:tcBorders>
+          </w:tcPr>
           <w:p>
             <w:pPr>
               <w:pStyle w:val="Compact"/>
@@ -2191,7 +2210,11 @@
           </w:p>
         </w:tc>
         <w:tc>
-          <w:tcPr/>
+          <w:tcPr>
+            <w:tcBorders>
+              <w:bottom w:val="single" w:sz="6" w:space="0" w:color="333333"/>
+            </w:tcBorders>
+          </w:tcPr>
           <w:p>
             <w:pPr>
               <w:pStyle w:val="Compact"/>
@@ -2207,7 +2230,11 @@
           </w:p>
         </w:tc>
         <w:tc>
-          <w:tcPr/>
+          <w:tcPr>
+            <w:tcBorders>
+              <w:bottom w:val="single" w:sz="6" w:space="0" w:color="333333"/>
+            </w:tcBorders>
+          </w:tcPr>
           <w:p>
             <w:pPr>
               <w:pStyle w:val="Compact"/>
@@ -2223,7 +2250,11 @@
           </w:p>
         </w:tc>
         <w:tc>
-          <w:tcPr/>
+          <w:tcPr>
+            <w:tcBorders>
+              <w:bottom w:val="single" w:sz="6" w:space="0" w:color="333333"/>
+            </w:tcBorders>
+          </w:tcPr>
           <w:p>
             <w:pPr>
               <w:pStyle w:val="Compact"/>
@@ -2239,7 +2270,11 @@
           </w:p>
         </w:tc>
         <w:tc>
-          <w:tcPr/>
+          <w:tcPr>
+            <w:tcBorders>
+              <w:bottom w:val="single" w:sz="6" w:space="0" w:color="333333"/>
+            </w:tcBorders>
+          </w:tcPr>
           <w:p>
             <w:pPr>
               <w:pStyle w:val="Compact"/>
@@ -2255,7 +2290,11 @@
           </w:p>
         </w:tc>
         <w:tc>
-          <w:tcPr/>
+          <w:tcPr>
+            <w:tcBorders>
+              <w:bottom w:val="single" w:sz="6" w:space="0" w:color="333333"/>
+            </w:tcBorders>
+          </w:tcPr>
           <w:p>
             <w:pPr>
               <w:pStyle w:val="Compact"/>
@@ -2392,6 +2431,7 @@
     <w:p>
       <w:pPr>
         <w:pStyle w:val="FirstParagraph"/>
+        <w:ind w:firstLine="420"/>
       </w:pPr>
       <w:r>
         <w:rPr>
@@ -2549,6 +2589,7 @@
     <w:p>
       <w:pPr>
         <w:pStyle w:val="BlockText"/>
+        <w:ind w:firstLine="420"/>
       </w:pPr>
       <w:r>
         <w:rPr>
@@ -2626,6 +2667,7 @@
     <w:p>
       <w:pPr>
         <w:pStyle w:val="FirstParagraph"/>
+        <w:ind w:firstLine="420"/>
       </w:pPr>
       <w:r>
         <w:rPr>
@@ -3477,6 +3519,7 @@
     <w:p>
       <w:pPr>
         <w:pStyle w:val="BodyText"/>
+        <w:ind w:firstLine="420"/>
       </w:pPr>
       <w:r>
         <w:rPr>
@@ -3611,6 +3654,7 @@
     <w:p>
       <w:pPr>
         <w:pStyle w:val="BodyText"/>
+        <w:ind w:firstLine="420"/>
       </w:pPr>
       <w:r>
         <w:rPr>
@@ -3774,6 +3818,7 @@
     <w:p>
       <w:pPr>
         <w:pStyle w:val="BodyText"/>
+        <w:ind w:firstLine="420"/>
       </w:pPr>
       <w:r>
         <w:rPr>
@@ -3943,6 +3988,7 @@
     <w:p>
       <w:pPr>
         <w:pStyle w:val="BodyText"/>
+        <w:ind w:firstLine="420"/>
       </w:pPr>
       <w:r>
         <w:rPr>
@@ -4011,6 +4057,7 @@
     <w:p>
       <w:pPr>
         <w:pStyle w:val="FirstParagraph"/>
+        <w:ind w:firstLine="420"/>
       </w:pPr>
       <w:r>
         <w:rPr>
@@ -4537,6 +4584,7 @@
     <w:p>
       <w:pPr>
         <w:pStyle w:val="BodyText"/>
+        <w:ind w:firstLine="420"/>
       </w:pPr>
       <w:r>
         <w:rPr>
@@ -5176,6 +5224,7 @@
     <w:p>
       <w:pPr>
         <w:pStyle w:val="BodyText"/>
+        <w:ind w:firstLine="420"/>
       </w:pPr>
       <w:r>
         <w:rPr>
@@ -5831,6 +5880,7 @@
     <w:p>
       <w:pPr>
         <w:pStyle w:val="BodyText"/>
+        <w:ind w:firstLine="420"/>
       </w:pPr>
       <w:r>
         <w:rPr>
@@ -5981,6 +6031,7 @@
     <w:p>
       <w:pPr>
         <w:pStyle w:val="BlockText"/>
+        <w:ind w:firstLine="420"/>
       </w:pPr>
       <w:r>
         <w:rPr>
@@ -6082,6 +6133,7 @@
     <w:p>
       <w:pPr>
         <w:pStyle w:val="FirstParagraph"/>
+        <w:ind w:firstLine="420"/>
       </w:pPr>
       <w:r>
         <w:rPr>
@@ -7010,6 +7062,1516 @@
           <w:rFonts w:hint="eastAsia" w:ascii="Times New Roman" w:hAnsi="Times New Roman" w:eastAsia="FangSong" w:cs="Times New Roman"/>
         </w:rPr>
         <w:t>其裂变反应可表述如下</w:t>
+      </w:r>
+      <w:r>
+        <w:rPr>
+          <w:rFonts w:hint="eastAsia" w:ascii="Times New Roman" w:hAnsi="Times New Roman" w:eastAsia="Times New Roman" w:cs="Times New Roman"/>
+        </w:rPr>
+        <w:t>：</w:t>
+      </w:r>
+    </w:p>
+    <w:p>
+      <w:pPr>
+        <w:pStyle w:val="BodyText"/>
+        <w:ind w:firstLine="420"/>
+      </w:pPr>
+      <m:oMath>
+        <m:oMathPr>
+          <m:ctrlPr>
+            <w:rPr>
+              <w:sz w:val="28"/>
+              <w:szCs w:val="28"/>
+            </w:rPr>
+          </m:ctrlPr>
+        </m:oMathPr>
+        <m:sSup>
+          <m:e>
+            <m:r>
+              <m:rPr>
+                <m:sty m:val="p"/>
+              </m:rPr>
+              <m:t>​</m:t>
+            </m:r>
+          </m:e>
+          <m:sup>
+            <m:r>
+              <m:rPr>
+                <m:sty m:val="p"/>
+              </m:rPr>
+              <m:t>235</m:t>
+            </m:r>
+          </m:sup>
+        </m:sSup>
+        <m:r>
+          <m:rPr>
+            <m:sty m:val="p"/>
+          </m:rPr>
+          <m:t>U</m:t>
+        </m:r>
+        <m:r>
+          <m:rPr>
+            <m:sty m:val="p"/>
+          </m:rPr>
+          <m:t>+</m:t>
+        </m:r>
+        <m:r>
+          <m:rPr>
+            <m:sty m:val="p"/>
+          </m:rPr>
+          <m:t>n</m:t>
+        </m:r>
+        <m:r>
+          <m:rPr>
+            <m:sty m:val="p"/>
+          </m:rPr>
+          <m:t>→</m:t>
+        </m:r>
+        <m:sSup>
+          <m:e>
+            <m:r>
+              <m:rPr>
+                <m:sty m:val="p"/>
+              </m:rPr>
+              <m:t>U</m:t>
+            </m:r>
+          </m:e>
+          <m:sup>
+            <m:r>
+              <m:rPr>
+                <m:sty m:val="p"/>
+              </m:rPr>
+              <m:t>*</m:t>
+            </m:r>
+          </m:sup>
+        </m:sSup>
+        <m:r>
+          <m:rPr>
+            <m:sty m:val="p"/>
+          </m:rPr>
+          <m:t>→</m:t>
+        </m:r>
+      </m:oMath>
+      <w:r>
+        <w:rPr>
+          <w:rFonts w:ascii="Times New Roman" w:hAnsi="Times New Roman" w:eastAsia="Times New Roman" w:cs="Times New Roman"/>
+        </w:rPr>
+        <w:t xml:space="preserve"> </w:t>
+      </w:r>
+      <w:r>
+        <w:rPr>
+          <w:rFonts w:hint="eastAsia" w:ascii="Times New Roman" w:hAnsi="Times New Roman" w:eastAsia="FangSong" w:cs="Times New Roman"/>
+        </w:rPr>
+        <w:t xml:space="preserve">裂变产物</w:t>
+      </w:r>
+      <w:r>
+        <w:rPr>
+          <w:rFonts w:ascii="Times New Roman" w:hAnsi="Times New Roman" w:eastAsia="Times New Roman" w:cs="Times New Roman"/>
+        </w:rPr>
+        <w:t xml:space="preserve"> </w:t>
+      </w:r>
+      <m:oMath>
+        <m:oMathPr>
+          <m:ctrlPr>
+            <w:rPr>
+              <w:sz w:val="28"/>
+              <w:szCs w:val="28"/>
+            </w:rPr>
+          </m:ctrlPr>
+        </m:oMathPr>
+        <m:r>
+          <m:rPr>
+            <m:sty m:val="p"/>
+          </m:rPr>
+          <m:t>+</m:t>
+        </m:r>
+        <m:r>
+          <m:t>2</m:t>
+        </m:r>
+        <m:r>
+          <m:rPr>
+            <m:sty m:val="p"/>
+          </m:rPr>
+          <m:t>∼</m:t>
+        </m:r>
+        <m:r>
+          <m:t>3</m:t>
+        </m:r>
+        <m:r>
+          <m:t>n</m:t>
+        </m:r>
+        <m:r>
+          <m:rPr>
+            <m:sty m:val="p"/>
+          </m:rPr>
+          <m:t>+</m:t>
+        </m:r>
+        <m:r>
+          <m:t>200</m:t>
+        </m:r>
+        <m:r>
+          <m:t> </m:t>
+        </m:r>
+        <m:r>
+          <m:rPr>
+            <m:sty m:val="p"/>
+          </m:rPr>
+          <m:t>M</m:t>
+        </m:r>
+        <m:r>
+          <m:rPr>
+            <m:sty m:val="p"/>
+          </m:rPr>
+          <m:t>e</m:t>
+        </m:r>
+        <m:r>
+          <m:rPr>
+            <m:sty m:val="p"/>
+          </m:rPr>
+          <m:t>V</m:t>
+        </m:r>
+        <m:sSup>
+          <m:e>
+            <m:r>
+              <m:rPr>
+                <m:sty m:val="p"/>
+              </m:rPr>
+              <m:t>/</m:t>
+            </m:r>
+          </m:e>
+          <m:sup>
+            <m:r>
+              <m:rPr>
+                <m:sty m:val="p"/>
+              </m:rPr>
+              <m:t>235</m:t>
+            </m:r>
+          </m:sup>
+        </m:sSup>
+        <m:r>
+          <m:rPr>
+            <m:sty m:val="p"/>
+          </m:rPr>
+          <m:t>U</m:t>
+        </m:r>
+        <m:r>
+          <m:rPr>
+            <m:sty m:val="p"/>
+          </m:rPr>
+          <m:t> </m:t>
+        </m:r>
+        <m:r>
+          <m:rPr>
+            <m:sty m:val="p"/>
+          </m:rPr>
+          <m:t>核</m:t>
+        </m:r>
+      </m:oMath>
+    </w:p>
+    <w:p>
+      <w:pPr>
+        <w:pStyle w:val="BodyText"/>
+        <w:ind w:firstLine="420"/>
+      </w:pPr>
+      <w:r>
+        <w:rPr>
+          <w:rFonts w:ascii="Times New Roman" w:hAnsi="Times New Roman" w:eastAsia="Times New Roman" w:cs="Times New Roman"/>
+        </w:rPr>
+        <w:t xml:space="preserve">3-1 </w:t>
+      </w:r>
+      <w:r>
+        <w:rPr>
+          <w:rFonts w:hint="eastAsia" w:ascii="Times New Roman" w:hAnsi="Times New Roman" w:eastAsia="FangSong" w:cs="Times New Roman"/>
+        </w:rPr>
+        <w:t xml:space="preserve">计算每完成一次</w:t>
+      </w:r>
+      <w:r>
+        <w:rPr>
+          <w:rFonts w:ascii="Times New Roman" w:hAnsi="Times New Roman" w:eastAsia="Times New Roman" w:cs="Times New Roman"/>
+        </w:rPr>
+        <w:t xml:space="preserve"> </w:t>
+      </w:r>
+      <m:oMath>
+        <m:oMathPr>
+          <m:ctrlPr>
+            <w:rPr>
+              <w:sz w:val="28"/>
+              <w:szCs w:val="28"/>
+            </w:rPr>
+          </m:ctrlPr>
+        </m:oMathPr>
+        <m:sSup>
+          <m:e>
+            <m:r>
+              <m:rPr>
+                <m:sty m:val="p"/>
+              </m:rPr>
+              <m:t>​</m:t>
+            </m:r>
+          </m:e>
+          <m:sup>
+            <m:r>
+              <m:rPr>
+                <m:sty m:val="p"/>
+              </m:rPr>
+              <m:t>238</m:t>
+            </m:r>
+          </m:sup>
+        </m:sSup>
+        <m:r>
+          <m:rPr>
+            <m:sty m:val="p"/>
+          </m:rPr>
+          <m:t>U</m:t>
+        </m:r>
+        <m:sSup>
+          <m:e>
+            <m:r>
+              <m:rPr>
+                <m:sty m:val="p"/>
+              </m:rPr>
+              <m:t>→</m:t>
+            </m:r>
+          </m:e>
+          <m:sup>
+            <m:r>
+              <m:rPr>
+                <m:sty m:val="p"/>
+              </m:rPr>
+              <m:t>206</m:t>
+            </m:r>
+          </m:sup>
+        </m:sSup>
+        <m:r>
+          <m:rPr>
+            <m:sty m:val="p"/>
+          </m:rPr>
+          <m:t>P</m:t>
+        </m:r>
+        <m:r>
+          <m:rPr>
+            <m:sty m:val="p"/>
+          </m:rPr>
+          <m:t>b</m:t>
+        </m:r>
+      </m:oMath>
+      <w:r>
+        <w:rPr>
+          <w:rFonts w:ascii="Times New Roman" w:hAnsi="Times New Roman" w:eastAsia="Times New Roman" w:cs="Times New Roman"/>
+        </w:rPr>
+        <w:t xml:space="preserve"> </w:t>
+      </w:r>
+      <w:r>
+        <w:rPr>
+          <w:rFonts w:hint="eastAsia" w:ascii="Times New Roman" w:hAnsi="Times New Roman" w:eastAsia="FangSong" w:cs="Times New Roman"/>
+        </w:rPr>
+        <w:t xml:space="preserve">和</w:t>
+      </w:r>
+      <w:r>
+        <w:rPr>
+          <w:rFonts w:ascii="Times New Roman" w:hAnsi="Times New Roman" w:eastAsia="Times New Roman" w:cs="Times New Roman"/>
+        </w:rPr>
+        <w:t xml:space="preserve"> </w:t>
+      </w:r>
+      <m:oMath>
+        <m:oMathPr>
+          <m:ctrlPr>
+            <w:rPr>
+              <w:sz w:val="28"/>
+              <w:szCs w:val="28"/>
+            </w:rPr>
+          </m:ctrlPr>
+        </m:oMathPr>
+        <m:sSup>
+          <m:e>
+            <m:r>
+              <m:rPr>
+                <m:sty m:val="p"/>
+              </m:rPr>
+              <m:t>​</m:t>
+            </m:r>
+          </m:e>
+          <m:sup>
+            <m:r>
+              <m:rPr>
+                <m:sty m:val="p"/>
+              </m:rPr>
+              <m:t>235</m:t>
+            </m:r>
+          </m:sup>
+        </m:sSup>
+        <m:r>
+          <m:rPr>
+            <m:sty m:val="p"/>
+          </m:rPr>
+          <m:t>U</m:t>
+        </m:r>
+        <m:sSup>
+          <m:e>
+            <m:r>
+              <m:rPr>
+                <m:sty m:val="p"/>
+              </m:rPr>
+              <m:t>→</m:t>
+            </m:r>
+          </m:e>
+          <m:sup>
+            <m:r>
+              <m:rPr>
+                <m:sty m:val="p"/>
+              </m:rPr>
+              <m:t>207</m:t>
+            </m:r>
+          </m:sup>
+        </m:sSup>
+        <m:r>
+          <m:rPr>
+            <m:sty m:val="p"/>
+          </m:rPr>
+          <m:t>P</m:t>
+        </m:r>
+        <m:r>
+          <m:rPr>
+            <m:sty m:val="p"/>
+          </m:rPr>
+          <m:t>b</m:t>
+        </m:r>
+      </m:oMath>
+      <w:r>
+        <w:rPr>
+          <w:rFonts w:ascii="Times New Roman" w:hAnsi="Times New Roman" w:eastAsia="Times New Roman" w:cs="Times New Roman"/>
+        </w:rPr>
+        <w:t xml:space="preserve"> </w:t>
+      </w:r>
+      <w:r>
+        <w:rPr>
+          <w:rFonts w:hint="eastAsia" w:ascii="Times New Roman" w:hAnsi="Times New Roman" w:eastAsia="FangSong" w:cs="Times New Roman"/>
+        </w:rPr>
+        <w:t xml:space="preserve">两个天然放射性元素蜕变系列分别总共放出多少</w:t>
+      </w:r>
+      <w:r>
+        <w:rPr>
+          <w:rFonts w:ascii="Times New Roman" w:hAnsi="Times New Roman" w:eastAsia="Times New Roman" w:cs="Times New Roman"/>
+        </w:rPr>
+        <w:t xml:space="preserve"> </w:t>
+      </w:r>
+      <w:r>
+        <w:rPr>
+          <w:rFonts w:hint="eastAsia" w:ascii="Times New Roman" w:hAnsi="Times New Roman" w:eastAsia="Times New Roman" w:cs="Times New Roman"/>
+        </w:rPr>
+        <w:t>α-</w:t>
+      </w:r>
+      <w:r>
+        <w:rPr>
+          <w:rFonts w:hint="eastAsia" w:ascii="Times New Roman" w:hAnsi="Times New Roman" w:eastAsia="FangSong" w:cs="Times New Roman"/>
+        </w:rPr>
+        <w:t>粒子和</w:t>
+      </w:r>
+      <w:r>
+        <w:rPr>
+          <w:rFonts w:ascii="Times New Roman" w:hAnsi="Times New Roman" w:eastAsia="Times New Roman" w:cs="Times New Roman"/>
+        </w:rPr>
+        <w:t xml:space="preserve"> </w:t>
+      </w:r>
+      <w:r>
+        <w:rPr>
+          <w:rFonts w:hint="eastAsia" w:ascii="Times New Roman" w:hAnsi="Times New Roman" w:eastAsia="Times New Roman" w:cs="Times New Roman"/>
+        </w:rPr>
+        <w:t>β-</w:t>
+      </w:r>
+      <w:r>
+        <w:rPr>
+          <w:rFonts w:hint="eastAsia" w:ascii="Times New Roman" w:hAnsi="Times New Roman" w:eastAsia="FangSong" w:cs="Times New Roman"/>
+        </w:rPr>
+        <w:t>粒子</w:t>
+      </w:r>
+      <w:r>
+        <w:rPr>
+          <w:rFonts w:hint="eastAsia" w:ascii="Times New Roman" w:hAnsi="Times New Roman" w:eastAsia="Times New Roman" w:cs="Times New Roman"/>
+        </w:rPr>
+        <w:t>。</w:t>
+      </w:r>
+    </w:p>
+    <w:p>
+      <w:pPr>
+        <w:pStyle w:val="BodyText"/>
+        <w:ind w:firstLine="420"/>
+      </w:pPr>
+      <w:r>
+        <w:rPr>
+          <w:rFonts w:ascii="Times New Roman" w:hAnsi="Times New Roman" w:eastAsia="Times New Roman" w:cs="Times New Roman"/>
+        </w:rPr>
+        <w:t xml:space="preserve">3-2 </w:t>
+      </w:r>
+      <w:r>
+        <w:rPr>
+          <w:rFonts w:hint="eastAsia" w:ascii="Times New Roman" w:hAnsi="Times New Roman" w:eastAsia="FangSong" w:cs="Times New Roman"/>
+        </w:rPr>
+        <w:t>解释为什么在这两个蜕变系列中某些元素的出现不止一次</w:t>
+      </w:r>
+      <w:r>
+        <w:rPr>
+          <w:rFonts w:hint="eastAsia" w:ascii="Times New Roman" w:hAnsi="Times New Roman" w:eastAsia="Times New Roman" w:cs="Times New Roman"/>
+        </w:rPr>
+        <w:t>。</w:t>
+      </w:r>
+    </w:p>
+    <w:p>
+      <w:pPr>
+        <w:pStyle w:val="BodyText"/>
+        <w:ind w:firstLine="420"/>
+      </w:pPr>
+      <w:r>
+        <w:rPr>
+          <w:rFonts w:ascii="Times New Roman" w:hAnsi="Times New Roman" w:eastAsia="Times New Roman" w:cs="Times New Roman"/>
+        </w:rPr>
+        <w:t xml:space="preserve">3-3 </w:t>
+      </w:r>
+      <w:r>
+        <w:rPr>
+          <w:rFonts w:hint="eastAsia" w:ascii="Times New Roman" w:hAnsi="Times New Roman" w:eastAsia="FangSong" w:cs="Times New Roman"/>
+        </w:rPr>
+        <w:t>假定在核合成时期得到等量的铀同位素</w:t>
+      </w:r>
+      <w:r>
+        <w:rPr>
+          <w:rFonts w:hint="eastAsia" w:ascii="Times New Roman" w:hAnsi="Times New Roman" w:eastAsia="Times New Roman" w:cs="Times New Roman"/>
+        </w:rPr>
+        <w:t>（</w:t>
+      </w:r>
+      <m:oMath>
+        <m:oMathPr>
+          <m:ctrlPr>
+            <w:rPr>
+              <w:sz w:val="28"/>
+              <w:szCs w:val="28"/>
+            </w:rPr>
+          </m:ctrlPr>
+        </m:oMathPr>
+        <m:sSup>
+          <m:e>
+            <m:r>
+              <m:rPr>
+                <m:sty m:val="p"/>
+              </m:rPr>
+              <m:t>​</m:t>
+            </m:r>
+          </m:e>
+          <m:sup>
+            <m:r>
+              <m:rPr>
+                <m:sty m:val="p"/>
+              </m:rPr>
+              <m:t>235</m:t>
+            </m:r>
+          </m:sup>
+        </m:sSup>
+        <m:r>
+          <m:rPr>
+            <m:sty m:val="p"/>
+          </m:rPr>
+          <m:t>U</m:t>
+        </m:r>
+        <m:sSup>
+          <m:e>
+            <m:r>
+              <m:rPr>
+                <m:sty m:val="p"/>
+              </m:rPr>
+              <m:t>:</m:t>
+            </m:r>
+          </m:e>
+          <m:sup>
+            <m:r>
+              <m:rPr>
+                <m:sty m:val="p"/>
+              </m:rPr>
+              <m:t>238</m:t>
+            </m:r>
+          </m:sup>
+        </m:sSup>
+        <m:r>
+          <m:rPr>
+            <m:sty m:val="p"/>
+          </m:rPr>
+          <m:t>U</m:t>
+        </m:r>
+        <m:r>
+          <m:rPr>
+            <m:sty m:val="p"/>
+          </m:rPr>
+          <m:t>=</m:t>
+        </m:r>
+        <m:r>
+          <m:rPr>
+            <m:sty m:val="p"/>
+          </m:rPr>
+          <m:t>1</m:t>
+        </m:r>
+        <m:r>
+          <m:rPr>
+            <m:sty m:val="p"/>
+          </m:rPr>
+          <m:t>:</m:t>
+        </m:r>
+        <m:r>
+          <m:rPr>
+            <m:sty m:val="p"/>
+          </m:rPr>
+          <m:t>1</m:t>
+        </m:r>
+      </m:oMath>
+      <w:r>
+        <w:rPr>
+          <w:rFonts w:hint="eastAsia" w:ascii="Times New Roman" w:hAnsi="Times New Roman" w:eastAsia="Times New Roman" w:cs="Times New Roman"/>
+        </w:rPr>
+        <w:t>），</w:t>
+      </w:r>
+      <w:r>
+        <w:rPr>
+          <w:rFonts w:hint="eastAsia" w:ascii="Times New Roman" w:hAnsi="Times New Roman" w:eastAsia="FangSong" w:cs="Times New Roman"/>
+        </w:rPr>
+        <w:t>计算地球的年龄</w:t>
+      </w:r>
+      <w:r>
+        <w:rPr>
+          <w:rFonts w:hint="eastAsia" w:ascii="Times New Roman" w:hAnsi="Times New Roman" w:eastAsia="Times New Roman" w:cs="Times New Roman"/>
+        </w:rPr>
+        <w:t>（</w:t>
+      </w:r>
+      <w:r>
+        <w:rPr>
+          <w:rFonts w:hint="eastAsia" w:ascii="Times New Roman" w:hAnsi="Times New Roman" w:eastAsia="FangSong" w:cs="Times New Roman"/>
+        </w:rPr>
+        <w:t>即自核合成至今的时间</w:t>
+      </w:r>
+      <w:r>
+        <w:rPr>
+          <w:rFonts w:hint="eastAsia" w:ascii="Times New Roman" w:hAnsi="Times New Roman" w:eastAsia="Times New Roman" w:cs="Times New Roman"/>
+        </w:rPr>
+        <w:t>）。</w:t>
+      </w:r>
+    </w:p>
+    <w:p>
+      <w:pPr>
+        <w:pStyle w:val="BodyText"/>
+        <w:ind w:firstLine="420"/>
+      </w:pPr>
+      <w:r>
+        <w:rPr>
+          <w:rFonts w:ascii="Times New Roman" w:hAnsi="Times New Roman" w:eastAsia="Times New Roman" w:cs="Times New Roman"/>
+        </w:rPr>
+        <w:t xml:space="preserve">3-4 </w:t>
+      </w:r>
+      <w:r>
+        <w:rPr>
+          <w:rFonts w:hint="eastAsia" w:ascii="Times New Roman" w:hAnsi="Times New Roman" w:eastAsia="FangSong" w:cs="Times New Roman"/>
+        </w:rPr>
+        <w:t xml:space="preserve">计算与</w:t>
+      </w:r>
+      <w:r>
+        <w:rPr>
+          <w:rFonts w:ascii="Times New Roman" w:hAnsi="Times New Roman" w:eastAsia="Times New Roman" w:cs="Times New Roman"/>
+        </w:rPr>
+        <w:t xml:space="preserve"> </w:t>
+      </w:r>
+      <m:oMath>
+        <m:oMathPr>
+          <m:ctrlPr>
+            <w:rPr>
+              <w:sz w:val="28"/>
+              <w:szCs w:val="28"/>
+            </w:rPr>
+          </m:ctrlPr>
+        </m:oMathPr>
+        <m:r>
+          <m:t>1</m:t>
+        </m:r>
+        <m:r>
+          <m:t> </m:t>
+        </m:r>
+        <m:r>
+          <m:rPr>
+            <m:sty m:val="p"/>
+          </m:rPr>
+          <m:t>g</m:t>
+        </m:r>
+        <m:sSup>
+          <m:e>
+            <m:r>
+              <m:rPr>
+                <m:sty m:val="p"/>
+              </m:rPr>
+              <m:t> </m:t>
+            </m:r>
+          </m:e>
+          <m:sup>
+            <m:r>
+              <m:rPr>
+                <m:sty m:val="p"/>
+              </m:rPr>
+              <m:t>235</m:t>
+            </m:r>
+          </m:sup>
+        </m:sSup>
+        <m:r>
+          <m:rPr>
+            <m:sty m:val="p"/>
+          </m:rPr>
+          <m:t>U</m:t>
+        </m:r>
+      </m:oMath>
+      <w:r>
+        <w:rPr>
+          <w:rFonts w:ascii="Times New Roman" w:hAnsi="Times New Roman" w:eastAsia="Times New Roman" w:cs="Times New Roman"/>
+        </w:rPr>
+        <w:t xml:space="preserve"> </w:t>
+      </w:r>
+      <w:r>
+        <w:rPr>
+          <w:rFonts w:hint="eastAsia" w:ascii="Times New Roman" w:hAnsi="Times New Roman" w:eastAsia="FangSong" w:cs="Times New Roman"/>
+        </w:rPr>
+        <w:t>裂变释放的能量相等</w:t>
+      </w:r>
+      <w:r>
+        <w:rPr>
+          <w:rFonts w:hint="eastAsia" w:ascii="Times New Roman" w:hAnsi="Times New Roman" w:eastAsia="Times New Roman" w:cs="Times New Roman"/>
+        </w:rPr>
+        <w:t>（</w:t>
+      </w:r>
+      <w:r>
+        <w:rPr>
+          <w:rFonts w:hint="eastAsia" w:ascii="Times New Roman" w:hAnsi="Times New Roman" w:eastAsia="FangSong" w:cs="Times New Roman"/>
+        </w:rPr>
+        <w:t>所需燃烧的</w:t>
+      </w:r>
+      <w:r>
+        <w:rPr>
+          <w:rFonts w:hint="eastAsia" w:ascii="Times New Roman" w:hAnsi="Times New Roman" w:eastAsia="Times New Roman" w:cs="Times New Roman"/>
+        </w:rPr>
+        <w:t>）</w:t>
+      </w:r>
+      <w:r>
+        <w:rPr>
+          <w:rFonts w:hint="eastAsia" w:ascii="Times New Roman" w:hAnsi="Times New Roman" w:eastAsia="FangSong" w:cs="Times New Roman"/>
+        </w:rPr>
+        <w:t>碳的量</w:t>
+      </w:r>
+      <w:r>
+        <w:rPr>
+          <w:rFonts w:ascii="Times New Roman" w:hAnsi="Times New Roman" w:eastAsia="Times New Roman" w:cs="Times New Roman"/>
+        </w:rPr>
+        <w:t xml:space="preserve"> </w:t>
+      </w:r>
+      <w:r>
+        <w:rPr>
+          <w:rFonts w:hint="eastAsia" w:ascii="Times New Roman" w:hAnsi="Times New Roman" w:eastAsia="Times New Roman" w:cs="Times New Roman"/>
+        </w:rPr>
+        <w:t>/g（</w:t>
+      </w:r>
+      <w:r>
+        <w:rPr>
+          <w:rFonts w:hint="eastAsia" w:ascii="Times New Roman" w:hAnsi="Times New Roman" w:eastAsia="FangSong" w:cs="Times New Roman"/>
+        </w:rPr>
+        <w:t>碳因发生如下反应而释放能量</w:t>
+      </w:r>
+      <w:r>
+        <w:rPr>
+          <w:rFonts w:hint="eastAsia" w:ascii="Times New Roman" w:hAnsi="Times New Roman" w:eastAsia="Times New Roman" w:cs="Times New Roman"/>
+        </w:rPr>
+        <w:t>）：</w:t>
+      </w:r>
+      <m:oMath>
+        <m:oMathPr>
+          <m:ctrlPr>
+            <w:rPr>
+              <w:sz w:val="28"/>
+              <w:szCs w:val="28"/>
+            </w:rPr>
+          </m:ctrlPr>
+        </m:oMathPr>
+        <m:r>
+          <m:rPr>
+            <m:sty m:val="p"/>
+          </m:rPr>
+          <m:t>C</m:t>
+        </m:r>
+        <m:r>
+          <m:rPr>
+            <m:sty m:val="p"/>
+          </m:rPr>
+          <m:t>+</m:t>
+        </m:r>
+        <m:sSub>
+          <m:e>
+            <m:r>
+              <m:rPr>
+                <m:sty m:val="p"/>
+              </m:rPr>
+              <m:t>O</m:t>
+            </m:r>
+          </m:e>
+          <m:sub>
+            <m:r>
+              <m:rPr>
+                <m:sty m:val="p"/>
+              </m:rPr>
+              <m:t>2</m:t>
+            </m:r>
+          </m:sub>
+        </m:sSub>
+        <m:r>
+          <m:rPr>
+            <m:sty m:val="p"/>
+          </m:rPr>
+          <m:t>→</m:t>
+        </m:r>
+        <m:r>
+          <m:rPr>
+            <m:sty m:val="p"/>
+          </m:rPr>
+          <m:t>C</m:t>
+        </m:r>
+        <m:sSub>
+          <m:e>
+            <m:r>
+              <m:rPr>
+                <m:sty m:val="p"/>
+              </m:rPr>
+              <m:t>O</m:t>
+            </m:r>
+          </m:e>
+          <m:sub>
+            <m:r>
+              <m:rPr>
+                <m:sty m:val="p"/>
+              </m:rPr>
+              <m:t>2</m:t>
+            </m:r>
+          </m:sub>
+        </m:sSub>
+        <m:r>
+          <m:rPr>
+            <m:sty m:val="p"/>
+          </m:rPr>
+          <m:t>+</m:t>
+        </m:r>
+        <m:r>
+          <m:rPr>
+            <m:sty m:val="p"/>
+          </m:rPr>
+          <m:t>393.5</m:t>
+        </m:r>
+        <m:r>
+          <m:rPr>
+            <m:sty m:val="p"/>
+          </m:rPr>
+          <m:t> </m:t>
+        </m:r>
+        <m:r>
+          <m:rPr>
+            <m:sty m:val="p"/>
+          </m:rPr>
+          <m:t>k</m:t>
+        </m:r>
+        <m:r>
+          <m:rPr>
+            <m:sty m:val="p"/>
+          </m:rPr>
+          <m:t>J</m:t>
+        </m:r>
+        <m:r>
+          <m:rPr>
+            <m:sty m:val="p"/>
+          </m:rPr>
+          <m:t>⋅</m:t>
+        </m:r>
+        <m:r>
+          <m:rPr>
+            <m:sty m:val="p"/>
+          </m:rPr>
+          <m:t>m</m:t>
+        </m:r>
+        <m:r>
+          <m:rPr>
+            <m:sty m:val="p"/>
+          </m:rPr>
+          <m:t>o</m:t>
+        </m:r>
+        <m:sSup>
+          <m:e>
+            <m:r>
+              <m:rPr>
+                <m:sty m:val="p"/>
+              </m:rPr>
+              <m:t>l</m:t>
+            </m:r>
+          </m:e>
+          <m:sup>
+            <m:r>
+              <m:rPr>
+                <m:sty m:val="p"/>
+              </m:rPr>
+              <m:t>−</m:t>
+            </m:r>
+            <m:r>
+              <m:rPr>
+                <m:sty m:val="p"/>
+              </m:rPr>
+              <m:t>1</m:t>
+            </m:r>
+          </m:sup>
+        </m:sSup>
+      </m:oMath>
+      <w:r>
+        <w:rPr>
+          <w:rFonts w:hint="eastAsia" w:ascii="Times New Roman" w:hAnsi="Times New Roman" w:eastAsia="Times New Roman" w:cs="Times New Roman"/>
+        </w:rPr>
+        <w:t>（</w:t>
+      </w:r>
+      <w:r>
+        <w:rPr>
+          <w:rFonts w:hint="eastAsia" w:ascii="Times New Roman" w:hAnsi="Times New Roman" w:eastAsia="FangSong" w:cs="Times New Roman"/>
+        </w:rPr>
+        <w:t>或</w:t>
+      </w:r>
+      <w:r>
+        <w:rPr>
+          <w:rFonts w:ascii="Times New Roman" w:hAnsi="Times New Roman" w:eastAsia="Times New Roman" w:cs="Times New Roman"/>
+        </w:rPr>
+        <w:t xml:space="preserve"> 4.1 </w:t>
+      </w:r>
+      <w:r>
+        <w:rPr>
+          <w:rFonts w:hint="eastAsia" w:ascii="Times New Roman" w:hAnsi="Times New Roman" w:eastAsia="Times New Roman" w:cs="Times New Roman"/>
+        </w:rPr>
+        <w:t>eV/</w:t>
+      </w:r>
+      <w:r>
+        <w:rPr>
+          <w:rFonts w:hint="eastAsia" w:ascii="Times New Roman" w:hAnsi="Times New Roman" w:eastAsia="FangSong" w:cs="Times New Roman"/>
+        </w:rPr>
+        <w:t>分子</w:t>
+      </w:r>
+      <w:r>
+        <w:rPr>
+          <w:rFonts w:hint="eastAsia" w:ascii="Times New Roman" w:hAnsi="Times New Roman" w:eastAsia="Times New Roman" w:cs="Times New Roman"/>
+        </w:rPr>
+        <w:t>）。</w:t>
+      </w:r>
+    </w:p>
+    <w:bookmarkStart w:id="13" w:name="答案-2"/>
+    <w:p>
+      <w:pPr>
+        <w:pStyle w:val="Heading4"/>
+        <w:spacing w:before="280" w:after="120"/>
+      </w:pPr>
+      <w:r>
+        <w:rPr>
+          <w:rFonts w:hint="eastAsia" w:ascii="Times New Roman" w:hAnsi="Times New Roman" w:eastAsia="SimHei" w:cs="Times New Roman"/>
+        </w:rPr>
+        <w:t xml:space="preserve">答案</w:t>
+      </w:r>
+    </w:p>
+    <w:p>
+      <w:pPr>
+        <w:pStyle w:val="FirstParagraph"/>
+        <w:ind w:firstLine="420"/>
+      </w:pPr>
+      <w:r>
+        <w:rPr>
+          <w:rFonts w:ascii="Times New Roman" w:hAnsi="Times New Roman" w:eastAsia="Times New Roman" w:cs="Times New Roman"/>
+          <w:b/>
+          <w:bCs/>
+        </w:rPr>
+        <w:t xml:space="preserve">3-1</w:t>
+      </w:r>
+      <w:r>
+        <w:rPr>
+          <w:rFonts w:ascii="Times New Roman" w:hAnsi="Times New Roman" w:eastAsia="Times New Roman" w:cs="Times New Roman"/>
+        </w:rPr>
+        <w:t xml:space="preserve"> </w:t>
+      </w:r>
+      <w:r>
+        <w:rPr>
+          <w:rFonts w:ascii="Times New Roman" w:hAnsi="Times New Roman" w:eastAsia="Times New Roman" w:cs="Times New Roman"/>
+        </w:rPr>
+        <w:t xml:space="preserve">α </w:t>
+      </w:r>
+      <w:r>
+        <w:rPr>
+          <w:rFonts w:hint="eastAsia" w:ascii="Times New Roman" w:hAnsi="Times New Roman" w:eastAsia="FangSong" w:cs="Times New Roman"/>
+        </w:rPr>
+        <w:t>衰变</w:t>
+      </w:r>
+      <w:r>
+        <w:rPr>
+          <w:rFonts w:hint="eastAsia" w:ascii="Times New Roman" w:hAnsi="Times New Roman" w:eastAsia="Times New Roman" w:cs="Times New Roman"/>
+        </w:rPr>
+        <w:t>：</w:t>
+      </w:r>
+      <m:oMath>
+        <m:oMathPr>
+          <m:ctrlPr>
+            <w:rPr>
+              <w:sz w:val="28"/>
+              <w:szCs w:val="28"/>
+            </w:rPr>
+          </m:ctrlPr>
+        </m:oMathPr>
+        <m:r>
+          <m:t>X</m:t>
+        </m:r>
+        <m:r>
+          <m:rPr>
+            <m:sty m:val="p"/>
+          </m:rPr>
+          <m:t>(</m:t>
+        </m:r>
+        <m:r>
+          <m:t>A</m:t>
+        </m:r>
+        <m:r>
+          <m:rPr>
+            <m:sty m:val="p"/>
+          </m:rPr>
+          <m:t>,</m:t>
+        </m:r>
+        <m:r>
+          <m:t>Z</m:t>
+        </m:r>
+        <m:r>
+          <m:rPr>
+            <m:sty m:val="p"/>
+          </m:rPr>
+          <m:t>)</m:t>
+        </m:r>
+        <m:r>
+          <m:rPr>
+            <m:sty m:val="p"/>
+          </m:rPr>
+          <m:t>→</m:t>
+        </m:r>
+        <m:r>
+          <m:t>X</m:t>
+        </m:r>
+        <m:r>
+          <m:rPr>
+            <m:sty m:val="p"/>
+          </m:rPr>
+          <m:t>(</m:t>
+        </m:r>
+        <m:r>
+          <m:t>A</m:t>
+        </m:r>
+        <m:r>
+          <m:rPr>
+            <m:sty m:val="p"/>
+          </m:rPr>
+          <m:t>−</m:t>
+        </m:r>
+        <m:r>
+          <m:t>4</m:t>
+        </m:r>
+        <m:r>
+          <m:rPr>
+            <m:sty m:val="p"/>
+          </m:rPr>
+          <m:t>,</m:t>
+        </m:r>
+        <m:r>
+          <m:t>Z</m:t>
+        </m:r>
+        <m:r>
+          <m:rPr>
+            <m:sty m:val="p"/>
+          </m:rPr>
+          <m:t>−</m:t>
+        </m:r>
+        <m:r>
+          <m:t>2</m:t>
+        </m:r>
+        <m:r>
+          <m:rPr>
+            <m:sty m:val="p"/>
+          </m:rPr>
+          <m:t>)</m:t>
+        </m:r>
+        <m:r>
+          <m:rPr>
+            <m:sty m:val="p"/>
+          </m:rPr>
+          <m:t>+</m:t>
+        </m:r>
+        <m:sSup>
+          <m:e>
+            <m:r>
+              <m:rPr>
+                <m:sty m:val="p"/>
+              </m:rPr>
+              <m:t>​</m:t>
+            </m:r>
+          </m:e>
+          <m:sup>
+            <m:r>
+              <m:rPr>
+                <m:sty m:val="p"/>
+              </m:rPr>
+              <m:t>4</m:t>
+            </m:r>
+          </m:sup>
+        </m:sSup>
+        <m:r>
+          <m:rPr>
+            <m:sty m:val="p"/>
+          </m:rPr>
+          <m:t>H</m:t>
+        </m:r>
+        <m:sSup>
+          <m:e>
+            <m:r>
+              <m:rPr>
+                <m:sty m:val="p"/>
+              </m:rPr>
+              <m:t>e</m:t>
+            </m:r>
+          </m:e>
+          <m:sup>
+            <m:r>
+              <m:rPr>
+                <m:sty m:val="p"/>
+              </m:rPr>
+              <m:t>2</m:t>
+            </m:r>
+            <m:r>
+              <m:rPr>
+                <m:sty m:val="p"/>
+              </m:rPr>
+              <m:t>+</m:t>
+            </m:r>
+          </m:sup>
+        </m:sSup>
+      </m:oMath>
+      <w:r>
+        <w:rPr>
+          <w:rFonts w:hint="eastAsia" w:ascii="Times New Roman" w:hAnsi="Times New Roman" w:eastAsia="Times New Roman" w:cs="Times New Roman"/>
+        </w:rPr>
+        <w:t xml:space="preserve">（ΔA</w:t>
+      </w:r>
+      <w:r>
+        <w:rPr>
+          <w:rFonts w:ascii="Times New Roman" w:hAnsi="Times New Roman" w:eastAsia="Times New Roman" w:cs="Times New Roman"/>
+        </w:rPr>
+        <w:t xml:space="preserve"> = −4, ΔZ = </w:t>
+      </w:r>
+      <w:r>
+        <w:rPr>
+          <w:rFonts w:hint="eastAsia" w:ascii="Times New Roman" w:hAnsi="Times New Roman" w:eastAsia="Times New Roman" w:cs="Times New Roman"/>
+        </w:rPr>
+        <w:t xml:space="preserve">−2）</w:t>
+      </w:r>
+      <w:r>
+        <w:rPr>
+          <w:rFonts w:ascii="Times New Roman" w:hAnsi="Times New Roman" w:eastAsia="Times New Roman" w:cs="Times New Roman"/>
+        </w:rPr>
+        <w:t xml:space="preserve"> </w:t>
+      </w:r>
+      <w:r>
+        <w:rPr>
+          <w:rFonts w:ascii="Times New Roman" w:hAnsi="Times New Roman" w:eastAsia="Times New Roman" w:cs="Times New Roman"/>
+        </w:rPr>
+        <w:t xml:space="preserve">β </w:t>
+      </w:r>
+      <w:r>
+        <w:rPr>
+          <w:rFonts w:hint="eastAsia" w:ascii="Times New Roman" w:hAnsi="Times New Roman" w:eastAsia="FangSong" w:cs="Times New Roman"/>
+        </w:rPr>
+        <w:t>衰变</w:t>
+      </w:r>
+      <w:r>
+        <w:rPr>
+          <w:rFonts w:hint="eastAsia" w:ascii="Times New Roman" w:hAnsi="Times New Roman" w:eastAsia="Times New Roman" w:cs="Times New Roman"/>
+        </w:rPr>
+        <w:t>：</w:t>
+      </w:r>
+      <m:oMath>
+        <m:oMathPr>
+          <m:ctrlPr>
+            <w:rPr>
+              <w:sz w:val="28"/>
+              <w:szCs w:val="28"/>
+            </w:rPr>
+          </m:ctrlPr>
+        </m:oMathPr>
+        <m:r>
+          <m:t>X</m:t>
+        </m:r>
+        <m:r>
+          <m:rPr>
+            <m:sty m:val="p"/>
+          </m:rPr>
+          <m:t>(</m:t>
+        </m:r>
+        <m:r>
+          <m:t>A</m:t>
+        </m:r>
+        <m:r>
+          <m:rPr>
+            <m:sty m:val="p"/>
+          </m:rPr>
+          <m:t>,</m:t>
+        </m:r>
+        <m:r>
+          <m:t>Z</m:t>
+        </m:r>
+        <m:r>
+          <m:rPr>
+            <m:sty m:val="p"/>
+          </m:rPr>
+          <m:t>)</m:t>
+        </m:r>
+        <m:r>
+          <m:rPr>
+            <m:sty m:val="p"/>
+          </m:rPr>
+          <m:t>→</m:t>
+        </m:r>
+        <m:r>
+          <m:t>X</m:t>
+        </m:r>
+        <m:r>
+          <m:rPr>
+            <m:sty m:val="p"/>
+          </m:rPr>
+          <m:t>(</m:t>
+        </m:r>
+        <m:r>
+          <m:t>A</m:t>
+        </m:r>
+        <m:r>
+          <m:rPr>
+            <m:sty m:val="p"/>
+          </m:rPr>
+          <m:t>,</m:t>
+        </m:r>
+        <m:r>
+          <m:t>Z</m:t>
+        </m:r>
+        <m:r>
+          <m:rPr>
+            <m:sty m:val="p"/>
+          </m:rPr>
+          <m:t>+</m:t>
+        </m:r>
+        <m:r>
+          <m:t>1</m:t>
+        </m:r>
+        <m:r>
+          <m:rPr>
+            <m:sty m:val="p"/>
+          </m:rPr>
+          <m:t>)</m:t>
+        </m:r>
+        <m:r>
+          <m:rPr>
+            <m:sty m:val="p"/>
+          </m:rPr>
+          <m:t>+</m:t>
+        </m:r>
+        <m:r>
+          <m:t>β</m:t>
+        </m:r>
+        <m:r>
+          <m:rPr>
+            <m:sty m:val="p"/>
+          </m:rPr>
+          <m:t>+</m:t>
+        </m:r>
+        <m:sSub>
+          <m:e>
+            <m:r>
+              <m:t>ν</m:t>
+            </m:r>
+          </m:e>
+          <m:sub>
+            <m:r>
+              <m:rPr>
+                <m:sty m:val="p"/>
+              </m:rPr>
+              <m:t>e</m:t>
+            </m:r>
+          </m:sub>
+        </m:sSub>
+      </m:oMath>
+      <w:r>
+        <w:rPr>
+          <w:rFonts w:hint="eastAsia" w:ascii="Times New Roman" w:hAnsi="Times New Roman" w:eastAsia="Times New Roman" w:cs="Times New Roman"/>
+        </w:rPr>
+        <w:t xml:space="preserve">（ΔA</w:t>
+      </w:r>
+      <w:r>
+        <w:rPr>
+          <w:rFonts w:ascii="Times New Roman" w:hAnsi="Times New Roman" w:eastAsia="Times New Roman" w:cs="Times New Roman"/>
+        </w:rPr>
+        <w:t xml:space="preserve"> = 0, ΔZ = </w:t>
+      </w:r>
+      <w:r>
+        <w:rPr>
+          <w:rFonts w:hint="eastAsia" w:ascii="Times New Roman" w:hAnsi="Times New Roman" w:eastAsia="Times New Roman" w:cs="Times New Roman"/>
+        </w:rPr>
+        <w:t xml:space="preserve">+1）</w:t>
+      </w:r>
+    </w:p>
+    <w:p>
+      <w:pPr>
+        <w:pStyle w:val="BodyText"/>
+        <w:ind w:firstLine="420"/>
+      </w:pPr>
+      <w:r>
+        <w:rPr>
+          <w:rFonts w:hint="eastAsia" w:ascii="Times New Roman" w:hAnsi="Times New Roman" w:eastAsia="FangSong" w:cs="Times New Roman"/>
+        </w:rPr>
+        <w:t xml:space="preserve">由于质量数变化仅由</w:t>
+      </w:r>
+      <w:r>
+        <w:rPr>
+          <w:rFonts w:ascii="Times New Roman" w:hAnsi="Times New Roman" w:eastAsia="Times New Roman" w:cs="Times New Roman"/>
+        </w:rPr>
+        <w:t xml:space="preserve"> α </w:t>
+      </w:r>
+      <w:r>
+        <w:rPr>
+          <w:rFonts w:hint="eastAsia" w:ascii="Times New Roman" w:hAnsi="Times New Roman" w:eastAsia="FangSong" w:cs="Times New Roman"/>
+        </w:rPr>
+        <w:t>衰变所致</w:t>
+      </w:r>
+      <w:r>
+        <w:rPr>
+          <w:rFonts w:hint="eastAsia" w:ascii="Times New Roman" w:hAnsi="Times New Roman" w:eastAsia="Times New Roman" w:cs="Times New Roman"/>
+        </w:rPr>
+        <w:t>，</w:t>
+      </w:r>
+      <w:r>
+        <w:rPr>
+          <w:rFonts w:hint="eastAsia" w:ascii="Times New Roman" w:hAnsi="Times New Roman" w:eastAsia="FangSong" w:cs="Times New Roman"/>
+        </w:rPr>
+        <w:t>因此每个系列中</w:t>
+      </w:r>
+      <w:r>
+        <w:rPr>
+          <w:rFonts w:ascii="Times New Roman" w:hAnsi="Times New Roman" w:eastAsia="Times New Roman" w:cs="Times New Roman"/>
+        </w:rPr>
+        <w:t xml:space="preserve"> α </w:t>
+      </w:r>
+      <w:r>
+        <w:rPr>
+          <w:rFonts w:hint="eastAsia" w:ascii="Times New Roman" w:hAnsi="Times New Roman" w:eastAsia="FangSong" w:cs="Times New Roman"/>
+        </w:rPr>
+        <w:t xml:space="preserve">粒子总数</w:t>
+      </w:r>
+      <w:r>
+        <w:rPr>
+          <w:rFonts w:ascii="Times New Roman" w:hAnsi="Times New Roman" w:eastAsia="Times New Roman" w:cs="Times New Roman"/>
+        </w:rPr>
+        <w:t xml:space="preserve"> </w:t>
+      </w:r>
+      <m:oMath>
+        <m:oMathPr>
+          <m:ctrlPr>
+            <w:rPr>
+              <w:sz w:val="28"/>
+              <w:szCs w:val="28"/>
+            </w:rPr>
+          </m:ctrlPr>
+        </m:oMathPr>
+        <m:r>
+          <m:rPr>
+            <m:sty m:val="p"/>
+          </m:rPr>
+          <m:t>=</m:t>
+        </m:r>
+        <m:r>
+          <m:rPr>
+            <m:sty m:val="p"/>
+          </m:rPr>
+          <m:t>Δ</m:t>
+        </m:r>
+        <m:sSub>
+          <m:e>
+            <m:r>
+              <m:t>A</m:t>
+            </m:r>
+          </m:e>
+          <m:sub>
+            <m:r>
+              <m:t>t</m:t>
+            </m:r>
+            <m:r>
+              <m:t>o</m:t>
+            </m:r>
+            <m:r>
+              <m:t>t</m:t>
+            </m:r>
+            <m:r>
+              <m:t>a</m:t>
+            </m:r>
+            <m:r>
+              <m:t>l</m:t>
+            </m:r>
+          </m:sub>
+        </m:sSub>
+        <m:r>
+          <m:rPr>
+            <m:sty m:val="p"/>
+          </m:rPr>
+          <m:t>/</m:t>
+        </m:r>
+        <m:r>
+          <m:t>4</m:t>
+        </m:r>
+      </m:oMath>
+      <w:r>
+        <w:rPr>
+          <w:rFonts w:hint="eastAsia" w:ascii="Times New Roman" w:hAnsi="Times New Roman" w:eastAsia="Times New Roman" w:cs="Times New Roman"/>
+        </w:rPr>
+        <w:t xml:space="preserve">：</w:t>
+      </w:r>
+    </w:p>
+    <w:p>
+      <w:pPr>
+        <w:pStyle w:val="BodyText"/>
+        <w:ind w:firstLine="420"/>
+      </w:pPr>
+      <w:r>
+        <w:rPr>
+          <w:rFonts w:ascii="Times New Roman" w:hAnsi="Times New Roman" w:eastAsia="Times New Roman" w:cs="Times New Roman"/>
+        </w:rPr>
+        <w:t xml:space="preserve">α </w:t>
+      </w:r>
+      <w:r>
+        <w:rPr>
+          <w:rFonts w:hint="eastAsia" w:ascii="Times New Roman" w:hAnsi="Times New Roman" w:eastAsia="FangSong" w:cs="Times New Roman"/>
+        </w:rPr>
+        <w:t xml:space="preserve">衰变使</w:t>
+      </w:r>
+      <w:r>
+        <w:rPr>
+          <w:rFonts w:ascii="Times New Roman" w:hAnsi="Times New Roman" w:eastAsia="Times New Roman" w:cs="Times New Roman"/>
+        </w:rPr>
+        <w:t xml:space="preserve"> Z </w:t>
+      </w:r>
+      <w:r>
+        <w:rPr>
+          <w:rFonts w:hint="eastAsia" w:ascii="Times New Roman" w:hAnsi="Times New Roman" w:eastAsia="FangSong" w:cs="Times New Roman"/>
+        </w:rPr>
+        <w:t xml:space="preserve">减少</w:t>
+      </w:r>
+      <w:r>
+        <w:rPr>
+          <w:rFonts w:ascii="Times New Roman" w:hAnsi="Times New Roman" w:eastAsia="Times New Roman" w:cs="Times New Roman"/>
+        </w:rPr>
+        <w:t xml:space="preserve"> </w:t>
+      </w:r>
+      <w:r>
+        <w:rPr>
+          <w:rFonts w:hint="eastAsia" w:ascii="Times New Roman" w:hAnsi="Times New Roman" w:eastAsia="Times New Roman" w:cs="Times New Roman"/>
+        </w:rPr>
+        <w:t xml:space="preserve">2×（α</w:t>
+      </w:r>
+      <w:r>
+        <w:rPr>
+          <w:rFonts w:ascii="Times New Roman" w:hAnsi="Times New Roman" w:eastAsia="Times New Roman" w:cs="Times New Roman"/>
+        </w:rPr>
+        <w:t xml:space="preserve"> </w:t>
+      </w:r>
+      <w:r>
+        <w:rPr>
+          <w:rFonts w:hint="eastAsia" w:ascii="Times New Roman" w:hAnsi="Times New Roman" w:eastAsia="FangSong" w:cs="Times New Roman"/>
+        </w:rPr>
+        <w:t>数</w:t>
+      </w:r>
+      <w:r>
+        <w:rPr>
+          <w:rFonts w:hint="eastAsia" w:ascii="Times New Roman" w:hAnsi="Times New Roman" w:eastAsia="Times New Roman" w:cs="Times New Roman"/>
+        </w:rPr>
+        <w:t>）。</w:t>
+      </w:r>
+      <w:r>
+        <w:rPr>
+          <w:rFonts w:hint="eastAsia" w:ascii="Times New Roman" w:hAnsi="Times New Roman" w:eastAsia="FangSong" w:cs="Times New Roman"/>
+        </w:rPr>
+        <w:t>但最终稳定元素</w:t>
+      </w:r>
+      <w:r>
+        <w:rPr>
+          <w:rFonts w:ascii="Times New Roman" w:hAnsi="Times New Roman" w:eastAsia="Times New Roman" w:cs="Times New Roman"/>
+        </w:rPr>
+        <w:t xml:space="preserve"> Z </w:t>
+      </w:r>
+      <w:r>
+        <w:rPr>
+          <w:rFonts w:hint="eastAsia" w:ascii="Times New Roman" w:hAnsi="Times New Roman" w:eastAsia="FangSong" w:cs="Times New Roman"/>
+        </w:rPr>
+        <w:t xml:space="preserve">高于纯</w:t>
+      </w:r>
+      <w:r>
+        <w:rPr>
+          <w:rFonts w:ascii="Times New Roman" w:hAnsi="Times New Roman" w:eastAsia="Times New Roman" w:cs="Times New Roman"/>
+        </w:rPr>
+        <w:t xml:space="preserve"> α </w:t>
+      </w:r>
+      <w:r>
+        <w:rPr>
+          <w:rFonts w:hint="eastAsia" w:ascii="Times New Roman" w:hAnsi="Times New Roman" w:eastAsia="FangSong" w:cs="Times New Roman"/>
+        </w:rPr>
+        <w:t xml:space="preserve">衰变的预期</w:t>
+      </w:r>
+      <w:r>
+        <w:rPr>
+          <w:rFonts w:ascii="Times New Roman" w:hAnsi="Times New Roman" w:eastAsia="Times New Roman" w:cs="Times New Roman"/>
+        </w:rPr>
+        <w:t xml:space="preserve"> </w:t>
+      </w:r>
+      <w:r>
+        <w:rPr>
+          <w:rFonts w:hint="eastAsia" w:ascii="Times New Roman" w:hAnsi="Times New Roman" w:eastAsia="Times New Roman" w:cs="Times New Roman"/>
+        </w:rPr>
+        <w:t xml:space="preserve">Z，Z</w:t>
+      </w:r>
+      <w:r>
+        <w:rPr>
+          <w:rFonts w:ascii="Times New Roman" w:hAnsi="Times New Roman" w:eastAsia="Times New Roman" w:cs="Times New Roman"/>
+        </w:rPr>
+        <w:t xml:space="preserve"> </w:t>
+      </w:r>
+      <w:r>
+        <w:rPr>
+          <w:rFonts w:hint="eastAsia" w:ascii="Times New Roman" w:hAnsi="Times New Roman" w:eastAsia="FangSong" w:cs="Times New Roman"/>
+        </w:rPr>
+        <w:t xml:space="preserve">的差异由</w:t>
+      </w:r>
+      <w:r>
+        <w:rPr>
+          <w:rFonts w:ascii="Times New Roman" w:hAnsi="Times New Roman" w:eastAsia="Times New Roman" w:cs="Times New Roman"/>
+        </w:rPr>
+        <w:t xml:space="preserve"> β </w:t>
+      </w:r>
+      <w:r>
+        <w:rPr>
+          <w:rFonts w:hint="eastAsia" w:ascii="Times New Roman" w:hAnsi="Times New Roman" w:eastAsia="FangSong" w:cs="Times New Roman"/>
+        </w:rPr>
+        <w:t>粒子数补足</w:t>
+      </w:r>
+      <w:r>
+        <w:rPr>
+          <w:rFonts w:hint="eastAsia" w:ascii="Times New Roman" w:hAnsi="Times New Roman" w:eastAsia="Times New Roman" w:cs="Times New Roman"/>
+        </w:rPr>
+        <w:t>。</w:t>
+      </w:r>
+      <w:r>
+        <w:rPr>
+          <w:rFonts w:hint="eastAsia" w:ascii="Times New Roman" w:hAnsi="Times New Roman" w:eastAsia="FangSong" w:cs="Times New Roman"/>
+        </w:rPr>
+        <w:t>因此</w:t>
       </w:r>
       <w:r>
         <w:rPr>
@@ -7045,7 +8607,7 @@
               <m:rPr>
                 <m:sty m:val="p"/>
               </m:rPr>
-              <m:t>235</m:t>
+              <m:t>238</m:t>
             </m:r>
           </m:sup>
         </m:sSup>
@@ -7059,18 +8621,6 @@
           <m:rPr>
             <m:sty m:val="p"/>
           </m:rPr>
-          <m:t>+</m:t>
-        </m:r>
-        <m:r>
-          <m:rPr>
-            <m:sty m:val="p"/>
-          </m:rPr>
-          <m:t>n</m:t>
-        </m:r>
-        <m:r>
-          <m:rPr>
-            <m:sty m:val="p"/>
-          </m:rPr>
           <m:t>→</m:t>
         </m:r>
         <m:sSup>
@@ -7079,7 +8629,7 @@
               <m:rPr>
                 <m:sty m:val="p"/>
               </m:rPr>
-              <m:t>U</m:t>
+              <m:t>​</m:t>
             </m:r>
           </m:e>
           <m:sup>
@@ -7087,7 +8637,7 @@
               <m:rPr>
                 <m:sty m:val="p"/>
               </m:rPr>
-              <m:t>*</m:t>
+              <m:t>206</m:t>
             </m:r>
           </m:sup>
         </m:sSup>
@@ -7095,1429 +8645,66 @@
           <m:rPr>
             <m:sty m:val="p"/>
           </m:rPr>
-          <m:t>→</m:t>
+          <m:t>P</m:t>
+        </m:r>
+        <m:r>
+          <m:rPr>
+            <m:sty m:val="p"/>
+          </m:rPr>
+          <m:t>b</m:t>
         </m:r>
       </m:oMath>
       <w:r>
         <w:rPr>
-          <w:rFonts w:ascii="Times New Roman" w:hAnsi="Times New Roman" w:eastAsia="Times New Roman" w:cs="Times New Roman"/>
-        </w:rPr>
-        <w:t xml:space="preserve"> </w:t>
-      </w:r>
-      <w:r>
-        <w:rPr>
-          <w:rFonts w:hint="eastAsia" w:ascii="Times New Roman" w:hAnsi="Times New Roman" w:eastAsia="FangSong" w:cs="Times New Roman"/>
-        </w:rPr>
-        <w:t xml:space="preserve">裂变产物</w:t>
-      </w:r>
-      <w:r>
-        <w:rPr>
-          <w:rFonts w:ascii="Times New Roman" w:hAnsi="Times New Roman" w:eastAsia="Times New Roman" w:cs="Times New Roman"/>
-        </w:rPr>
-        <w:t xml:space="preserve"> </w:t>
-      </w:r>
-      <m:oMath>
-        <m:oMathPr>
-          <m:ctrlPr>
-            <w:rPr>
-              <w:sz w:val="28"/>
-              <w:szCs w:val="28"/>
-            </w:rPr>
-          </m:ctrlPr>
-        </m:oMathPr>
-        <m:r>
-          <m:rPr>
-            <m:sty m:val="p"/>
-          </m:rPr>
-          <m:t>+</m:t>
-        </m:r>
-        <m:r>
-          <m:t>2</m:t>
-        </m:r>
-        <m:r>
-          <m:rPr>
-            <m:sty m:val="p"/>
-          </m:rPr>
-          <m:t>∼</m:t>
-        </m:r>
-        <m:r>
-          <m:t>3</m:t>
-        </m:r>
-        <m:r>
-          <m:t>n</m:t>
-        </m:r>
-        <m:r>
-          <m:rPr>
-            <m:sty m:val="p"/>
-          </m:rPr>
-          <m:t>+</m:t>
-        </m:r>
-        <m:r>
-          <m:t>200</m:t>
-        </m:r>
-        <m:r>
-          <m:t> </m:t>
-        </m:r>
-        <m:r>
-          <m:rPr>
-            <m:sty m:val="p"/>
-          </m:rPr>
-          <m:t>M</m:t>
-        </m:r>
-        <m:r>
-          <m:rPr>
-            <m:sty m:val="p"/>
-          </m:rPr>
-          <m:t>e</m:t>
-        </m:r>
-        <m:r>
-          <m:rPr>
-            <m:sty m:val="p"/>
-          </m:rPr>
-          <m:t>V</m:t>
-        </m:r>
-        <m:sSup>
-          <m:e>
-            <m:r>
-              <m:rPr>
-                <m:sty m:val="p"/>
-              </m:rPr>
-              <m:t>/</m:t>
-            </m:r>
-          </m:e>
-          <m:sup>
-            <m:r>
-              <m:rPr>
-                <m:sty m:val="p"/>
-              </m:rPr>
-              <m:t>235</m:t>
-            </m:r>
-          </m:sup>
-        </m:sSup>
-        <m:r>
-          <m:rPr>
-            <m:sty m:val="p"/>
-          </m:rPr>
-          <m:t>U</m:t>
-        </m:r>
-        <m:r>
-          <m:rPr>
-            <m:sty m:val="p"/>
-          </m:rPr>
-          <m:t> </m:t>
-        </m:r>
-        <m:r>
-          <m:rPr>
-            <m:sty m:val="p"/>
-          </m:rPr>
-          <m:t>核</m:t>
-        </m:r>
-      </m:oMath>
-    </w:p>
-    <w:p>
-      <w:pPr>
-        <w:pStyle w:val="BodyText"/>
-      </w:pPr>
-      <w:r>
-        <w:rPr>
-          <w:rFonts w:ascii="Times New Roman" w:hAnsi="Times New Roman" w:eastAsia="Times New Roman" w:cs="Times New Roman"/>
-        </w:rPr>
-        <w:t xml:space="preserve">3-1 </w:t>
-      </w:r>
-      <w:r>
-        <w:rPr>
-          <w:rFonts w:hint="eastAsia" w:ascii="Times New Roman" w:hAnsi="Times New Roman" w:eastAsia="FangSong" w:cs="Times New Roman"/>
-        </w:rPr>
-        <w:t xml:space="preserve">计算每完成一次</w:t>
-      </w:r>
-      <w:r>
-        <w:rPr>
-          <w:rFonts w:ascii="Times New Roman" w:hAnsi="Times New Roman" w:eastAsia="Times New Roman" w:cs="Times New Roman"/>
-        </w:rPr>
-        <w:t xml:space="preserve"> </w:t>
-      </w:r>
-      <m:oMath>
-        <m:oMathPr>
-          <m:ctrlPr>
-            <w:rPr>
-              <w:sz w:val="28"/>
-              <w:szCs w:val="28"/>
-            </w:rPr>
-          </m:ctrlPr>
-        </m:oMathPr>
-        <m:sSup>
-          <m:e>
-            <m:r>
-              <m:rPr>
-                <m:sty m:val="p"/>
-              </m:rPr>
-              <m:t>​</m:t>
-            </m:r>
-          </m:e>
-          <m:sup>
-            <m:r>
-              <m:rPr>
-                <m:sty m:val="p"/>
-              </m:rPr>
-              <m:t>238</m:t>
-            </m:r>
-          </m:sup>
-        </m:sSup>
-        <m:r>
-          <m:rPr>
-            <m:sty m:val="p"/>
-          </m:rPr>
-          <m:t>U</m:t>
-        </m:r>
-        <m:sSup>
-          <m:e>
-            <m:r>
-              <m:rPr>
-                <m:sty m:val="p"/>
-              </m:rPr>
-              <m:t>→</m:t>
-            </m:r>
-          </m:e>
-          <m:sup>
-            <m:r>
-              <m:rPr>
-                <m:sty m:val="p"/>
-              </m:rPr>
-              <m:t>206</m:t>
-            </m:r>
-          </m:sup>
-        </m:sSup>
-        <m:r>
-          <m:rPr>
-            <m:sty m:val="p"/>
-          </m:rPr>
-          <m:t>P</m:t>
-        </m:r>
-        <m:r>
-          <m:rPr>
-            <m:sty m:val="p"/>
-          </m:rPr>
-          <m:t>b</m:t>
-        </m:r>
-      </m:oMath>
-      <w:r>
-        <w:rPr>
-          <w:rFonts w:ascii="Times New Roman" w:hAnsi="Times New Roman" w:eastAsia="Times New Roman" w:cs="Times New Roman"/>
-        </w:rPr>
-        <w:t xml:space="preserve"> </w:t>
-      </w:r>
-      <w:r>
-        <w:rPr>
-          <w:rFonts w:hint="eastAsia" w:ascii="Times New Roman" w:hAnsi="Times New Roman" w:eastAsia="FangSong" w:cs="Times New Roman"/>
-        </w:rPr>
-        <w:t xml:space="preserve">和</w:t>
-      </w:r>
-      <w:r>
-        <w:rPr>
-          <w:rFonts w:ascii="Times New Roman" w:hAnsi="Times New Roman" w:eastAsia="Times New Roman" w:cs="Times New Roman"/>
-        </w:rPr>
-        <w:t xml:space="preserve"> </w:t>
-      </w:r>
-      <m:oMath>
-        <m:oMathPr>
-          <m:ctrlPr>
-            <w:rPr>
-              <w:sz w:val="28"/>
-              <w:szCs w:val="28"/>
-            </w:rPr>
-          </m:ctrlPr>
-        </m:oMathPr>
-        <m:sSup>
-          <m:e>
-            <m:r>
-              <m:rPr>
-                <m:sty m:val="p"/>
-              </m:rPr>
-              <m:t>​</m:t>
-            </m:r>
-          </m:e>
-          <m:sup>
-            <m:r>
-              <m:rPr>
-                <m:sty m:val="p"/>
-              </m:rPr>
-              <m:t>235</m:t>
-            </m:r>
-          </m:sup>
-        </m:sSup>
-        <m:r>
-          <m:rPr>
-            <m:sty m:val="p"/>
-          </m:rPr>
-          <m:t>U</m:t>
-        </m:r>
-        <m:sSup>
-          <m:e>
-            <m:r>
-              <m:rPr>
-                <m:sty m:val="p"/>
-              </m:rPr>
-              <m:t>→</m:t>
-            </m:r>
-          </m:e>
-          <m:sup>
-            <m:r>
-              <m:rPr>
-                <m:sty m:val="p"/>
-              </m:rPr>
-              <m:t>207</m:t>
-            </m:r>
-          </m:sup>
-        </m:sSup>
-        <m:r>
-          <m:rPr>
-            <m:sty m:val="p"/>
-          </m:rPr>
-          <m:t>P</m:t>
-        </m:r>
-        <m:r>
-          <m:rPr>
-            <m:sty m:val="p"/>
-          </m:rPr>
-          <m:t>b</m:t>
-        </m:r>
-      </m:oMath>
-      <w:r>
-        <w:rPr>
-          <w:rFonts w:ascii="Times New Roman" w:hAnsi="Times New Roman" w:eastAsia="Times New Roman" w:cs="Times New Roman"/>
-        </w:rPr>
-        <w:t xml:space="preserve"> </w:t>
-      </w:r>
-      <w:r>
-        <w:rPr>
-          <w:rFonts w:hint="eastAsia" w:ascii="Times New Roman" w:hAnsi="Times New Roman" w:eastAsia="FangSong" w:cs="Times New Roman"/>
-        </w:rPr>
-        <w:t xml:space="preserve">两个天然放射性元素蜕变系列分别总共放出多少</w:t>
-      </w:r>
-      <w:r>
-        <w:rPr>
-          <w:rFonts w:ascii="Times New Roman" w:hAnsi="Times New Roman" w:eastAsia="Times New Roman" w:cs="Times New Roman"/>
-        </w:rPr>
-        <w:t xml:space="preserve"> </w:t>
-      </w:r>
-      <w:r>
-        <w:rPr>
-          <w:rFonts w:hint="eastAsia" w:ascii="Times New Roman" w:hAnsi="Times New Roman" w:eastAsia="Times New Roman" w:cs="Times New Roman"/>
-        </w:rPr>
-        <w:t>α-</w:t>
-      </w:r>
-      <w:r>
-        <w:rPr>
-          <w:rFonts w:hint="eastAsia" w:ascii="Times New Roman" w:hAnsi="Times New Roman" w:eastAsia="FangSong" w:cs="Times New Roman"/>
-        </w:rPr>
-        <w:t>粒子和</w:t>
-      </w:r>
-      <w:r>
-        <w:rPr>
-          <w:rFonts w:ascii="Times New Roman" w:hAnsi="Times New Roman" w:eastAsia="Times New Roman" w:cs="Times New Roman"/>
-        </w:rPr>
-        <w:t xml:space="preserve"> </w:t>
-      </w:r>
-      <w:r>
-        <w:rPr>
-          <w:rFonts w:hint="eastAsia" w:ascii="Times New Roman" w:hAnsi="Times New Roman" w:eastAsia="Times New Roman" w:cs="Times New Roman"/>
-        </w:rPr>
-        <w:t>β-</w:t>
-      </w:r>
-      <w:r>
-        <w:rPr>
-          <w:rFonts w:hint="eastAsia" w:ascii="Times New Roman" w:hAnsi="Times New Roman" w:eastAsia="FangSong" w:cs="Times New Roman"/>
-        </w:rPr>
-        <w:t>粒子</w:t>
-      </w:r>
-      <w:r>
-        <w:rPr>
-          <w:rFonts w:hint="eastAsia" w:ascii="Times New Roman" w:hAnsi="Times New Roman" w:eastAsia="Times New Roman" w:cs="Times New Roman"/>
-        </w:rPr>
-        <w:t>。</w:t>
-      </w:r>
-    </w:p>
-    <w:p>
-      <w:pPr>
-        <w:pStyle w:val="BodyText"/>
-      </w:pPr>
-      <w:r>
-        <w:rPr>
-          <w:rFonts w:ascii="Times New Roman" w:hAnsi="Times New Roman" w:eastAsia="Times New Roman" w:cs="Times New Roman"/>
-        </w:rPr>
-        <w:t xml:space="preserve">3-2 </w:t>
-      </w:r>
-      <w:r>
-        <w:rPr>
-          <w:rFonts w:hint="eastAsia" w:ascii="Times New Roman" w:hAnsi="Times New Roman" w:eastAsia="FangSong" w:cs="Times New Roman"/>
-        </w:rPr>
-        <w:t>解释为什么在这两个蜕变系列中某些元素的出现不止一次</w:t>
-      </w:r>
-      <w:r>
-        <w:rPr>
-          <w:rFonts w:hint="eastAsia" w:ascii="Times New Roman" w:hAnsi="Times New Roman" w:eastAsia="Times New Roman" w:cs="Times New Roman"/>
-        </w:rPr>
-        <w:t>。</w:t>
-      </w:r>
-    </w:p>
-    <w:p>
-      <w:pPr>
-        <w:pStyle w:val="BodyText"/>
-      </w:pPr>
-      <w:r>
-        <w:rPr>
-          <w:rFonts w:ascii="Times New Roman" w:hAnsi="Times New Roman" w:eastAsia="Times New Roman" w:cs="Times New Roman"/>
-        </w:rPr>
-        <w:t xml:space="preserve">3-3 </w:t>
-      </w:r>
-      <w:r>
-        <w:rPr>
-          <w:rFonts w:hint="eastAsia" w:ascii="Times New Roman" w:hAnsi="Times New Roman" w:eastAsia="FangSong" w:cs="Times New Roman"/>
-        </w:rPr>
-        <w:t>假定在核合成时期得到等量的铀同位素</w:t>
-      </w:r>
-      <w:r>
-        <w:rPr>
-          <w:rFonts w:hint="eastAsia" w:ascii="Times New Roman" w:hAnsi="Times New Roman" w:eastAsia="Times New Roman" w:cs="Times New Roman"/>
-        </w:rPr>
-        <w:t>（</w:t>
-      </w:r>
-      <m:oMath>
-        <m:oMathPr>
-          <m:ctrlPr>
-            <w:rPr>
-              <w:sz w:val="28"/>
-              <w:szCs w:val="28"/>
-            </w:rPr>
-          </m:ctrlPr>
-        </m:oMathPr>
-        <m:sSup>
-          <m:e>
-            <m:r>
-              <m:rPr>
-                <m:sty m:val="p"/>
-              </m:rPr>
-              <m:t>​</m:t>
-            </m:r>
-          </m:e>
-          <m:sup>
-            <m:r>
-              <m:rPr>
-                <m:sty m:val="p"/>
-              </m:rPr>
-              <m:t>235</m:t>
-            </m:r>
-          </m:sup>
-        </m:sSup>
-        <m:r>
-          <m:rPr>
-            <m:sty m:val="p"/>
-          </m:rPr>
-          <m:t>U</m:t>
-        </m:r>
-        <m:sSup>
-          <m:e>
-            <m:r>
-              <m:rPr>
-                <m:sty m:val="p"/>
-              </m:rPr>
-              <m:t>:</m:t>
-            </m:r>
-          </m:e>
-          <m:sup>
-            <m:r>
-              <m:rPr>
-                <m:sty m:val="p"/>
-              </m:rPr>
-              <m:t>238</m:t>
-            </m:r>
-          </m:sup>
-        </m:sSup>
-        <m:r>
-          <m:rPr>
-            <m:sty m:val="p"/>
-          </m:rPr>
-          <m:t>U</m:t>
-        </m:r>
-        <m:r>
-          <m:rPr>
-            <m:sty m:val="p"/>
-          </m:rPr>
-          <m:t>=</m:t>
-        </m:r>
-        <m:r>
-          <m:rPr>
-            <m:sty m:val="p"/>
-          </m:rPr>
-          <m:t>1</m:t>
-        </m:r>
-        <m:r>
-          <m:rPr>
-            <m:sty m:val="p"/>
-          </m:rPr>
-          <m:t>:</m:t>
-        </m:r>
-        <m:r>
-          <m:rPr>
-            <m:sty m:val="p"/>
-          </m:rPr>
-          <m:t>1</m:t>
-        </m:r>
-      </m:oMath>
-      <w:r>
-        <w:rPr>
-          <w:rFonts w:hint="eastAsia" w:ascii="Times New Roman" w:hAnsi="Times New Roman" w:eastAsia="Times New Roman" w:cs="Times New Roman"/>
-        </w:rPr>
-        <w:t>），</w:t>
-      </w:r>
-      <w:r>
-        <w:rPr>
-          <w:rFonts w:hint="eastAsia" w:ascii="Times New Roman" w:hAnsi="Times New Roman" w:eastAsia="FangSong" w:cs="Times New Roman"/>
-        </w:rPr>
-        <w:t>计算地球的年龄</w:t>
-      </w:r>
-      <w:r>
-        <w:rPr>
-          <w:rFonts w:hint="eastAsia" w:ascii="Times New Roman" w:hAnsi="Times New Roman" w:eastAsia="Times New Roman" w:cs="Times New Roman"/>
-        </w:rPr>
-        <w:t>（</w:t>
-      </w:r>
-      <w:r>
-        <w:rPr>
-          <w:rFonts w:hint="eastAsia" w:ascii="Times New Roman" w:hAnsi="Times New Roman" w:eastAsia="FangSong" w:cs="Times New Roman"/>
-        </w:rPr>
-        <w:t>即自核合成至今的时间</w:t>
-      </w:r>
-      <w:r>
-        <w:rPr>
-          <w:rFonts w:hint="eastAsia" w:ascii="Times New Roman" w:hAnsi="Times New Roman" w:eastAsia="Times New Roman" w:cs="Times New Roman"/>
-        </w:rPr>
-        <w:t>）。</w:t>
-      </w:r>
-    </w:p>
-    <w:p>
-      <w:pPr>
-        <w:pStyle w:val="BodyText"/>
-      </w:pPr>
-      <w:r>
-        <w:rPr>
-          <w:rFonts w:ascii="Times New Roman" w:hAnsi="Times New Roman" w:eastAsia="Times New Roman" w:cs="Times New Roman"/>
-        </w:rPr>
-        <w:t xml:space="preserve">3-4 </w:t>
-      </w:r>
-      <w:r>
-        <w:rPr>
-          <w:rFonts w:hint="eastAsia" w:ascii="Times New Roman" w:hAnsi="Times New Roman" w:eastAsia="FangSong" w:cs="Times New Roman"/>
-        </w:rPr>
-        <w:t xml:space="preserve">计算与</w:t>
-      </w:r>
-      <w:r>
-        <w:rPr>
-          <w:rFonts w:ascii="Times New Roman" w:hAnsi="Times New Roman" w:eastAsia="Times New Roman" w:cs="Times New Roman"/>
-        </w:rPr>
-        <w:t xml:space="preserve"> </w:t>
-      </w:r>
-      <m:oMath>
-        <m:oMathPr>
-          <m:ctrlPr>
-            <w:rPr>
-              <w:sz w:val="28"/>
-              <w:szCs w:val="28"/>
-            </w:rPr>
-          </m:ctrlPr>
-        </m:oMathPr>
-        <m:r>
-          <m:t>1</m:t>
-        </m:r>
-        <m:r>
-          <m:t> </m:t>
-        </m:r>
-        <m:r>
-          <m:rPr>
-            <m:sty m:val="p"/>
-          </m:rPr>
-          <m:t>g</m:t>
-        </m:r>
-        <m:sSup>
-          <m:e>
-            <m:r>
-              <m:rPr>
-                <m:sty m:val="p"/>
-              </m:rPr>
-              <m:t> </m:t>
-            </m:r>
-          </m:e>
-          <m:sup>
-            <m:r>
-              <m:rPr>
-                <m:sty m:val="p"/>
-              </m:rPr>
-              <m:t>235</m:t>
-            </m:r>
-          </m:sup>
-        </m:sSup>
-        <m:r>
-          <m:rPr>
-            <m:sty m:val="p"/>
-          </m:rPr>
-          <m:t>U</m:t>
-        </m:r>
-      </m:oMath>
-      <w:r>
-        <w:rPr>
-          <w:rFonts w:ascii="Times New Roman" w:hAnsi="Times New Roman" w:eastAsia="Times New Roman" w:cs="Times New Roman"/>
-        </w:rPr>
-        <w:t xml:space="preserve"> </w:t>
-      </w:r>
-      <w:r>
-        <w:rPr>
-          <w:rFonts w:hint="eastAsia" w:ascii="Times New Roman" w:hAnsi="Times New Roman" w:eastAsia="FangSong" w:cs="Times New Roman"/>
-        </w:rPr>
-        <w:t>裂变释放的能量相等</w:t>
-      </w:r>
-      <w:r>
-        <w:rPr>
-          <w:rFonts w:hint="eastAsia" w:ascii="Times New Roman" w:hAnsi="Times New Roman" w:eastAsia="Times New Roman" w:cs="Times New Roman"/>
-        </w:rPr>
-        <w:t>（</w:t>
-      </w:r>
-      <w:r>
-        <w:rPr>
-          <w:rFonts w:hint="eastAsia" w:ascii="Times New Roman" w:hAnsi="Times New Roman" w:eastAsia="FangSong" w:cs="Times New Roman"/>
-        </w:rPr>
-        <w:t>所需燃烧的</w:t>
-      </w:r>
-      <w:r>
-        <w:rPr>
-          <w:rFonts w:hint="eastAsia" w:ascii="Times New Roman" w:hAnsi="Times New Roman" w:eastAsia="Times New Roman" w:cs="Times New Roman"/>
-        </w:rPr>
-        <w:t>）</w:t>
-      </w:r>
-      <w:r>
-        <w:rPr>
-          <w:rFonts w:hint="eastAsia" w:ascii="Times New Roman" w:hAnsi="Times New Roman" w:eastAsia="FangSong" w:cs="Times New Roman"/>
-        </w:rPr>
-        <w:t>碳的量</w:t>
-      </w:r>
-      <w:r>
-        <w:rPr>
-          <w:rFonts w:ascii="Times New Roman" w:hAnsi="Times New Roman" w:eastAsia="Times New Roman" w:cs="Times New Roman"/>
-        </w:rPr>
-        <w:t xml:space="preserve"> </w:t>
-      </w:r>
-      <w:r>
-        <w:rPr>
-          <w:rFonts w:hint="eastAsia" w:ascii="Times New Roman" w:hAnsi="Times New Roman" w:eastAsia="Times New Roman" w:cs="Times New Roman"/>
-        </w:rPr>
-        <w:t>/g（</w:t>
-      </w:r>
-      <w:r>
-        <w:rPr>
-          <w:rFonts w:hint="eastAsia" w:ascii="Times New Roman" w:hAnsi="Times New Roman" w:eastAsia="FangSong" w:cs="Times New Roman"/>
-        </w:rPr>
-        <w:t>碳因发生如下反应而释放能量</w:t>
-      </w:r>
-      <w:r>
-        <w:rPr>
-          <w:rFonts w:hint="eastAsia" w:ascii="Times New Roman" w:hAnsi="Times New Roman" w:eastAsia="Times New Roman" w:cs="Times New Roman"/>
-        </w:rPr>
-        <w:t>）：</w:t>
-      </w:r>
-      <m:oMath>
-        <m:oMathPr>
-          <m:ctrlPr>
-            <w:rPr>
-              <w:sz w:val="28"/>
-              <w:szCs w:val="28"/>
-            </w:rPr>
-          </m:ctrlPr>
-        </m:oMathPr>
-        <m:r>
-          <m:rPr>
-            <m:sty m:val="p"/>
-          </m:rPr>
-          <m:t>C</m:t>
-        </m:r>
-        <m:r>
-          <m:rPr>
-            <m:sty m:val="p"/>
-          </m:rPr>
-          <m:t>+</m:t>
-        </m:r>
-        <m:sSub>
-          <m:e>
-            <m:r>
-              <m:rPr>
-                <m:sty m:val="p"/>
-              </m:rPr>
-              <m:t>O</m:t>
-            </m:r>
-          </m:e>
-          <m:sub>
-            <m:r>
-              <m:rPr>
-                <m:sty m:val="p"/>
-              </m:rPr>
-              <m:t>2</m:t>
-            </m:r>
-          </m:sub>
-        </m:sSub>
-        <m:r>
-          <m:rPr>
-            <m:sty m:val="p"/>
-          </m:rPr>
-          <m:t>→</m:t>
-        </m:r>
-        <m:r>
-          <m:rPr>
-            <m:sty m:val="p"/>
-          </m:rPr>
-          <m:t>C</m:t>
-        </m:r>
-        <m:sSub>
-          <m:e>
-            <m:r>
-              <m:rPr>
-                <m:sty m:val="p"/>
-              </m:rPr>
-              <m:t>O</m:t>
-            </m:r>
-          </m:e>
-          <m:sub>
-            <m:r>
-              <m:rPr>
-                <m:sty m:val="p"/>
-              </m:rPr>
-              <m:t>2</m:t>
-            </m:r>
-          </m:sub>
-        </m:sSub>
-        <m:r>
-          <m:rPr>
-            <m:sty m:val="p"/>
-          </m:rPr>
-          <m:t>+</m:t>
-        </m:r>
-        <m:r>
-          <m:rPr>
-            <m:sty m:val="p"/>
-          </m:rPr>
-          <m:t>393.5</m:t>
-        </m:r>
-        <m:r>
-          <m:rPr>
-            <m:sty m:val="p"/>
-          </m:rPr>
-          <m:t> </m:t>
-        </m:r>
-        <m:r>
-          <m:rPr>
-            <m:sty m:val="p"/>
-          </m:rPr>
-          <m:t>k</m:t>
-        </m:r>
-        <m:r>
-          <m:rPr>
-            <m:sty m:val="p"/>
-          </m:rPr>
-          <m:t>J</m:t>
-        </m:r>
-        <m:r>
-          <m:rPr>
-            <m:sty m:val="p"/>
-          </m:rPr>
-          <m:t>⋅</m:t>
-        </m:r>
-        <m:r>
-          <m:rPr>
-            <m:sty m:val="p"/>
-          </m:rPr>
-          <m:t>m</m:t>
-        </m:r>
-        <m:r>
-          <m:rPr>
-            <m:sty m:val="p"/>
-          </m:rPr>
-          <m:t>o</m:t>
-        </m:r>
-        <m:sSup>
-          <m:e>
-            <m:r>
-              <m:rPr>
-                <m:sty m:val="p"/>
-              </m:rPr>
-              <m:t>l</m:t>
-            </m:r>
-          </m:e>
-          <m:sup>
-            <m:r>
-              <m:rPr>
-                <m:sty m:val="p"/>
-              </m:rPr>
-              <m:t>−</m:t>
-            </m:r>
-            <m:r>
-              <m:rPr>
-                <m:sty m:val="p"/>
-              </m:rPr>
-              <m:t>1</m:t>
-            </m:r>
-          </m:sup>
-        </m:sSup>
-      </m:oMath>
-      <w:r>
-        <w:rPr>
-          <w:rFonts w:hint="eastAsia" w:ascii="Times New Roman" w:hAnsi="Times New Roman" w:eastAsia="Times New Roman" w:cs="Times New Roman"/>
-        </w:rPr>
-        <w:t>（</w:t>
-      </w:r>
-      <w:r>
-        <w:rPr>
-          <w:rFonts w:hint="eastAsia" w:ascii="Times New Roman" w:hAnsi="Times New Roman" w:eastAsia="FangSong" w:cs="Times New Roman"/>
-        </w:rPr>
-        <w:t>或</w:t>
-      </w:r>
-      <w:r>
-        <w:rPr>
-          <w:rFonts w:ascii="Times New Roman" w:hAnsi="Times New Roman" w:eastAsia="Times New Roman" w:cs="Times New Roman"/>
-        </w:rPr>
-        <w:t xml:space="preserve"> 4.1 </w:t>
-      </w:r>
-      <w:r>
-        <w:rPr>
-          <w:rFonts w:hint="eastAsia" w:ascii="Times New Roman" w:hAnsi="Times New Roman" w:eastAsia="Times New Roman" w:cs="Times New Roman"/>
-        </w:rPr>
-        <w:t>eV/</w:t>
-      </w:r>
-      <w:r>
-        <w:rPr>
-          <w:rFonts w:hint="eastAsia" w:ascii="Times New Roman" w:hAnsi="Times New Roman" w:eastAsia="FangSong" w:cs="Times New Roman"/>
-        </w:rPr>
-        <w:t>分子</w:t>
-      </w:r>
-      <w:r>
-        <w:rPr>
-          <w:rFonts w:hint="eastAsia" w:ascii="Times New Roman" w:hAnsi="Times New Roman" w:eastAsia="Times New Roman" w:cs="Times New Roman"/>
-        </w:rPr>
-        <w:t>）。</w:t>
-      </w:r>
-    </w:p>
-    <w:bookmarkStart w:id="13" w:name="答案-2"/>
-    <w:p>
-      <w:pPr>
-        <w:pStyle w:val="Heading4"/>
-        <w:spacing w:before="280" w:after="120"/>
-      </w:pPr>
-      <w:r>
-        <w:rPr>
-          <w:rFonts w:hint="eastAsia" w:ascii="Times New Roman" w:hAnsi="Times New Roman" w:eastAsia="SimHei" w:cs="Times New Roman"/>
-        </w:rPr>
-        <w:t xml:space="preserve">答案</w:t>
-      </w:r>
-    </w:p>
-    <w:p>
-      <w:pPr>
-        <w:pStyle w:val="FirstParagraph"/>
-      </w:pPr>
+          <w:rFonts w:hint="eastAsia" w:ascii="Times New Roman" w:hAnsi="Times New Roman" w:eastAsia="Times New Roman" w:cs="Times New Roman"/>
+        </w:rPr>
+        <w:t xml:space="preserve">：α</w:t>
+      </w:r>
+      <w:r>
+        <w:rPr>
+          <w:rFonts w:ascii="Times New Roman" w:hAnsi="Times New Roman" w:eastAsia="Times New Roman" w:cs="Times New Roman"/>
+        </w:rPr>
+        <w:t xml:space="preserve"> = ΔA/4 = (238−206)/4 = 32/4 =</w:t>
+      </w:r>
+      <w:r>
+        <w:rPr>
+          <w:rFonts w:ascii="Times New Roman" w:hAnsi="Times New Roman" w:eastAsia="Times New Roman" w:cs="Times New Roman"/>
+        </w:rPr>
+        <w:t xml:space="preserve"> </w:t>
+      </w:r>
       <w:r>
         <w:rPr>
           <w:rFonts w:ascii="Times New Roman" w:hAnsi="Times New Roman" w:eastAsia="Times New Roman" w:cs="Times New Roman"/>
           <w:b/>
           <w:bCs/>
         </w:rPr>
-        <w:t xml:space="preserve">3-1</w:t>
-      </w:r>
-      <w:r>
-        <w:rPr>
-          <w:rFonts w:ascii="Times New Roman" w:hAnsi="Times New Roman" w:eastAsia="Times New Roman" w:cs="Times New Roman"/>
-        </w:rPr>
-        <w:t xml:space="preserve"> </w:t>
-      </w:r>
-      <w:r>
-        <w:rPr>
-          <w:rFonts w:ascii="Times New Roman" w:hAnsi="Times New Roman" w:eastAsia="Times New Roman" w:cs="Times New Roman"/>
-        </w:rPr>
-        <w:t xml:space="preserve">α </w:t>
-      </w:r>
-      <w:r>
-        <w:rPr>
-          <w:rFonts w:hint="eastAsia" w:ascii="Times New Roman" w:hAnsi="Times New Roman" w:eastAsia="FangSong" w:cs="Times New Roman"/>
-        </w:rPr>
-        <w:t>衰变</w:t>
-      </w:r>
-      <w:r>
-        <w:rPr>
-          <w:rFonts w:hint="eastAsia" w:ascii="Times New Roman" w:hAnsi="Times New Roman" w:eastAsia="Times New Roman" w:cs="Times New Roman"/>
-        </w:rPr>
-        <w:t>：</w:t>
-      </w:r>
-      <m:oMath>
-        <m:oMathPr>
-          <m:ctrlPr>
-            <w:rPr>
-              <w:sz w:val="28"/>
-              <w:szCs w:val="28"/>
-            </w:rPr>
-          </m:ctrlPr>
-        </m:oMathPr>
-        <m:r>
-          <m:t>X</m:t>
-        </m:r>
-        <m:r>
-          <m:rPr>
-            <m:sty m:val="p"/>
-          </m:rPr>
-          <m:t>(</m:t>
-        </m:r>
-        <m:r>
-          <m:t>A</m:t>
-        </m:r>
-        <m:r>
-          <m:rPr>
-            <m:sty m:val="p"/>
-          </m:rPr>
-          <m:t>,</m:t>
-        </m:r>
-        <m:r>
-          <m:t>Z</m:t>
-        </m:r>
-        <m:r>
-          <m:rPr>
-            <m:sty m:val="p"/>
-          </m:rPr>
-          <m:t>)</m:t>
-        </m:r>
-        <m:r>
-          <m:rPr>
-            <m:sty m:val="p"/>
-          </m:rPr>
-          <m:t>→</m:t>
-        </m:r>
-        <m:r>
-          <m:t>X</m:t>
-        </m:r>
-        <m:r>
-          <m:rPr>
-            <m:sty m:val="p"/>
-          </m:rPr>
-          <m:t>(</m:t>
-        </m:r>
-        <m:r>
-          <m:t>A</m:t>
-        </m:r>
-        <m:r>
-          <m:rPr>
-            <m:sty m:val="p"/>
-          </m:rPr>
-          <m:t>−</m:t>
-        </m:r>
-        <m:r>
-          <m:t>4</m:t>
-        </m:r>
-        <m:r>
-          <m:rPr>
-            <m:sty m:val="p"/>
-          </m:rPr>
-          <m:t>,</m:t>
-        </m:r>
-        <m:r>
-          <m:t>Z</m:t>
-        </m:r>
-        <m:r>
-          <m:rPr>
-            <m:sty m:val="p"/>
-          </m:rPr>
-          <m:t>−</m:t>
-        </m:r>
-        <m:r>
-          <m:t>2</m:t>
-        </m:r>
-        <m:r>
-          <m:rPr>
-            <m:sty m:val="p"/>
-          </m:rPr>
-          <m:t>)</m:t>
-        </m:r>
-        <m:r>
-          <m:rPr>
-            <m:sty m:val="p"/>
-          </m:rPr>
-          <m:t>+</m:t>
-        </m:r>
-        <m:sSup>
-          <m:e>
-            <m:r>
-              <m:rPr>
-                <m:sty m:val="p"/>
-              </m:rPr>
-              <m:t>​</m:t>
-            </m:r>
-          </m:e>
-          <m:sup>
-            <m:r>
-              <m:rPr>
-                <m:sty m:val="p"/>
-              </m:rPr>
-              <m:t>4</m:t>
-            </m:r>
-          </m:sup>
-        </m:sSup>
-        <m:r>
-          <m:rPr>
-            <m:sty m:val="p"/>
-          </m:rPr>
-          <m:t>H</m:t>
-        </m:r>
-        <m:sSup>
-          <m:e>
-            <m:r>
-              <m:rPr>
-                <m:sty m:val="p"/>
-              </m:rPr>
-              <m:t>e</m:t>
-            </m:r>
-          </m:e>
-          <m:sup>
-            <m:r>
-              <m:rPr>
-                <m:sty m:val="p"/>
-              </m:rPr>
-              <m:t>2</m:t>
-            </m:r>
-            <m:r>
-              <m:rPr>
-                <m:sty m:val="p"/>
-              </m:rPr>
-              <m:t>+</m:t>
-            </m:r>
-          </m:sup>
-        </m:sSup>
-      </m:oMath>
-      <w:r>
-        <w:rPr>
-          <w:rFonts w:hint="eastAsia" w:ascii="Times New Roman" w:hAnsi="Times New Roman" w:eastAsia="Times New Roman" w:cs="Times New Roman"/>
-        </w:rPr>
-        <w:t xml:space="preserve">（ΔA</w:t>
-      </w:r>
-      <w:r>
-        <w:rPr>
-          <w:rFonts w:ascii="Times New Roman" w:hAnsi="Times New Roman" w:eastAsia="Times New Roman" w:cs="Times New Roman"/>
-        </w:rPr>
-        <w:t xml:space="preserve"> = −4, ΔZ = </w:t>
-      </w:r>
-      <w:r>
-        <w:rPr>
-          <w:rFonts w:hint="eastAsia" w:ascii="Times New Roman" w:hAnsi="Times New Roman" w:eastAsia="Times New Roman" w:cs="Times New Roman"/>
-        </w:rPr>
-        <w:t xml:space="preserve">−2）</w:t>
-      </w:r>
-      <w:r>
-        <w:rPr>
-          <w:rFonts w:ascii="Times New Roman" w:hAnsi="Times New Roman" w:eastAsia="Times New Roman" w:cs="Times New Roman"/>
-        </w:rPr>
-        <w:t xml:space="preserve"> </w:t>
-      </w:r>
-      <w:r>
-        <w:rPr>
-          <w:rFonts w:ascii="Times New Roman" w:hAnsi="Times New Roman" w:eastAsia="Times New Roman" w:cs="Times New Roman"/>
-        </w:rPr>
-        <w:t xml:space="preserve">β </w:t>
-      </w:r>
-      <w:r>
-        <w:rPr>
-          <w:rFonts w:hint="eastAsia" w:ascii="Times New Roman" w:hAnsi="Times New Roman" w:eastAsia="FangSong" w:cs="Times New Roman"/>
-        </w:rPr>
-        <w:t>衰变</w:t>
-      </w:r>
-      <w:r>
-        <w:rPr>
-          <w:rFonts w:hint="eastAsia" w:ascii="Times New Roman" w:hAnsi="Times New Roman" w:eastAsia="Times New Roman" w:cs="Times New Roman"/>
-        </w:rPr>
-        <w:t>：</w:t>
-      </w:r>
-      <m:oMath>
-        <m:oMathPr>
-          <m:ctrlPr>
-            <w:rPr>
-              <w:sz w:val="28"/>
-              <w:szCs w:val="28"/>
-            </w:rPr>
-          </m:ctrlPr>
-        </m:oMathPr>
-        <m:r>
-          <m:t>X</m:t>
-        </m:r>
-        <m:r>
-          <m:rPr>
-            <m:sty m:val="p"/>
-          </m:rPr>
-          <m:t>(</m:t>
-        </m:r>
-        <m:r>
-          <m:t>A</m:t>
-        </m:r>
-        <m:r>
-          <m:rPr>
-            <m:sty m:val="p"/>
-          </m:rPr>
-          <m:t>,</m:t>
-        </m:r>
-        <m:r>
-          <m:t>Z</m:t>
-        </m:r>
-        <m:r>
-          <m:rPr>
-            <m:sty m:val="p"/>
-          </m:rPr>
-          <m:t>)</m:t>
-        </m:r>
-        <m:r>
-          <m:rPr>
-            <m:sty m:val="p"/>
-          </m:rPr>
-          <m:t>→</m:t>
-        </m:r>
-        <m:r>
-          <m:t>X</m:t>
-        </m:r>
-        <m:r>
-          <m:rPr>
-            <m:sty m:val="p"/>
-          </m:rPr>
-          <m:t>(</m:t>
-        </m:r>
-        <m:r>
-          <m:t>A</m:t>
-        </m:r>
-        <m:r>
-          <m:rPr>
-            <m:sty m:val="p"/>
-          </m:rPr>
-          <m:t>,</m:t>
-        </m:r>
-        <m:r>
-          <m:t>Z</m:t>
-        </m:r>
-        <m:r>
-          <m:rPr>
-            <m:sty m:val="p"/>
-          </m:rPr>
-          <m:t>+</m:t>
-        </m:r>
-        <m:r>
-          <m:t>1</m:t>
-        </m:r>
-        <m:r>
-          <m:rPr>
-            <m:sty m:val="p"/>
-          </m:rPr>
-          <m:t>)</m:t>
-        </m:r>
-        <m:r>
-          <m:rPr>
-            <m:sty m:val="p"/>
-          </m:rPr>
-          <m:t>+</m:t>
-        </m:r>
-        <m:r>
-          <m:t>β</m:t>
-        </m:r>
-        <m:r>
-          <m:rPr>
-            <m:sty m:val="p"/>
-          </m:rPr>
-          <m:t>+</m:t>
-        </m:r>
-        <m:sSub>
-          <m:e>
-            <m:r>
-              <m:t>ν</m:t>
-            </m:r>
-          </m:e>
-          <m:sub>
-            <m:r>
-              <m:rPr>
-                <m:sty m:val="p"/>
-              </m:rPr>
-              <m:t>e</m:t>
-            </m:r>
-          </m:sub>
-        </m:sSub>
-      </m:oMath>
-      <w:r>
-        <w:rPr>
-          <w:rFonts w:hint="eastAsia" w:ascii="Times New Roman" w:hAnsi="Times New Roman" w:eastAsia="Times New Roman" w:cs="Times New Roman"/>
-        </w:rPr>
-        <w:t xml:space="preserve">（ΔA</w:t>
-      </w:r>
-      <w:r>
-        <w:rPr>
-          <w:rFonts w:ascii="Times New Roman" w:hAnsi="Times New Roman" w:eastAsia="Times New Roman" w:cs="Times New Roman"/>
-        </w:rPr>
-        <w:t xml:space="preserve"> = 0, ΔZ = </w:t>
-      </w:r>
-      <w:r>
-        <w:rPr>
-          <w:rFonts w:hint="eastAsia" w:ascii="Times New Roman" w:hAnsi="Times New Roman" w:eastAsia="Times New Roman" w:cs="Times New Roman"/>
-        </w:rPr>
-        <w:t xml:space="preserve">+1）</w:t>
-      </w:r>
-    </w:p>
-    <w:p>
-      <w:pPr>
-        <w:pStyle w:val="BodyText"/>
-      </w:pPr>
-      <w:r>
-        <w:rPr>
-          <w:rFonts w:hint="eastAsia" w:ascii="Times New Roman" w:hAnsi="Times New Roman" w:eastAsia="FangSong" w:cs="Times New Roman"/>
-        </w:rPr>
-        <w:t xml:space="preserve">由于质量数变化仅由</w:t>
-      </w:r>
-      <w:r>
-        <w:rPr>
-          <w:rFonts w:ascii="Times New Roman" w:hAnsi="Times New Roman" w:eastAsia="Times New Roman" w:cs="Times New Roman"/>
-        </w:rPr>
-        <w:t xml:space="preserve"> α </w:t>
-      </w:r>
-      <w:r>
-        <w:rPr>
-          <w:rFonts w:hint="eastAsia" w:ascii="Times New Roman" w:hAnsi="Times New Roman" w:eastAsia="FangSong" w:cs="Times New Roman"/>
-        </w:rPr>
-        <w:t>衰变所致</w:t>
-      </w:r>
-      <w:r>
-        <w:rPr>
-          <w:rFonts w:hint="eastAsia" w:ascii="Times New Roman" w:hAnsi="Times New Roman" w:eastAsia="Times New Roman" w:cs="Times New Roman"/>
-        </w:rPr>
-        <w:t>，</w:t>
-      </w:r>
-      <w:r>
-        <w:rPr>
-          <w:rFonts w:hint="eastAsia" w:ascii="Times New Roman" w:hAnsi="Times New Roman" w:eastAsia="FangSong" w:cs="Times New Roman"/>
-        </w:rPr>
-        <w:t>因此每个系列中</w:t>
-      </w:r>
-      <w:r>
-        <w:rPr>
-          <w:rFonts w:ascii="Times New Roman" w:hAnsi="Times New Roman" w:eastAsia="Times New Roman" w:cs="Times New Roman"/>
-        </w:rPr>
-        <w:t xml:space="preserve"> α </w:t>
-      </w:r>
-      <w:r>
-        <w:rPr>
-          <w:rFonts w:hint="eastAsia" w:ascii="Times New Roman" w:hAnsi="Times New Roman" w:eastAsia="FangSong" w:cs="Times New Roman"/>
-        </w:rPr>
-        <w:t xml:space="preserve">粒子总数</w:t>
-      </w:r>
-      <w:r>
-        <w:rPr>
-          <w:rFonts w:ascii="Times New Roman" w:hAnsi="Times New Roman" w:eastAsia="Times New Roman" w:cs="Times New Roman"/>
-        </w:rPr>
-        <w:t xml:space="preserve"> </w:t>
-      </w:r>
-      <m:oMath>
-        <m:oMathPr>
-          <m:ctrlPr>
-            <w:rPr>
-              <w:sz w:val="28"/>
-              <w:szCs w:val="28"/>
-            </w:rPr>
-          </m:ctrlPr>
-        </m:oMathPr>
-        <m:r>
-          <m:rPr>
-            <m:sty m:val="p"/>
-          </m:rPr>
-          <m:t>=</m:t>
-        </m:r>
-        <m:r>
-          <m:rPr>
-            <m:sty m:val="p"/>
-          </m:rPr>
-          <m:t>Δ</m:t>
-        </m:r>
-        <m:sSub>
-          <m:e>
-            <m:r>
-              <m:t>A</m:t>
-            </m:r>
-          </m:e>
-          <m:sub>
-            <m:r>
-              <m:t>t</m:t>
-            </m:r>
-            <m:r>
-              <m:t>o</m:t>
-            </m:r>
-            <m:r>
-              <m:t>t</m:t>
-            </m:r>
-            <m:r>
-              <m:t>a</m:t>
-            </m:r>
-            <m:r>
-              <m:t>l</m:t>
-            </m:r>
-          </m:sub>
-        </m:sSub>
-        <m:r>
-          <m:rPr>
-            <m:sty m:val="p"/>
-          </m:rPr>
-          <m:t>/</m:t>
-        </m:r>
-        <m:r>
-          <m:t>4</m:t>
-        </m:r>
-      </m:oMath>
-      <w:r>
-        <w:rPr>
-          <w:rFonts w:hint="eastAsia" w:ascii="Times New Roman" w:hAnsi="Times New Roman" w:eastAsia="Times New Roman" w:cs="Times New Roman"/>
-        </w:rPr>
-        <w:t xml:space="preserve">：</w:t>
-      </w:r>
-    </w:p>
-    <w:p>
-      <w:pPr>
-        <w:pStyle w:val="BodyText"/>
-      </w:pPr>
-      <w:r>
-        <w:rPr>
-          <w:rFonts w:ascii="Times New Roman" w:hAnsi="Times New Roman" w:eastAsia="Times New Roman" w:cs="Times New Roman"/>
-        </w:rPr>
-        <w:t xml:space="preserve">α </w:t>
-      </w:r>
-      <w:r>
-        <w:rPr>
-          <w:rFonts w:hint="eastAsia" w:ascii="Times New Roman" w:hAnsi="Times New Roman" w:eastAsia="FangSong" w:cs="Times New Roman"/>
-        </w:rPr>
-        <w:t xml:space="preserve">衰变使</w:t>
-      </w:r>
-      <w:r>
-        <w:rPr>
-          <w:rFonts w:ascii="Times New Roman" w:hAnsi="Times New Roman" w:eastAsia="Times New Roman" w:cs="Times New Roman"/>
-        </w:rPr>
-        <w:t xml:space="preserve"> Z </w:t>
-      </w:r>
-      <w:r>
-        <w:rPr>
-          <w:rFonts w:hint="eastAsia" w:ascii="Times New Roman" w:hAnsi="Times New Roman" w:eastAsia="FangSong" w:cs="Times New Roman"/>
-        </w:rPr>
-        <w:t xml:space="preserve">减少</w:t>
-      </w:r>
-      <w:r>
-        <w:rPr>
-          <w:rFonts w:ascii="Times New Roman" w:hAnsi="Times New Roman" w:eastAsia="Times New Roman" w:cs="Times New Roman"/>
-        </w:rPr>
-        <w:t xml:space="preserve"> </w:t>
-      </w:r>
-      <w:r>
-        <w:rPr>
-          <w:rFonts w:hint="eastAsia" w:ascii="Times New Roman" w:hAnsi="Times New Roman" w:eastAsia="Times New Roman" w:cs="Times New Roman"/>
-        </w:rPr>
-        <w:t xml:space="preserve">2×（α</w:t>
-      </w:r>
-      <w:r>
-        <w:rPr>
-          <w:rFonts w:ascii="Times New Roman" w:hAnsi="Times New Roman" w:eastAsia="Times New Roman" w:cs="Times New Roman"/>
-        </w:rPr>
-        <w:t xml:space="preserve"> </w:t>
-      </w:r>
-      <w:r>
-        <w:rPr>
-          <w:rFonts w:hint="eastAsia" w:ascii="Times New Roman" w:hAnsi="Times New Roman" w:eastAsia="FangSong" w:cs="Times New Roman"/>
-        </w:rPr>
-        <w:t>数</w:t>
-      </w:r>
-      <w:r>
-        <w:rPr>
-          <w:rFonts w:hint="eastAsia" w:ascii="Times New Roman" w:hAnsi="Times New Roman" w:eastAsia="Times New Roman" w:cs="Times New Roman"/>
-        </w:rPr>
-        <w:t>）。</w:t>
-      </w:r>
-      <w:r>
-        <w:rPr>
-          <w:rFonts w:hint="eastAsia" w:ascii="Times New Roman" w:hAnsi="Times New Roman" w:eastAsia="FangSong" w:cs="Times New Roman"/>
-        </w:rPr>
-        <w:t>但最终稳定元素</w:t>
-      </w:r>
-      <w:r>
-        <w:rPr>
-          <w:rFonts w:ascii="Times New Roman" w:hAnsi="Times New Roman" w:eastAsia="Times New Roman" w:cs="Times New Roman"/>
-        </w:rPr>
-        <w:t xml:space="preserve"> Z </w:t>
-      </w:r>
-      <w:r>
-        <w:rPr>
-          <w:rFonts w:hint="eastAsia" w:ascii="Times New Roman" w:hAnsi="Times New Roman" w:eastAsia="FangSong" w:cs="Times New Roman"/>
-        </w:rPr>
-        <w:t xml:space="preserve">高于纯</w:t>
-      </w:r>
-      <w:r>
-        <w:rPr>
-          <w:rFonts w:ascii="Times New Roman" w:hAnsi="Times New Roman" w:eastAsia="Times New Roman" w:cs="Times New Roman"/>
-        </w:rPr>
-        <w:t xml:space="preserve"> α </w:t>
-      </w:r>
-      <w:r>
-        <w:rPr>
-          <w:rFonts w:hint="eastAsia" w:ascii="Times New Roman" w:hAnsi="Times New Roman" w:eastAsia="FangSong" w:cs="Times New Roman"/>
-        </w:rPr>
-        <w:t xml:space="preserve">衰变的预期</w:t>
-      </w:r>
-      <w:r>
-        <w:rPr>
-          <w:rFonts w:ascii="Times New Roman" w:hAnsi="Times New Roman" w:eastAsia="Times New Roman" w:cs="Times New Roman"/>
-        </w:rPr>
-        <w:t xml:space="preserve"> </w:t>
-      </w:r>
-      <w:r>
-        <w:rPr>
-          <w:rFonts w:hint="eastAsia" w:ascii="Times New Roman" w:hAnsi="Times New Roman" w:eastAsia="Times New Roman" w:cs="Times New Roman"/>
-        </w:rPr>
-        <w:t xml:space="preserve">Z，Z</w:t>
-      </w:r>
-      <w:r>
-        <w:rPr>
-          <w:rFonts w:ascii="Times New Roman" w:hAnsi="Times New Roman" w:eastAsia="Times New Roman" w:cs="Times New Roman"/>
-        </w:rPr>
-        <w:t xml:space="preserve"> </w:t>
-      </w:r>
-      <w:r>
-        <w:rPr>
-          <w:rFonts w:hint="eastAsia" w:ascii="Times New Roman" w:hAnsi="Times New Roman" w:eastAsia="FangSong" w:cs="Times New Roman"/>
-        </w:rPr>
-        <w:t xml:space="preserve">的差异由</w:t>
-      </w:r>
-      <w:r>
-        <w:rPr>
-          <w:rFonts w:ascii="Times New Roman" w:hAnsi="Times New Roman" w:eastAsia="Times New Roman" w:cs="Times New Roman"/>
-        </w:rPr>
-        <w:t xml:space="preserve"> β </w:t>
-      </w:r>
-      <w:r>
-        <w:rPr>
-          <w:rFonts w:hint="eastAsia" w:ascii="Times New Roman" w:hAnsi="Times New Roman" w:eastAsia="FangSong" w:cs="Times New Roman"/>
-        </w:rPr>
-        <w:t>粒子数补足</w:t>
-      </w:r>
-      <w:r>
-        <w:rPr>
-          <w:rFonts w:hint="eastAsia" w:ascii="Times New Roman" w:hAnsi="Times New Roman" w:eastAsia="Times New Roman" w:cs="Times New Roman"/>
-        </w:rPr>
-        <w:t>。</w:t>
-      </w:r>
-      <w:r>
-        <w:rPr>
-          <w:rFonts w:hint="eastAsia" w:ascii="Times New Roman" w:hAnsi="Times New Roman" w:eastAsia="FangSong" w:cs="Times New Roman"/>
-        </w:rPr>
-        <w:t>因此</w:t>
-      </w:r>
-      <w:r>
-        <w:rPr>
-          <w:rFonts w:hint="eastAsia" w:ascii="Times New Roman" w:hAnsi="Times New Roman" w:eastAsia="Times New Roman" w:cs="Times New Roman"/>
-        </w:rPr>
-        <w:t>：</w:t>
+        <w:t xml:space="preserve">8</w:t>
+      </w:r>
+      <w:r>
+        <w:rPr>
+          <w:rFonts w:hint="eastAsia" w:ascii="Times New Roman" w:hAnsi="Times New Roman" w:eastAsia="Times New Roman" w:cs="Times New Roman"/>
+        </w:rPr>
+        <w:t xml:space="preserve">，β</w:t>
+      </w:r>
+      <w:r>
+        <w:rPr>
+          <w:rFonts w:ascii="Times New Roman" w:hAnsi="Times New Roman" w:eastAsia="Times New Roman" w:cs="Times New Roman"/>
+        </w:rPr>
+        <w:t xml:space="preserve"> = 2α − ΔZ = 16 − (92−82) =</w:t>
+      </w:r>
+      <w:r>
+        <w:rPr>
+          <w:rFonts w:ascii="Times New Roman" w:hAnsi="Times New Roman" w:eastAsia="Times New Roman" w:cs="Times New Roman"/>
+        </w:rPr>
+        <w:t xml:space="preserve"> </w:t>
+      </w:r>
+      <w:r>
+        <w:rPr>
+          <w:rFonts w:ascii="Times New Roman" w:hAnsi="Times New Roman" w:eastAsia="Times New Roman" w:cs="Times New Roman"/>
+          <w:b/>
+          <w:bCs/>
+        </w:rPr>
+        <w:t xml:space="preserve">6</w:t>
       </w:r>
     </w:p>
     <w:p>
@@ -8547,7 +8734,7 @@
               <m:rPr>
                 <m:sty m:val="p"/>
               </m:rPr>
-              <m:t>238</m:t>
+              <m:t>235</m:t>
             </m:r>
           </m:sup>
         </m:sSup>
@@ -8577,7 +8764,7 @@
               <m:rPr>
                 <m:sty m:val="p"/>
               </m:rPr>
-              <m:t>206</m:t>
+              <m:t>207</m:t>
             </m:r>
           </m:sup>
         </m:sSup>
@@ -8604,7 +8791,7 @@
         <w:rPr>
           <w:rFonts w:ascii="Times New Roman" w:hAnsi="Times New Roman" w:eastAsia="Times New Roman" w:cs="Times New Roman"/>
         </w:rPr>
-        <w:t xml:space="preserve"> = ΔA/4 = (238−206)/4 = 32/4 =</w:t>
+        <w:t xml:space="preserve"> = ΔA/4 = (235−207)/4 = 28/4 =</w:t>
       </w:r>
       <w:r>
         <w:rPr>
@@ -8618,7 +8805,7 @@
           <w:b/>
           <w:bCs/>
         </w:rPr>
-        <w:t xml:space="preserve">8</w:t>
+        <w:t xml:space="preserve">7</w:t>
       </w:r>
       <w:r>
         <w:rPr>
@@ -8630,7 +8817,7 @@
         <w:rPr>
           <w:rFonts w:ascii="Times New Roman" w:hAnsi="Times New Roman" w:eastAsia="Times New Roman" w:cs="Times New Roman"/>
         </w:rPr>
-        <w:t xml:space="preserve"> = 2α − ΔZ = 16 − (92−82) =</w:t>
+        <w:t xml:space="preserve"> = 2α − ΔZ = 14 − (92−82) =</w:t>
       </w:r>
       <w:r>
         <w:rPr>
@@ -8644,13 +8831,180 @@
           <w:b/>
           <w:bCs/>
         </w:rPr>
-        <w:t xml:space="preserve">6</w:t>
+        <w:t xml:space="preserve">4</w:t>
       </w:r>
     </w:p>
     <w:p>
       <w:pPr>
         <w:pStyle w:val="BodyText"/>
+        <w:ind w:firstLine="420"/>
       </w:pPr>
+      <w:r>
+        <w:rPr>
+          <w:rFonts w:ascii="Times New Roman" w:hAnsi="Times New Roman" w:eastAsia="Times New Roman" w:cs="Times New Roman"/>
+          <w:b/>
+          <w:bCs/>
+        </w:rPr>
+        <w:t xml:space="preserve">3-2</w:t>
+      </w:r>
+      <w:r>
+        <w:rPr>
+          <w:rFonts w:ascii="Times New Roman" w:hAnsi="Times New Roman" w:eastAsia="Times New Roman" w:cs="Times New Roman"/>
+        </w:rPr>
+        <w:t xml:space="preserve"> </w:t>
+      </w:r>
+      <w:r>
+        <w:rPr>
+          <w:rFonts w:hint="eastAsia" w:ascii="Times New Roman" w:hAnsi="Times New Roman" w:eastAsia="FangSong" w:cs="Times New Roman"/>
+        </w:rPr>
+        <w:t xml:space="preserve">当一次</w:t>
+      </w:r>
+      <w:r>
+        <w:rPr>
+          <w:rFonts w:ascii="Times New Roman" w:hAnsi="Times New Roman" w:eastAsia="Times New Roman" w:cs="Times New Roman"/>
+        </w:rPr>
+        <w:t xml:space="preserve"> α </w:t>
+      </w:r>
+      <w:r>
+        <w:rPr>
+          <w:rFonts w:hint="eastAsia" w:ascii="Times New Roman" w:hAnsi="Times New Roman" w:eastAsia="FangSong" w:cs="Times New Roman"/>
+        </w:rPr>
+        <w:t>衰变</w:t>
+      </w:r>
+      <w:r>
+        <w:rPr>
+          <w:rFonts w:hint="eastAsia" w:ascii="Times New Roman" w:hAnsi="Times New Roman" w:eastAsia="Times New Roman" w:cs="Times New Roman"/>
+        </w:rPr>
+        <w:t>（ΔZ</w:t>
+      </w:r>
+      <w:r>
+        <w:rPr>
+          <w:rFonts w:ascii="Times New Roman" w:hAnsi="Times New Roman" w:eastAsia="Times New Roman" w:cs="Times New Roman"/>
+        </w:rPr>
+        <w:t xml:space="preserve"> = </w:t>
+      </w:r>
+      <w:r>
+        <w:rPr>
+          <w:rFonts w:hint="eastAsia" w:ascii="Times New Roman" w:hAnsi="Times New Roman" w:eastAsia="Times New Roman" w:cs="Times New Roman"/>
+        </w:rPr>
+        <w:t>−2）</w:t>
+      </w:r>
+      <w:r>
+        <w:rPr>
+          <w:rFonts w:hint="eastAsia" w:ascii="Times New Roman" w:hAnsi="Times New Roman" w:eastAsia="FangSong" w:cs="Times New Roman"/>
+        </w:rPr>
+        <w:t>之后跟着两个连续的</w:t>
+      </w:r>
+      <w:r>
+        <w:rPr>
+          <w:rFonts w:ascii="Times New Roman" w:hAnsi="Times New Roman" w:eastAsia="Times New Roman" w:cs="Times New Roman"/>
+        </w:rPr>
+        <w:t xml:space="preserve"> β </w:t>
+      </w:r>
+      <w:r>
+        <w:rPr>
+          <w:rFonts w:hint="eastAsia" w:ascii="Times New Roman" w:hAnsi="Times New Roman" w:eastAsia="FangSong" w:cs="Times New Roman"/>
+        </w:rPr>
+        <w:t>衰变</w:t>
+      </w:r>
+      <w:r>
+        <w:rPr>
+          <w:rFonts w:hint="eastAsia" w:ascii="Times New Roman" w:hAnsi="Times New Roman" w:eastAsia="Times New Roman" w:cs="Times New Roman"/>
+        </w:rPr>
+        <w:t>（ΔZ</w:t>
+      </w:r>
+      <w:r>
+        <w:rPr>
+          <w:rFonts w:ascii="Times New Roman" w:hAnsi="Times New Roman" w:eastAsia="Times New Roman" w:cs="Times New Roman"/>
+        </w:rPr>
+        <w:t xml:space="preserve"> = </w:t>
+      </w:r>
+      <w:r>
+        <w:rPr>
+          <w:rFonts w:hint="eastAsia" w:ascii="Times New Roman" w:hAnsi="Times New Roman" w:eastAsia="Times New Roman" w:cs="Times New Roman"/>
+        </w:rPr>
+        <w:t>+2）</w:t>
+      </w:r>
+      <w:r>
+        <w:rPr>
+          <w:rFonts w:hint="eastAsia" w:ascii="Times New Roman" w:hAnsi="Times New Roman" w:eastAsia="FangSong" w:cs="Times New Roman"/>
+        </w:rPr>
+        <w:t>时</w:t>
+      </w:r>
+      <w:r>
+        <w:rPr>
+          <w:rFonts w:hint="eastAsia" w:ascii="Times New Roman" w:hAnsi="Times New Roman" w:eastAsia="Times New Roman" w:cs="Times New Roman"/>
+        </w:rPr>
+        <w:t>，</w:t>
+      </w:r>
+      <w:r>
+        <w:rPr>
+          <w:rFonts w:hint="eastAsia" w:ascii="Times New Roman" w:hAnsi="Times New Roman" w:eastAsia="FangSong" w:cs="Times New Roman"/>
+        </w:rPr>
+        <w:t>原子序数回到原值</w:t>
+      </w:r>
+      <w:r>
+        <w:rPr>
+          <w:rFonts w:hint="eastAsia" w:ascii="Times New Roman" w:hAnsi="Times New Roman" w:eastAsia="Times New Roman" w:cs="Times New Roman"/>
+        </w:rPr>
+        <w:t>，</w:t>
+      </w:r>
+      <w:r>
+        <w:rPr>
+          <w:rFonts w:hint="eastAsia" w:ascii="Times New Roman" w:hAnsi="Times New Roman" w:eastAsia="FangSong" w:cs="Times New Roman"/>
+        </w:rPr>
+        <w:t>此时该元素的另一种同位素再次出现</w:t>
+      </w:r>
+      <w:r>
+        <w:rPr>
+          <w:rFonts w:hint="eastAsia" w:ascii="Times New Roman" w:hAnsi="Times New Roman" w:eastAsia="Times New Roman" w:cs="Times New Roman"/>
+        </w:rPr>
+        <w:t>（</w:t>
+      </w:r>
+      <w:r>
+        <w:rPr>
+          <w:rFonts w:hint="eastAsia" w:ascii="Times New Roman" w:hAnsi="Times New Roman" w:eastAsia="FangSong" w:cs="Times New Roman"/>
+        </w:rPr>
+        <w:t>同元素不同质量数出现不止一次</w:t>
+      </w:r>
+      <w:r>
+        <w:rPr>
+          <w:rFonts w:hint="eastAsia" w:ascii="Times New Roman" w:hAnsi="Times New Roman" w:eastAsia="Times New Roman" w:cs="Times New Roman"/>
+        </w:rPr>
+        <w:t>）。</w:t>
+      </w:r>
+    </w:p>
+    <w:p>
+      <w:pPr>
+        <w:pStyle w:val="BodyText"/>
+        <w:ind w:firstLine="420"/>
+      </w:pPr>
+      <w:r>
+        <w:rPr>
+          <w:rFonts w:ascii="Times New Roman" w:hAnsi="Times New Roman" w:eastAsia="Times New Roman" w:cs="Times New Roman"/>
+          <w:b/>
+          <w:bCs/>
+        </w:rPr>
+        <w:t xml:space="preserve">3-3</w:t>
+      </w:r>
+      <w:r>
+        <w:rPr>
+          <w:rFonts w:ascii="Times New Roman" w:hAnsi="Times New Roman" w:eastAsia="Times New Roman" w:cs="Times New Roman"/>
+        </w:rPr>
+        <w:t xml:space="preserve"> </w:t>
+      </w:r>
+      <w:r>
+        <w:rPr>
+          <w:rFonts w:hint="eastAsia" w:ascii="Times New Roman" w:hAnsi="Times New Roman" w:eastAsia="FangSong" w:cs="Times New Roman"/>
+        </w:rPr>
+        <w:t>对每个铀同位素</w:t>
+      </w:r>
+      <w:r>
+        <w:rPr>
+          <w:rFonts w:hint="eastAsia" w:ascii="Times New Roman" w:hAnsi="Times New Roman" w:eastAsia="Times New Roman" w:cs="Times New Roman"/>
+        </w:rPr>
+        <w:t>：</w:t>
+      </w:r>
       <m:oMath>
         <m:oMathPr>
           <m:ctrlPr>
@@ -8682,13 +9036,13 @@
           <m:rPr>
             <m:sty m:val="p"/>
           </m:rPr>
-          <m:t>U</m:t>
-        </m:r>
-        <m:r>
-          <m:rPr>
-            <m:sty m:val="p"/>
-          </m:rPr>
-          <m:t>→</m:t>
+          <m:t>N</m:t>
+        </m:r>
+        <m:r>
+          <m:rPr>
+            <m:sty m:val="p"/>
+          </m:rPr>
+          <m:t>=</m:t>
         </m:r>
         <m:sSup>
           <m:e>
@@ -8704,244 +9058,83 @@
               <m:rPr>
                 <m:sty m:val="p"/>
               </m:rPr>
-              <m:t>207</m:t>
+              <m:t>235</m:t>
             </m:r>
           </m:sup>
         </m:sSup>
-        <m:r>
-          <m:rPr>
-            <m:sty m:val="p"/>
-          </m:rPr>
-          <m:t>P</m:t>
-        </m:r>
-        <m:r>
-          <m:rPr>
-            <m:sty m:val="p"/>
-          </m:rPr>
-          <m:t>b</m:t>
+        <m:sSub>
+          <m:e>
+            <m:r>
+              <m:rPr>
+                <m:sty m:val="p"/>
+              </m:rPr>
+              <m:t>N</m:t>
+            </m:r>
+          </m:e>
+          <m:sub>
+            <m:r>
+              <m:rPr>
+                <m:sty m:val="p"/>
+              </m:rPr>
+              <m:t>0</m:t>
+            </m:r>
+          </m:sub>
+        </m:sSub>
+        <m:r>
+          <m:rPr>
+            <m:sty m:val="p"/>
+            <m:sty m:val="p"/>
+          </m:rPr>
+          <m:t>exp</m:t>
+        </m:r>
+        <m:r>
+          <m:rPr>
+            <m:sty m:val="p"/>
+          </m:rPr>
+          <m:t>(</m:t>
+        </m:r>
+        <m:r>
+          <m:rPr>
+            <m:sty m:val="p"/>
+          </m:rPr>
+          <m:t>−</m:t>
+        </m:r>
+        <m:sSub>
+          <m:e>
+            <m:r>
+              <m:rPr>
+                <m:sty m:val="p"/>
+              </m:rPr>
+              <m:t>λ</m:t>
+            </m:r>
+          </m:e>
+          <m:sub>
+            <m:r>
+              <m:rPr>
+                <m:sty m:val="p"/>
+              </m:rPr>
+              <m:t>235</m:t>
+            </m:r>
+          </m:sub>
+        </m:sSub>
+        <m:r>
+          <m:rPr>
+            <m:sty m:val="p"/>
+          </m:rPr>
+          <m:t>t</m:t>
+        </m:r>
+        <m:r>
+          <m:rPr>
+            <m:sty m:val="p"/>
+          </m:rPr>
+          <m:t>)</m:t>
         </m:r>
       </m:oMath>
       <w:r>
         <w:rPr>
           <w:rFonts w:hint="eastAsia" w:ascii="Times New Roman" w:hAnsi="Times New Roman" w:eastAsia="Times New Roman" w:cs="Times New Roman"/>
         </w:rPr>
-        <w:t xml:space="preserve">：α</w:t>
-      </w:r>
-      <w:r>
-        <w:rPr>
-          <w:rFonts w:ascii="Times New Roman" w:hAnsi="Times New Roman" w:eastAsia="Times New Roman" w:cs="Times New Roman"/>
-        </w:rPr>
-        <w:t xml:space="preserve"> = ΔA/4 = (235−207)/4 = 28/4 =</w:t>
-      </w:r>
-      <w:r>
-        <w:rPr>
-          <w:rFonts w:ascii="Times New Roman" w:hAnsi="Times New Roman" w:eastAsia="Times New Roman" w:cs="Times New Roman"/>
-        </w:rPr>
-        <w:t xml:space="preserve"> </w:t>
-      </w:r>
-      <w:r>
-        <w:rPr>
-          <w:rFonts w:ascii="Times New Roman" w:hAnsi="Times New Roman" w:eastAsia="Times New Roman" w:cs="Times New Roman"/>
-          <w:b/>
-          <w:bCs/>
-        </w:rPr>
-        <w:t xml:space="preserve">7</w:t>
-      </w:r>
-      <w:r>
-        <w:rPr>
-          <w:rFonts w:hint="eastAsia" w:ascii="Times New Roman" w:hAnsi="Times New Roman" w:eastAsia="Times New Roman" w:cs="Times New Roman"/>
-        </w:rPr>
-        <w:t xml:space="preserve">，β</w:t>
-      </w:r>
-      <w:r>
-        <w:rPr>
-          <w:rFonts w:ascii="Times New Roman" w:hAnsi="Times New Roman" w:eastAsia="Times New Roman" w:cs="Times New Roman"/>
-        </w:rPr>
-        <w:t xml:space="preserve"> = 2α − ΔZ = 14 − (92−82) =</w:t>
-      </w:r>
-      <w:r>
-        <w:rPr>
-          <w:rFonts w:ascii="Times New Roman" w:hAnsi="Times New Roman" w:eastAsia="Times New Roman" w:cs="Times New Roman"/>
-        </w:rPr>
-        <w:t xml:space="preserve"> </w:t>
-      </w:r>
-      <w:r>
-        <w:rPr>
-          <w:rFonts w:ascii="Times New Roman" w:hAnsi="Times New Roman" w:eastAsia="Times New Roman" w:cs="Times New Roman"/>
-          <w:b/>
-          <w:bCs/>
-        </w:rPr>
-        <w:t xml:space="preserve">4</w:t>
-      </w:r>
-    </w:p>
-    <w:p>
-      <w:pPr>
-        <w:pStyle w:val="BodyText"/>
-      </w:pPr>
-      <w:r>
-        <w:rPr>
-          <w:rFonts w:ascii="Times New Roman" w:hAnsi="Times New Roman" w:eastAsia="Times New Roman" w:cs="Times New Roman"/>
-          <w:b/>
-          <w:bCs/>
-        </w:rPr>
-        <w:t xml:space="preserve">3-2</w:t>
-      </w:r>
-      <w:r>
-        <w:rPr>
-          <w:rFonts w:ascii="Times New Roman" w:hAnsi="Times New Roman" w:eastAsia="Times New Roman" w:cs="Times New Roman"/>
-        </w:rPr>
-        <w:t xml:space="preserve"> </w:t>
-      </w:r>
-      <w:r>
-        <w:rPr>
-          <w:rFonts w:hint="eastAsia" w:ascii="Times New Roman" w:hAnsi="Times New Roman" w:eastAsia="FangSong" w:cs="Times New Roman"/>
-        </w:rPr>
-        <w:t xml:space="preserve">当一次</w:t>
-      </w:r>
-      <w:r>
-        <w:rPr>
-          <w:rFonts w:ascii="Times New Roman" w:hAnsi="Times New Roman" w:eastAsia="Times New Roman" w:cs="Times New Roman"/>
-        </w:rPr>
-        <w:t xml:space="preserve"> α </w:t>
-      </w:r>
-      <w:r>
-        <w:rPr>
-          <w:rFonts w:hint="eastAsia" w:ascii="Times New Roman" w:hAnsi="Times New Roman" w:eastAsia="FangSong" w:cs="Times New Roman"/>
-        </w:rPr>
-        <w:t>衰变</w:t>
-      </w:r>
-      <w:r>
-        <w:rPr>
-          <w:rFonts w:hint="eastAsia" w:ascii="Times New Roman" w:hAnsi="Times New Roman" w:eastAsia="Times New Roman" w:cs="Times New Roman"/>
-        </w:rPr>
-        <w:t>（ΔZ</w:t>
-      </w:r>
-      <w:r>
-        <w:rPr>
-          <w:rFonts w:ascii="Times New Roman" w:hAnsi="Times New Roman" w:eastAsia="Times New Roman" w:cs="Times New Roman"/>
-        </w:rPr>
-        <w:t xml:space="preserve"> = </w:t>
-      </w:r>
-      <w:r>
-        <w:rPr>
-          <w:rFonts w:hint="eastAsia" w:ascii="Times New Roman" w:hAnsi="Times New Roman" w:eastAsia="Times New Roman" w:cs="Times New Roman"/>
-        </w:rPr>
-        <w:t>−2）</w:t>
-      </w:r>
-      <w:r>
-        <w:rPr>
-          <w:rFonts w:hint="eastAsia" w:ascii="Times New Roman" w:hAnsi="Times New Roman" w:eastAsia="FangSong" w:cs="Times New Roman"/>
-        </w:rPr>
-        <w:t>之后跟着两个连续的</w:t>
-      </w:r>
-      <w:r>
-        <w:rPr>
-          <w:rFonts w:ascii="Times New Roman" w:hAnsi="Times New Roman" w:eastAsia="Times New Roman" w:cs="Times New Roman"/>
-        </w:rPr>
-        <w:t xml:space="preserve"> β </w:t>
-      </w:r>
-      <w:r>
-        <w:rPr>
-          <w:rFonts w:hint="eastAsia" w:ascii="Times New Roman" w:hAnsi="Times New Roman" w:eastAsia="FangSong" w:cs="Times New Roman"/>
-        </w:rPr>
-        <w:t>衰变</w:t>
-      </w:r>
-      <w:r>
-        <w:rPr>
-          <w:rFonts w:hint="eastAsia" w:ascii="Times New Roman" w:hAnsi="Times New Roman" w:eastAsia="Times New Roman" w:cs="Times New Roman"/>
-        </w:rPr>
-        <w:t>（ΔZ</w:t>
-      </w:r>
-      <w:r>
-        <w:rPr>
-          <w:rFonts w:ascii="Times New Roman" w:hAnsi="Times New Roman" w:eastAsia="Times New Roman" w:cs="Times New Roman"/>
-        </w:rPr>
-        <w:t xml:space="preserve"> = </w:t>
-      </w:r>
-      <w:r>
-        <w:rPr>
-          <w:rFonts w:hint="eastAsia" w:ascii="Times New Roman" w:hAnsi="Times New Roman" w:eastAsia="Times New Roman" w:cs="Times New Roman"/>
-        </w:rPr>
-        <w:t>+2）</w:t>
-      </w:r>
-      <w:r>
-        <w:rPr>
-          <w:rFonts w:hint="eastAsia" w:ascii="Times New Roman" w:hAnsi="Times New Roman" w:eastAsia="FangSong" w:cs="Times New Roman"/>
-        </w:rPr>
-        <w:t>时</w:t>
-      </w:r>
-      <w:r>
-        <w:rPr>
-          <w:rFonts w:hint="eastAsia" w:ascii="Times New Roman" w:hAnsi="Times New Roman" w:eastAsia="Times New Roman" w:cs="Times New Roman"/>
-        </w:rPr>
-        <w:t>，</w:t>
-      </w:r>
-      <w:r>
-        <w:rPr>
-          <w:rFonts w:hint="eastAsia" w:ascii="Times New Roman" w:hAnsi="Times New Roman" w:eastAsia="FangSong" w:cs="Times New Roman"/>
-        </w:rPr>
-        <w:t>原子序数回到原值</w:t>
-      </w:r>
-      <w:r>
-        <w:rPr>
-          <w:rFonts w:hint="eastAsia" w:ascii="Times New Roman" w:hAnsi="Times New Roman" w:eastAsia="Times New Roman" w:cs="Times New Roman"/>
-        </w:rPr>
-        <w:t>，</w:t>
-      </w:r>
-      <w:r>
-        <w:rPr>
-          <w:rFonts w:hint="eastAsia" w:ascii="Times New Roman" w:hAnsi="Times New Roman" w:eastAsia="FangSong" w:cs="Times New Roman"/>
-        </w:rPr>
-        <w:t>此时该元素的另一种同位素再次出现</w:t>
-      </w:r>
-      <w:r>
-        <w:rPr>
-          <w:rFonts w:hint="eastAsia" w:ascii="Times New Roman" w:hAnsi="Times New Roman" w:eastAsia="Times New Roman" w:cs="Times New Roman"/>
-        </w:rPr>
-        <w:t>（</w:t>
-      </w:r>
-      <w:r>
-        <w:rPr>
-          <w:rFonts w:hint="eastAsia" w:ascii="Times New Roman" w:hAnsi="Times New Roman" w:eastAsia="FangSong" w:cs="Times New Roman"/>
-        </w:rPr>
-        <w:t>同元素不同质量数出现不止一次</w:t>
-      </w:r>
-      <w:r>
-        <w:rPr>
-          <w:rFonts w:hint="eastAsia" w:ascii="Times New Roman" w:hAnsi="Times New Roman" w:eastAsia="Times New Roman" w:cs="Times New Roman"/>
-        </w:rPr>
-        <w:t>）。</w:t>
-      </w:r>
-    </w:p>
-    <w:p>
-      <w:pPr>
-        <w:pStyle w:val="BodyText"/>
-      </w:pPr>
-      <w:r>
-        <w:rPr>
-          <w:rFonts w:ascii="Times New Roman" w:hAnsi="Times New Roman" w:eastAsia="Times New Roman" w:cs="Times New Roman"/>
-          <w:b/>
-          <w:bCs/>
-        </w:rPr>
-        <w:t xml:space="preserve">3-3</w:t>
-      </w:r>
-      <w:r>
-        <w:rPr>
-          <w:rFonts w:ascii="Times New Roman" w:hAnsi="Times New Roman" w:eastAsia="Times New Roman" w:cs="Times New Roman"/>
-        </w:rPr>
-        <w:t xml:space="preserve"> </w:t>
-      </w:r>
-      <w:r>
-        <w:rPr>
-          <w:rFonts w:hint="eastAsia" w:ascii="Times New Roman" w:hAnsi="Times New Roman" w:eastAsia="FangSong" w:cs="Times New Roman"/>
-        </w:rPr>
-        <w:t>对每个铀同位素</w:t>
-      </w:r>
-      <w:r>
-        <w:rPr>
-          <w:rFonts w:hint="eastAsia" w:ascii="Times New Roman" w:hAnsi="Times New Roman" w:eastAsia="Times New Roman" w:cs="Times New Roman"/>
-        </w:rPr>
-        <w:t>：</w:t>
+        <w:t xml:space="preserve">，</w:t>
       </w:r>
       <m:oMath>
         <m:oMathPr>
@@ -8966,137 +9159,6 @@
               <m:rPr>
                 <m:sty m:val="p"/>
               </m:rPr>
-              <m:t>235</m:t>
-            </m:r>
-          </m:sup>
-        </m:sSup>
-        <m:r>
-          <m:rPr>
-            <m:sty m:val="p"/>
-          </m:rPr>
-          <m:t>N</m:t>
-        </m:r>
-        <m:r>
-          <m:rPr>
-            <m:sty m:val="p"/>
-          </m:rPr>
-          <m:t>=</m:t>
-        </m:r>
-        <m:sSup>
-          <m:e>
-            <m:r>
-              <m:rPr>
-                <m:sty m:val="p"/>
-              </m:rPr>
-              <m:t>​</m:t>
-            </m:r>
-          </m:e>
-          <m:sup>
-            <m:r>
-              <m:rPr>
-                <m:sty m:val="p"/>
-              </m:rPr>
-              <m:t>235</m:t>
-            </m:r>
-          </m:sup>
-        </m:sSup>
-        <m:sSub>
-          <m:e>
-            <m:r>
-              <m:rPr>
-                <m:sty m:val="p"/>
-              </m:rPr>
-              <m:t>N</m:t>
-            </m:r>
-          </m:e>
-          <m:sub>
-            <m:r>
-              <m:rPr>
-                <m:sty m:val="p"/>
-              </m:rPr>
-              <m:t>0</m:t>
-            </m:r>
-          </m:sub>
-        </m:sSub>
-        <m:r>
-          <m:rPr>
-            <m:sty m:val="p"/>
-            <m:sty m:val="p"/>
-          </m:rPr>
-          <m:t>exp</m:t>
-        </m:r>
-        <m:r>
-          <m:rPr>
-            <m:sty m:val="p"/>
-          </m:rPr>
-          <m:t>(</m:t>
-        </m:r>
-        <m:r>
-          <m:rPr>
-            <m:sty m:val="p"/>
-          </m:rPr>
-          <m:t>−</m:t>
-        </m:r>
-        <m:sSub>
-          <m:e>
-            <m:r>
-              <m:rPr>
-                <m:sty m:val="p"/>
-              </m:rPr>
-              <m:t>λ</m:t>
-            </m:r>
-          </m:e>
-          <m:sub>
-            <m:r>
-              <m:rPr>
-                <m:sty m:val="p"/>
-              </m:rPr>
-              <m:t>235</m:t>
-            </m:r>
-          </m:sub>
-        </m:sSub>
-        <m:r>
-          <m:rPr>
-            <m:sty m:val="p"/>
-          </m:rPr>
-          <m:t>t</m:t>
-        </m:r>
-        <m:r>
-          <m:rPr>
-            <m:sty m:val="p"/>
-          </m:rPr>
-          <m:t>)</m:t>
-        </m:r>
-      </m:oMath>
-      <w:r>
-        <w:rPr>
-          <w:rFonts w:hint="eastAsia" w:ascii="Times New Roman" w:hAnsi="Times New Roman" w:eastAsia="Times New Roman" w:cs="Times New Roman"/>
-        </w:rPr>
-        <w:t xml:space="preserve">，</w:t>
-      </w:r>
-      <m:oMath>
-        <m:oMathPr>
-          <m:ctrlPr>
-            <w:rPr>
-              <w:sz w:val="28"/>
-              <w:szCs w:val="28"/>
-            </w:rPr>
-          </m:ctrlPr>
-        </m:oMathPr>
-        <m:sSup>
-          <m:e>
-            <m:r>
-              <m:rPr>
-                <m:sty m:val="p"/>
-              </m:rPr>
-              <m:t>​</m:t>
-            </m:r>
-          </m:e>
-          <m:sup>
-            <m:r>
-              <m:rPr>
-                <m:sty m:val="p"/>
-              </m:rPr>
               <m:t>238</m:t>
             </m:r>
           </m:sup>
@@ -9203,6 +9265,7 @@
     <w:p>
       <w:pPr>
         <w:pStyle w:val="BodyText"/>
+        <w:ind w:firstLine="420"/>
       </w:pPr>
       <w:r>
         <w:rPr>
@@ -10133,6 +10196,7 @@
     <w:p>
       <w:pPr>
         <w:pStyle w:val="BodyText"/>
+        <w:ind w:firstLine="420"/>
       </w:pPr>
       <w:r>
         <w:rPr>
@@ -10202,6 +10266,7 @@
     <w:p>
       <w:pPr>
         <w:pStyle w:val="BodyText"/>
+        <w:ind w:firstLine="420"/>
       </w:pPr>
       <w:r>
         <w:rPr>
@@ -10436,6 +10501,7 @@
     <w:p>
       <w:pPr>
         <w:pStyle w:val="BodyText"/>
+        <w:ind w:firstLine="420"/>
       </w:pPr>
       <w:r>
         <w:rPr>
@@ -10696,6 +10762,7 @@
     <w:p>
       <w:pPr>
         <w:pStyle w:val="BodyText"/>
+        <w:ind w:firstLine="420"/>
       </w:pPr>
       <w:r>
         <w:rPr>
@@ -10909,6 +10976,7 @@
     <w:p>
       <w:pPr>
         <w:pStyle w:val="BodyText"/>
+        <w:ind w:firstLine="420"/>
       </w:pPr>
       <w:r>
         <w:rPr>
@@ -11035,6 +11103,7 @@
     <w:p>
       <w:pPr>
         <w:pStyle w:val="BlockText"/>
+        <w:ind w:firstLine="420"/>
       </w:pPr>
       <w:r>
         <w:rPr>
@@ -11118,6 +11187,7 @@
     <w:p>
       <w:pPr>
         <w:pStyle w:val="FirstParagraph"/>
+        <w:ind w:firstLine="420"/>
       </w:pPr>
       <w:r>
         <w:rPr>
@@ -11177,6 +11247,7 @@
     <w:p>
       <w:pPr>
         <w:pStyle w:val="BodyText"/>
+        <w:ind w:firstLine="420"/>
       </w:pPr>
       <w:r>
         <w:rPr>
@@ -11254,6 +11325,7 @@
     <w:p>
       <w:pPr>
         <w:pStyle w:val="BodyText"/>
+        <w:ind w:firstLine="420"/>
       </w:pPr>
       <w:r>
         <w:rPr>
@@ -11341,6 +11413,7 @@
           <w:ilvl w:val="0"/>
           <w:numId w:val="1002"/>
         </w:numPr>
+        <w:ind w:firstLine="420"/>
       </w:pPr>
       <w:r>
         <w:rPr>
@@ -11641,6 +11714,7 @@
           <w:ilvl w:val="0"/>
           <w:numId w:val="1002"/>
         </w:numPr>
+        <w:ind w:firstLine="420"/>
       </w:pPr>
       <w:r>
         <w:rPr>
@@ -12064,6 +12138,7 @@
     <w:p>
       <w:pPr>
         <w:pStyle w:val="FirstParagraph"/>
+        <w:ind w:firstLine="420"/>
       </w:pPr>
       <w:r>
         <w:rPr>
@@ -12141,6 +12216,7 @@
     <w:p>
       <w:pPr>
         <w:pStyle w:val="BodyText"/>
+        <w:ind w:firstLine="420"/>
       </w:pPr>
       <w:r>
         <w:rPr>
@@ -12553,6 +12629,7 @@
           <w:ilvl w:val="0"/>
           <w:numId w:val="1003"/>
         </w:numPr>
+        <w:ind w:firstLine="420"/>
       </w:pPr>
       <w:r>
         <w:rPr>
@@ -12970,6 +13047,7 @@
           <w:ilvl w:val="0"/>
           <w:numId w:val="1003"/>
         </w:numPr>
+        <w:ind w:firstLine="420"/>
       </w:pPr>
       <w:r>
         <w:rPr>
@@ -13841,6 +13919,7 @@
     <w:p>
       <w:pPr>
         <w:pStyle w:val="FirstParagraph"/>
+        <w:ind w:firstLine="420"/>
       </w:pPr>
       <w:r>
         <w:rPr>
@@ -14847,6 +14926,7 @@
           <w:ilvl w:val="0"/>
           <w:numId w:val="1004"/>
         </w:numPr>
+        <w:ind w:firstLine="420"/>
       </w:pPr>
       <w:r>
         <w:rPr>
@@ -15213,6 +15293,7 @@
     <w:p>
       <w:pPr>
         <w:pStyle w:val="FirstParagraph"/>
+        <w:ind w:firstLine="420"/>
       </w:pPr>
       <w:r>
         <w:rPr>
@@ -15711,6 +15792,7 @@
     <w:p>
       <w:pPr>
         <w:pStyle w:val="BlockText"/>
+        <w:ind w:firstLine="420"/>
       </w:pPr>
       <w:r>
         <w:rPr>
@@ -15812,6 +15894,7 @@
     <w:p>
       <w:pPr>
         <w:pStyle w:val="FirstParagraph"/>
+        <w:ind w:firstLine="420"/>
       </w:pPr>
       <w:r>
         <w:rPr>
@@ -16064,6 +16147,7 @@
           <w:ilvl w:val="0"/>
           <w:numId w:val="1005"/>
         </w:numPr>
+        <w:ind w:firstLine="420"/>
       </w:pPr>
       <w:r>
         <w:rPr>
@@ -16567,6 +16651,7 @@
     <w:p>
       <w:pPr>
         <w:pStyle w:val="BlockText"/>
+        <w:ind w:firstLine="420"/>
       </w:pPr>
       <w:r>
         <w:rPr>
@@ -16644,6 +16729,7 @@
     <w:p>
       <w:pPr>
         <w:pStyle w:val="FirstParagraph"/>
+        <w:ind w:firstLine="420"/>
       </w:pPr>
       <w:r>
         <w:rPr>
@@ -17273,6 +17359,7 @@
           <w:ilvl w:val="0"/>
           <w:numId w:val="1006"/>
         </w:numPr>
+        <w:ind w:firstLine="420"/>
       </w:pPr>
       <w:r>
         <w:rPr>
@@ -17342,6 +17429,7 @@
           <w:ilvl w:val="0"/>
           <w:numId w:val="1006"/>
         </w:numPr>
+        <w:ind w:firstLine="420"/>
       </w:pPr>
       <w:r>
         <w:rPr>
@@ -17363,6 +17451,7 @@
           <w:ilvl w:val="0"/>
           <w:numId w:val="1006"/>
         </w:numPr>
+        <w:ind w:firstLine="420"/>
       </w:pPr>
       <w:r>
         <w:rPr>
@@ -17392,6 +17481,7 @@
     <w:p>
       <w:pPr>
         <w:pStyle w:val="FirstParagraph"/>
+        <w:ind w:firstLine="420"/>
       </w:pPr>
       <w:r>
         <w:rPr>
@@ -17691,6 +17781,7 @@
           <w:ilvl w:val="0"/>
           <w:numId w:val="1007"/>
         </w:numPr>
+        <w:ind w:firstLine="420"/>
       </w:pPr>
       <w:r>
         <w:rPr>
@@ -17712,6 +17803,7 @@
           <w:ilvl w:val="0"/>
           <w:numId w:val="1007"/>
         </w:numPr>
+        <w:ind w:firstLine="420"/>
       </w:pPr>
       <w:r>
         <w:rPr>
@@ -17795,6 +17887,7 @@
       <w:pPr>
         <w:pStyle w:val="FirstParagraph"/>
         <w:spacing w:after="80"/>
+        <w:ind w:firstLine="420"/>
       </w:pPr>
       <w:r>
         <w:rPr>
@@ -17817,6 +17910,15 @@
         <w:tblW w:type="pct" w:w="5000"/>
         <w:tblLayout w:type="fixed"/>
         <w:tblLook w:firstRow="1" w:lastRow="0" w:firstColumn="0" w:lastColumn="0" w:noHBand="0" w:noVBand="0" w:val="0020"/>
+        <w:jc w:val="center"/>
+        <w:tblBorders>
+          <w:top w:val="single" w:sz="12" w:space="0" w:color="333333"/>
+          <w:bottom w:val="single" w:sz="12" w:space="0" w:color="333333"/>
+          <w:left w:val="none"/>
+          <w:right w:val="none"/>
+          <w:insideH w:val="none"/>
+          <w:insideV w:val="none"/>
+        </w:tblBorders>
       </w:tblPr>
       <w:tblGrid>
         <w:gridCol w:w="2640"/>
@@ -17828,7 +17930,11 @@
           <w:tblHeader w:val="on"/>
         </w:trPr>
         <w:tc>
-          <w:tcPr/>
+          <w:tcPr>
+            <w:tcBorders>
+              <w:bottom w:val="single" w:sz="6" w:space="0" w:color="333333"/>
+            </w:tcBorders>
+          </w:tcPr>
           <w:p>
             <w:pPr>
               <w:pStyle w:val="Compact"/>
@@ -17844,7 +17950,11 @@
           </w:p>
         </w:tc>
         <w:tc>
-          <w:tcPr/>
+          <w:tcPr>
+            <w:tcBorders>
+              <w:bottom w:val="single" w:sz="6" w:space="0" w:color="333333"/>
+            </w:tcBorders>
+          </w:tcPr>
           <w:p>
             <w:pPr>
               <w:pStyle w:val="Compact"/>
@@ -17860,7 +17970,11 @@
           </w:p>
         </w:tc>
         <w:tc>
-          <w:tcPr/>
+          <w:tcPr>
+            <w:tcBorders>
+              <w:bottom w:val="single" w:sz="6" w:space="0" w:color="333333"/>
+            </w:tcBorders>
+          </w:tcPr>
           <w:p>
             <w:pPr>
               <w:pStyle w:val="Compact"/>
@@ -18721,6 +18835,7 @@
       <w:pPr>
         <w:pStyle w:val="BodyText"/>
         <w:spacing w:before="120"/>
+        <w:ind w:firstLine="420"/>
       </w:pPr>
       <w:r>
         <w:rPr>
@@ -18746,6 +18861,7 @@
           <w:ilvl w:val="0"/>
           <w:numId w:val="1008"/>
         </w:numPr>
+        <w:ind w:firstLine="420"/>
       </w:pPr>
       <w:r>
         <w:rPr>
@@ -18817,6 +18933,7 @@
           <w:ilvl w:val="0"/>
           <w:numId w:val="1008"/>
         </w:numPr>
+        <w:ind w:firstLine="420"/>
       </w:pPr>
       <w:r>
         <w:rPr>
@@ -19200,6 +19317,7 @@
           <w:ilvl w:val="0"/>
           <w:numId w:val="1008"/>
         </w:numPr>
+        <w:ind w:firstLine="420"/>
       </w:pPr>
       <w:r>
         <w:rPr>
@@ -19350,6 +19468,7 @@
           <w:ilvl w:val="0"/>
           <w:numId w:val="1008"/>
         </w:numPr>
+        <w:ind w:firstLine="420"/>
       </w:pPr>
       <w:r>
         <w:rPr>
@@ -19876,6 +19995,7 @@
           <w:ilvl w:val="0"/>
           <w:numId w:val="1008"/>
         </w:numPr>
+        <w:ind w:firstLine="420"/>
       </w:pPr>
       <w:r>
         <w:rPr>
@@ -20367,6 +20487,7 @@
           <w:ilvl w:val="0"/>
           <w:numId w:val="1008"/>
         </w:numPr>
+        <w:ind w:firstLine="420"/>
       </w:pPr>
       <m:oMath>
         <m:oMathPr>
@@ -20724,6 +20845,7 @@
           <w:ilvl w:val="0"/>
           <w:numId w:val="1008"/>
         </w:numPr>
+        <w:ind w:firstLine="420"/>
       </w:pPr>
       <w:r>
         <w:rPr>
@@ -21273,6 +21395,7 @@
     <w:p>
       <w:pPr>
         <w:pStyle w:val="FirstParagraph"/>
+        <w:ind w:firstLine="420"/>
       </w:pPr>
       <w:r>
         <w:rPr>
@@ -21726,6 +21849,7 @@
           <w:ilvl w:val="0"/>
           <w:numId w:val="1009"/>
         </w:numPr>
+        <w:ind w:firstLine="420"/>
       </w:pPr>
       <m:oMath>
         <m:oMathPr>
@@ -22052,6 +22176,7 @@
           <w:ilvl w:val="0"/>
           <w:numId w:val="1009"/>
         </w:numPr>
+        <w:ind w:firstLine="420"/>
       </w:pPr>
       <m:oMath>
         <m:oMathPr>
@@ -22263,6 +22388,7 @@
     <w:p>
       <w:pPr>
         <w:pStyle w:val="FirstParagraph"/>
+        <w:ind w:firstLine="420"/>
       </w:pPr>
       <w:r>
         <w:rPr>
@@ -22288,6 +22414,7 @@
           <w:ilvl w:val="0"/>
           <w:numId w:val="1010"/>
         </w:numPr>
+        <w:ind w:firstLine="420"/>
       </w:pPr>
       <w:r>
         <w:rPr>
@@ -22385,6 +22512,7 @@
           <w:ilvl w:val="0"/>
           <w:numId w:val="1010"/>
         </w:numPr>
+        <w:ind w:firstLine="420"/>
       </w:pPr>
       <w:r>
         <w:rPr>
@@ -22488,6 +22616,7 @@
           <w:ilvl w:val="0"/>
           <w:numId w:val="1010"/>
         </w:numPr>
+        <w:ind w:firstLine="420"/>
       </w:pPr>
       <w:r>
         <w:rPr>
@@ -22559,6 +22688,7 @@
           <w:ilvl w:val="0"/>
           <w:numId w:val="1010"/>
         </w:numPr>
+        <w:ind w:firstLine="420"/>
       </w:pPr>
       <w:r>
         <w:rPr>
@@ -22646,6 +22776,7 @@
     <w:p>
       <w:pPr>
         <w:pStyle w:val="FirstParagraph"/>
+        <w:ind w:firstLine="420"/>
       </w:pPr>
       <w:r>
         <w:rPr>
@@ -22671,6 +22802,7 @@
           <w:ilvl w:val="0"/>
           <w:numId w:val="1011"/>
         </w:numPr>
+        <w:ind w:firstLine="420"/>
       </w:pPr>
       <w:r>
         <w:rPr>
@@ -23154,6 +23286,7 @@
           <w:ilvl w:val="0"/>
           <w:numId w:val="1011"/>
         </w:numPr>
+        <w:ind w:firstLine="420"/>
       </w:pPr>
       <w:r>
         <w:rPr>
@@ -23623,6 +23756,7 @@
     <w:p>
       <w:pPr>
         <w:pStyle w:val="FirstParagraph"/>
+        <w:ind w:firstLine="420"/>
       </w:pPr>
       <w:r>
         <w:rPr>
@@ -23644,6 +23778,7 @@
     <w:p>
       <w:pPr>
         <w:pStyle w:val="BodyText"/>
+        <w:ind w:firstLine="420"/>
       </w:pPr>
       <m:oMath>
         <m:r>
@@ -23966,6 +24101,7 @@
     <w:p>
       <w:pPr>
         <w:pStyle w:val="BlockText"/>
+        <w:ind w:firstLine="420"/>
       </w:pPr>
       <w:r>
         <w:rPr>
@@ -24044,6 +24180,7 @@
       <w:pPr>
         <w:pStyle w:val="FirstParagraph"/>
         <w:spacing w:after="80"/>
+        <w:ind w:firstLine="420"/>
       </w:pPr>
       <w:r>
         <w:rPr>
@@ -24141,6 +24278,15 @@
         <w:tblStyle w:val="Table"/>
         <w:tblW w:type="auto" w:w="0"/>
         <w:tblLook w:firstRow="1" w:lastRow="0" w:firstColumn="0" w:lastColumn="0" w:noHBand="0" w:noVBand="0" w:val="0020"/>
+        <w:jc w:val="center"/>
+        <w:tblBorders>
+          <w:top w:val="single" w:sz="12" w:space="0" w:color="333333"/>
+          <w:bottom w:val="single" w:sz="12" w:space="0" w:color="333333"/>
+          <w:left w:val="none"/>
+          <w:right w:val="none"/>
+          <w:insideH w:val="none"/>
+          <w:insideV w:val="none"/>
+        </w:tblBorders>
       </w:tblPr>
       <w:tblGrid>
         <w:gridCol w:w="1131"/>
@@ -24156,7 +24302,11 @@
           <w:tblHeader w:val="on"/>
         </w:trPr>
         <w:tc>
-          <w:tcPr/>
+          <w:tcPr>
+            <w:tcBorders>
+              <w:bottom w:val="single" w:sz="6" w:space="0" w:color="333333"/>
+            </w:tcBorders>
+          </w:tcPr>
           <w:p>
             <w:pPr>
               <w:pStyle w:val="Compact"/>
@@ -24172,7 +24322,11 @@
           </w:p>
         </w:tc>
         <w:tc>
-          <w:tcPr/>
+          <w:tcPr>
+            <w:tcBorders>
+              <w:bottom w:val="single" w:sz="6" w:space="0" w:color="333333"/>
+            </w:tcBorders>
+          </w:tcPr>
           <w:p>
             <w:pPr>
               <w:pStyle w:val="Compact"/>
@@ -24188,7 +24342,11 @@
           </w:p>
         </w:tc>
         <w:tc>
-          <w:tcPr/>
+          <w:tcPr>
+            <w:tcBorders>
+              <w:bottom w:val="single" w:sz="6" w:space="0" w:color="333333"/>
+            </w:tcBorders>
+          </w:tcPr>
           <w:p>
             <w:pPr>
               <w:pStyle w:val="Compact"/>
@@ -24204,7 +24362,11 @@
           </w:p>
         </w:tc>
         <w:tc>
-          <w:tcPr/>
+          <w:tcPr>
+            <w:tcBorders>
+              <w:bottom w:val="single" w:sz="6" w:space="0" w:color="333333"/>
+            </w:tcBorders>
+          </w:tcPr>
           <w:p>
             <w:pPr>
               <w:pStyle w:val="Compact"/>
@@ -24220,7 +24382,11 @@
           </w:p>
         </w:tc>
         <w:tc>
-          <w:tcPr/>
+          <w:tcPr>
+            <w:tcBorders>
+              <w:bottom w:val="single" w:sz="6" w:space="0" w:color="333333"/>
+            </w:tcBorders>
+          </w:tcPr>
           <w:p>
             <w:pPr>
               <w:pStyle w:val="Compact"/>
@@ -24236,7 +24402,11 @@
           </w:p>
         </w:tc>
         <w:tc>
-          <w:tcPr/>
+          <w:tcPr>
+            <w:tcBorders>
+              <w:bottom w:val="single" w:sz="6" w:space="0" w:color="333333"/>
+            </w:tcBorders>
+          </w:tcPr>
           <w:p>
             <w:pPr>
               <w:pStyle w:val="Compact"/>
@@ -24252,7 +24422,11 @@
           </w:p>
         </w:tc>
         <w:tc>
-          <w:tcPr/>
+          <w:tcPr>
+            <w:tcBorders>
+              <w:bottom w:val="single" w:sz="6" w:space="0" w:color="333333"/>
+            </w:tcBorders>
+          </w:tcPr>
           <w:p>
             <w:pPr>
               <w:pStyle w:val="Compact"/>
@@ -24386,6 +24560,7 @@
       <w:pPr>
         <w:pStyle w:val="BodyText"/>
         <w:spacing w:before="120"/>
+        <w:ind w:firstLine="420"/>
       </w:pPr>
       <w:r>
         <w:rPr>
@@ -24988,6 +25163,7 @@
     <w:p>
       <w:pPr>
         <w:pStyle w:val="BodyText"/>
+        <w:ind w:firstLine="420"/>
       </w:pPr>
       <w:r>
         <w:rPr>
@@ -25087,6 +25263,7 @@
     <w:p>
       <w:pPr>
         <w:pStyle w:val="BodyText"/>
+        <w:ind w:firstLine="420"/>
       </w:pPr>
       <w:r>
         <w:rPr>
@@ -25110,6 +25287,7 @@
     <w:p>
       <w:pPr>
         <w:pStyle w:val="BodyText"/>
+        <w:ind w:firstLine="420"/>
       </w:pPr>
       <w:r>
         <w:rPr>
@@ -25181,6 +25359,7 @@
     <w:p>
       <w:pPr>
         <w:pStyle w:val="BodyText"/>
+        <w:ind w:firstLine="420"/>
       </w:pPr>
       <w:r>
         <w:rPr>
@@ -25216,6 +25395,7 @@
     <w:p>
       <w:pPr>
         <w:pStyle w:val="BodyText"/>
+        <w:ind w:firstLine="420"/>
       </w:pPr>
       <w:r>
         <w:rPr>
@@ -25577,6 +25757,7 @@
     <w:p>
       <w:pPr>
         <w:pStyle w:val="BodyText"/>
+        <w:ind w:firstLine="420"/>
       </w:pPr>
       <w:r>
         <w:rPr>
@@ -26852,6 +27033,7 @@
     <w:p>
       <w:pPr>
         <w:pStyle w:val="BlockText"/>
+        <w:ind w:firstLine="420"/>
       </w:pPr>
       <w:r>
         <w:rPr>
@@ -26929,6 +27111,7 @@
     <w:p>
       <w:pPr>
         <w:pStyle w:val="FirstParagraph"/>
+        <w:ind w:firstLine="420"/>
       </w:pPr>
       <w:r>
         <w:rPr>
@@ -27449,6 +27632,7 @@
           <w:ilvl w:val="0"/>
           <w:numId w:val="1012"/>
         </w:numPr>
+        <w:ind w:firstLine="420"/>
       </w:pPr>
       <w:r>
         <w:rPr>
@@ -27604,6 +27788,7 @@
           <w:ilvl w:val="0"/>
           <w:numId w:val="1012"/>
         </w:numPr>
+        <w:ind w:firstLine="420"/>
       </w:pPr>
       <w:r>
         <w:rPr>
@@ -27731,6 +27916,7 @@
           <w:ilvl w:val="0"/>
           <w:numId w:val="1012"/>
         </w:numPr>
+        <w:ind w:firstLine="420"/>
       </w:pPr>
       <w:r>
         <w:rPr>
@@ -28697,6 +28883,7 @@
           <w:ilvl w:val="0"/>
           <w:numId w:val="1013"/>
         </w:numPr>
+        <w:ind w:firstLine="420"/>
       </w:pPr>
       <w:r>
         <w:rPr>
@@ -29430,6 +29617,7 @@
     <w:p>
       <w:pPr>
         <w:pStyle w:val="BlockText"/>
+        <w:ind w:firstLine="420"/>
       </w:pPr>
       <w:r>
         <w:rPr>
@@ -29507,6 +29695,7 @@
     <w:p>
       <w:pPr>
         <w:pStyle w:val="FirstParagraph"/>
+        <w:ind w:firstLine="420"/>
       </w:pPr>
       <w:r>
         <w:rPr>
@@ -30135,6 +30324,7 @@
     <w:p>
       <w:pPr>
         <w:pStyle w:val="BodyText"/>
+        <w:ind w:firstLine="420"/>
       </w:pPr>
       <w:r>
         <w:rPr>
@@ -30293,6 +30483,7 @@
     <w:p>
       <w:pPr>
         <w:pStyle w:val="BodyText"/>
+        <w:ind w:firstLine="420"/>
       </w:pPr>
       <w:r>
         <w:rPr>
@@ -30722,6 +30913,7 @@
     <w:p>
       <w:pPr>
         <w:pStyle w:val="BodyText"/>
+        <w:ind w:firstLine="420"/>
       </w:pPr>
       <w:r>
         <w:rPr>
@@ -30977,6 +31169,7 @@
     <w:p>
       <w:pPr>
         <w:pStyle w:val="BodyText"/>
+        <w:ind w:firstLine="420"/>
       </w:pPr>
       <m:oMath>
         <m:sSub>
@@ -31100,6 +31293,7 @@
     <w:p>
       <w:pPr>
         <w:pStyle w:val="BodyText"/>
+        <w:ind w:firstLine="420"/>
       </w:pPr>
       <w:r>
         <w:rPr>
@@ -31600,6 +31794,7 @@
     <w:p>
       <w:pPr>
         <w:pStyle w:val="BodyText"/>
+        <w:ind w:firstLine="420"/>
       </w:pPr>
       <w:r>
         <w:rPr>
@@ -31635,6 +31830,7 @@
     <w:p>
       <w:pPr>
         <w:pStyle w:val="BodyText"/>
+        <w:ind w:firstLine="420"/>
       </w:pPr>
       <w:r>
         <w:rPr>
@@ -32171,6 +32367,7 @@
     <w:p>
       <w:pPr>
         <w:pStyle w:val="BodyText"/>
+        <w:ind w:firstLine="420"/>
       </w:pPr>
       <w:r>
         <w:rPr>
@@ -32327,6 +32524,7 @@
     <w:p>
       <w:pPr>
         <w:pStyle w:val="BlockText"/>
+        <w:ind w:firstLine="420"/>
       </w:pPr>
       <w:r>
         <w:rPr>
@@ -32428,6 +32626,7 @@
     <w:p>
       <w:pPr>
         <w:pStyle w:val="FirstParagraph"/>
+        <w:ind w:firstLine="420"/>
       </w:pPr>
       <w:r>
         <w:rPr>
@@ -32674,6 +32873,7 @@
     <w:p>
       <w:pPr>
         <w:pStyle w:val="BodyText"/>
+        <w:ind w:firstLine="420"/>
       </w:pPr>
       <w:r>
         <w:rPr>
@@ -32709,6 +32909,7 @@
     <w:p>
       <w:pPr>
         <w:pStyle w:val="BodyText"/>
+        <w:ind w:firstLine="420"/>
       </w:pPr>
       <w:r>
         <w:rPr>
@@ -32849,6 +33050,7 @@
     <w:p>
       <w:pPr>
         <w:pStyle w:val="BodyText"/>
+        <w:ind w:firstLine="420"/>
       </w:pPr>
       <w:r>
         <w:rPr>
@@ -32963,6 +33165,7 @@
     <w:p>
       <w:pPr>
         <w:pStyle w:val="BodyText"/>
+        <w:ind w:firstLine="420"/>
       </w:pPr>
       <w:r>
         <w:rPr>
@@ -33100,6 +33303,7 @@
     <w:p>
       <w:pPr>
         <w:pStyle w:val="BodyText"/>
+        <w:ind w:firstLine="420"/>
       </w:pPr>
       <w:r>
         <w:rPr>
@@ -33379,6 +33583,7 @@
     <w:p>
       <w:pPr>
         <w:pStyle w:val="FirstParagraph"/>
+        <w:ind w:firstLine="420"/>
       </w:pPr>
       <w:r>
         <w:rPr>
@@ -33426,6 +33631,7 @@
     <w:p>
       <w:pPr>
         <w:pStyle w:val="BodyText"/>
+        <w:ind w:firstLine="420"/>
       </w:pPr>
       <w:r>
         <w:rPr>
@@ -33522,6 +33728,7 @@
     <w:p>
       <w:pPr>
         <w:pStyle w:val="BodyText"/>
+        <w:ind w:firstLine="420"/>
       </w:pPr>
       <w:r>
         <w:rPr>
@@ -33693,6 +33900,7 @@
     <w:p>
       <w:pPr>
         <w:pStyle w:val="BodyText"/>
+        <w:ind w:firstLine="420"/>
       </w:pPr>
       <w:r>
         <w:rPr>
@@ -33774,6 +33982,7 @@
     <w:p>
       <w:pPr>
         <w:pStyle w:val="BodyText"/>
+        <w:ind w:firstLine="420"/>
       </w:pPr>
       <w:r>
         <w:rPr>
@@ -33989,6 +34198,7 @@
     <w:p>
       <w:pPr>
         <w:pStyle w:val="BlockText"/>
+        <w:ind w:firstLine="420"/>
       </w:pPr>
       <w:r>
         <w:rPr>
@@ -34090,6 +34300,7 @@
     <w:p>
       <w:pPr>
         <w:pStyle w:val="FirstParagraph"/>
+        <w:ind w:firstLine="420"/>
       </w:pPr>
       <w:r>
         <w:rPr>
@@ -34306,7 +34517,7 @@
         </w:rPr>
         <w:drawing>
           <wp:inline>
-            <wp:extent cx="1800000" cy="1644230"/>
+            <wp:extent cx="1800000" cy="1638000"/>
             <wp:effectExtent b="0" l="0" r="0" t="0"/>
             <wp:docPr descr="" title="" id="55" name="Picture"/>
             <a:graphic>
@@ -34327,7 +34538,7 @@
                   <pic:spPr bwMode="auto">
                     <a:xfrm>
                       <a:off x="0" y="0"/>
-                      <a:ext cx="1800000" cy="1644230"/>
+                      <a:ext cx="1800000" cy="1638000"/>
                     </a:xfrm>
                     <a:prstGeom prst="rect">
                       <a:avLst/>
@@ -34609,6 +34820,7 @@
     <w:p>
       <w:pPr>
         <w:pStyle w:val="BodyText"/>
+        <w:ind w:firstLine="420"/>
       </w:pPr>
       <w:r>
         <w:rPr>
@@ -34823,6 +35035,7 @@
     <w:p>
       <w:pPr>
         <w:pStyle w:val="BodyText"/>
+        <w:ind w:firstLine="420"/>
       </w:pPr>
       <w:r>
         <w:rPr>
@@ -34964,6 +35177,7 @@
     <w:p>
       <w:pPr>
         <w:pStyle w:val="BodyText"/>
+        <w:ind w:firstLine="420"/>
       </w:pPr>
       <w:r>
         <w:rPr>
@@ -35119,6 +35333,7 @@
     <w:p>
       <w:pPr>
         <w:pStyle w:val="BodyText"/>
+        <w:ind w:firstLine="420"/>
       </w:pPr>
       <w:r>
         <w:rPr>
@@ -35354,6 +35569,7 @@
     <w:p>
       <w:pPr>
         <w:pStyle w:val="FirstParagraph"/>
+        <w:ind w:firstLine="420"/>
       </w:pPr>
       <w:r>
         <w:rPr>
@@ -35371,6 +35587,7 @@
     <w:p>
       <w:pPr>
         <w:pStyle w:val="BodyText"/>
+        <w:ind w:firstLine="420"/>
       </w:pPr>
       <w:r>
         <w:rPr>
@@ -35816,6 +36033,7 @@
     <w:p>
       <w:pPr>
         <w:pStyle w:val="BodyText"/>
+        <w:ind w:firstLine="420"/>
       </w:pPr>
       <w:r>
         <w:rPr>
@@ -35949,6 +36167,7 @@
           <w:ilvl w:val="0"/>
           <w:numId w:val="1014"/>
         </w:numPr>
+        <w:ind w:firstLine="420"/>
       </w:pPr>
       <w:r>
         <w:rPr>
@@ -36155,6 +36374,7 @@
           <w:ilvl w:val="0"/>
           <w:numId w:val="1014"/>
         </w:numPr>
+        <w:ind w:firstLine="420"/>
       </w:pPr>
       <w:r>
         <w:rPr>
@@ -36453,6 +36673,7 @@
     <w:p>
       <w:pPr>
         <w:pStyle w:val="FirstParagraph"/>
+        <w:ind w:firstLine="420"/>
       </w:pPr>
       <w:r>
         <w:rPr>
@@ -36892,6 +37113,7 @@
     <w:p>
       <w:pPr>
         <w:pStyle w:val="BodyText"/>
+        <w:ind w:firstLine="420"/>
       </w:pPr>
       <w:r>
         <w:rPr>
@@ -37000,6 +37222,7 @@
     <w:p>
       <w:pPr>
         <w:pStyle w:val="BodyText"/>
+        <w:ind w:firstLine="420"/>
       </w:pPr>
       <w:r>
         <w:rPr>
@@ -37393,6 +37616,7 @@
           <w:ilvl w:val="0"/>
           <w:numId w:val="1015"/>
         </w:numPr>
+        <w:ind w:firstLine="420"/>
       </w:pPr>
       <w:r>
         <w:rPr>
@@ -37496,6 +37720,7 @@
           <w:ilvl w:val="0"/>
           <w:numId w:val="1015"/>
         </w:numPr>
+        <w:ind w:firstLine="420"/>
       </w:pPr>
       <w:r>
         <w:rPr>
@@ -37658,6 +37883,7 @@
           <w:ilvl w:val="0"/>
           <w:numId w:val="1015"/>
         </w:numPr>
+        <w:ind w:firstLine="420"/>
       </w:pPr>
       <w:r>
         <w:rPr>
@@ -37922,6 +38148,7 @@
     <w:p>
       <w:pPr>
         <w:pStyle w:val="BlockText"/>
+        <w:ind w:firstLine="420"/>
       </w:pPr>
       <w:r>
         <w:rPr>
@@ -38005,6 +38232,7 @@
     <w:p>
       <w:pPr>
         <w:pStyle w:val="FirstParagraph"/>
+        <w:ind w:firstLine="420"/>
       </w:pPr>
       <w:r>
         <w:rPr>
@@ -38061,6 +38289,7 @@
           <w:ilvl w:val="0"/>
           <w:numId w:val="1016"/>
         </w:numPr>
+        <w:ind w:firstLine="420"/>
       </w:pPr>
       <w:r>
         <w:rPr>
@@ -38308,6 +38537,7 @@
           <w:ilvl w:val="0"/>
           <w:numId w:val="1016"/>
         </w:numPr>
+        <w:ind w:firstLine="420"/>
       </w:pPr>
       <w:r>
         <w:rPr>
@@ -38619,6 +38849,7 @@
           <w:ilvl w:val="0"/>
           <w:numId w:val="1016"/>
         </w:numPr>
+        <w:ind w:firstLine="420"/>
       </w:pPr>
       <w:r>
         <w:rPr>
@@ -38809,6 +39040,7 @@
           <w:ilvl w:val="0"/>
           <w:numId w:val="1016"/>
         </w:numPr>
+        <w:ind w:firstLine="420"/>
       </w:pPr>
       <w:r>
         <w:rPr>
@@ -38865,6 +39097,7 @@
           <w:ilvl w:val="0"/>
           <w:numId w:val="1016"/>
         </w:numPr>
+        <w:ind w:firstLine="420"/>
       </w:pPr>
       <w:r>
         <w:rPr>
@@ -38921,6 +39154,7 @@
           <w:ilvl w:val="0"/>
           <w:numId w:val="1016"/>
         </w:numPr>
+        <w:ind w:firstLine="420"/>
       </w:pPr>
       <w:r>
         <w:rPr>
@@ -39069,6 +39303,7 @@
     <w:p>
       <w:pPr>
         <w:pStyle w:val="FirstParagraph"/>
+        <w:ind w:firstLine="420"/>
       </w:pPr>
       <w:r>
         <w:rPr>
@@ -39106,6 +39341,7 @@
     <w:p>
       <w:pPr>
         <w:pStyle w:val="BodyText"/>
+        <w:ind w:firstLine="420"/>
       </w:pPr>
       <w:r>
         <w:rPr>
@@ -39248,6 +39484,7 @@
     <w:p>
       <w:pPr>
         <w:pStyle w:val="BodyText"/>
+        <w:ind w:firstLine="420"/>
       </w:pPr>
       <w:r>
         <w:rPr>
@@ -39540,6 +39777,7 @@
     <w:p>
       <w:pPr>
         <w:pStyle w:val="BodyText"/>
+        <w:ind w:firstLine="420"/>
       </w:pPr>
       <w:r>
         <w:rPr>
@@ -40175,6 +40413,7 @@
     <w:p>
       <w:pPr>
         <w:pStyle w:val="BodyText"/>
+        <w:ind w:firstLine="420"/>
       </w:pPr>
       <w:r>
         <w:rPr>
@@ -40563,6 +40802,7 @@
     <w:p>
       <w:pPr>
         <w:pStyle w:val="BodyText"/>
+        <w:ind w:firstLine="420"/>
       </w:pPr>
       <w:r>
         <w:rPr>
@@ -40800,6 +41040,7 @@
     <w:p>
       <w:pPr>
         <w:pStyle w:val="BodyText"/>
+        <w:ind w:firstLine="420"/>
       </w:pPr>
       <w:r>
         <w:rPr>
@@ -40853,6 +41094,7 @@
     <w:p>
       <w:pPr>
         <w:pStyle w:val="BodyText"/>
+        <w:ind w:firstLine="420"/>
       </w:pPr>
       <w:r>
         <w:rPr>
@@ -40930,6 +41172,7 @@
     <w:p>
       <w:pPr>
         <w:pStyle w:val="BodyText"/>
+        <w:ind w:firstLine="420"/>
       </w:pPr>
       <w:r>
         <w:rPr>
@@ -40995,6 +41238,7 @@
     <w:p>
       <w:pPr>
         <w:pStyle w:val="BodyText"/>
+        <w:ind w:firstLine="420"/>
       </w:pPr>
       <w:r>
         <w:rPr>
@@ -41669,6 +41913,7 @@
     <w:p>
       <w:pPr>
         <w:pStyle w:val="BodyText"/>
+        <w:ind w:firstLine="420"/>
       </w:pPr>
       <w:r>
         <w:rPr>
@@ -41874,6 +42119,7 @@
     <w:p>
       <w:pPr>
         <w:pStyle w:val="BodyText"/>
+        <w:ind w:firstLine="420"/>
       </w:pPr>
       <w:r>
         <w:rPr>
@@ -42060,6 +42306,7 @@
     <w:p>
       <w:pPr>
         <w:pStyle w:val="BodyText"/>
+        <w:ind w:firstLine="420"/>
       </w:pPr>
       <w:r>
         <w:rPr>
@@ -42077,6 +42324,7 @@
     <w:p>
       <w:pPr>
         <w:pStyle w:val="BodyText"/>
+        <w:ind w:firstLine="420"/>
       </w:pPr>
       <w:r>
         <w:rPr>
@@ -42112,6 +42360,7 @@
     <w:p>
       <w:pPr>
         <w:pStyle w:val="BodyText"/>
+        <w:ind w:firstLine="420"/>
       </w:pPr>
       <w:r>
         <w:rPr>
@@ -42586,6 +42835,7 @@
     <w:p>
       <w:pPr>
         <w:pStyle w:val="FirstParagraph"/>
+        <w:ind w:firstLine="420"/>
       </w:pPr>
       <w:r>
         <w:rPr>
@@ -42657,6 +42907,7 @@
     <w:p>
       <w:pPr>
         <w:pStyle w:val="BodyText"/>
+        <w:ind w:firstLine="420"/>
       </w:pPr>
       <m:oMath>
         <m:r>
@@ -42700,6 +42951,7 @@
     <w:p>
       <w:pPr>
         <w:pStyle w:val="BodyText"/>
+        <w:ind w:firstLine="420"/>
       </w:pPr>
       <w:r>
         <w:rPr>
@@ -43462,6 +43714,7 @@
     <w:p>
       <w:pPr>
         <w:pStyle w:val="FirstParagraph"/>
+        <w:ind w:firstLine="420"/>
       </w:pPr>
       <w:r>
         <w:rPr>
@@ -43549,6 +43802,7 @@
     <w:p>
       <w:pPr>
         <w:pStyle w:val="BodyText"/>
+        <w:ind w:firstLine="420"/>
       </w:pPr>
       <w:r>
         <w:rPr>
@@ -43566,6 +43820,7 @@
     <w:p>
       <w:pPr>
         <w:pStyle w:val="BodyText"/>
+        <w:ind w:firstLine="420"/>
       </w:pPr>
       <w:r>
         <w:rPr>
@@ -43798,6 +44053,7 @@
     <w:p>
       <w:pPr>
         <w:pStyle w:val="BodyText"/>
+        <w:ind w:firstLine="420"/>
       </w:pPr>
       <w:r>
         <w:rPr>
@@ -44208,6 +44464,7 @@
     <w:p>
       <w:pPr>
         <w:pStyle w:val="BodyText"/>
+        <w:ind w:firstLine="420"/>
       </w:pPr>
       <w:r>
         <w:rPr>
@@ -44228,6 +44485,7 @@
           <w:ilvl w:val="0"/>
           <w:numId w:val="1017"/>
         </w:numPr>
+        <w:ind w:firstLine="420"/>
       </w:pPr>
       <w:r>
         <w:rPr>
@@ -44596,6 +44854,7 @@
           <w:ilvl w:val="0"/>
           <w:numId w:val="1017"/>
         </w:numPr>
+        <w:ind w:firstLine="420"/>
       </w:pPr>
       <w:r>
         <w:rPr>
@@ -44737,6 +44996,7 @@
           <w:ilvl w:val="0"/>
           <w:numId w:val="1017"/>
         </w:numPr>
+        <w:ind w:firstLine="420"/>
       </w:pPr>
       <w:r>
         <w:rPr>
@@ -44903,6 +45163,7 @@
     <w:p>
       <w:pPr>
         <w:pStyle w:val="FirstParagraph"/>
+        <w:ind w:firstLine="420"/>
       </w:pPr>
       <w:r>
         <w:rPr>
@@ -45219,6 +45480,7 @@
           <w:ilvl w:val="0"/>
           <w:numId w:val="1018"/>
         </w:numPr>
+        <w:ind w:firstLine="420"/>
       </w:pPr>
       <w:r>
         <w:rPr>
@@ -45308,6 +45570,7 @@
     <w:p>
       <w:pPr>
         <w:pStyle w:val="FirstParagraph"/>
+        <w:ind w:firstLine="420"/>
       </w:pPr>
       <w:r>
         <w:rPr>
@@ -45421,6 +45684,7 @@
     <w:p>
       <w:pPr>
         <w:pStyle w:val="BodyText"/>
+        <w:ind w:firstLine="420"/>
       </w:pPr>
       <w:r>
         <w:rPr>
@@ -45505,6 +45769,7 @@
           <w:ilvl w:val="0"/>
           <w:numId w:val="1019"/>
         </w:numPr>
+        <w:ind w:firstLine="420"/>
       </w:pPr>
       <w:r>
         <w:rPr>
@@ -45594,6 +45859,7 @@
     <w:p>
       <w:pPr>
         <w:pStyle w:val="FirstParagraph"/>
+        <w:ind w:firstLine="420"/>
       </w:pPr>
       <w:r>
         <w:rPr>
@@ -45966,6 +46232,7 @@
     <w:p>
       <w:pPr>
         <w:pStyle w:val="BlockText"/>
+        <w:ind w:firstLine="420"/>
       </w:pPr>
       <w:r>
         <w:rPr>
@@ -46044,6 +46311,7 @@
       <w:pPr>
         <w:pStyle w:val="FirstParagraph"/>
         <w:spacing w:after="80"/>
+        <w:ind w:firstLine="420"/>
       </w:pPr>
       <w:r>
         <w:rPr>
@@ -46245,6 +46513,15 @@
         <w:tblW w:type="pct" w:w="5000"/>
         <w:tblLayout w:type="fixed"/>
         <w:tblLook w:firstRow="1" w:lastRow="0" w:firstColumn="0" w:lastColumn="0" w:noHBand="0" w:noVBand="0" w:val="0020"/>
+        <w:jc w:val="center"/>
+        <w:tblBorders>
+          <w:top w:val="single" w:sz="12" w:space="0" w:color="333333"/>
+          <w:bottom w:val="single" w:sz="12" w:space="0" w:color="333333"/>
+          <w:left w:val="none"/>
+          <w:right w:val="none"/>
+          <w:insideH w:val="none"/>
+          <w:insideV w:val="none"/>
+        </w:tblBorders>
       </w:tblPr>
       <w:tblGrid>
         <w:gridCol w:w="939"/>
@@ -46263,7 +46540,11 @@
           <w:tblHeader w:val="on"/>
         </w:trPr>
         <w:tc>
-          <w:tcPr/>
+          <w:tcPr>
+            <w:tcBorders>
+              <w:bottom w:val="single" w:sz="6" w:space="0" w:color="333333"/>
+            </w:tcBorders>
+          </w:tcPr>
           <w:p>
             <w:pPr>
               <w:pStyle w:val="Compact"/>
@@ -46279,7 +46560,11 @@
           </w:p>
         </w:tc>
         <w:tc>
-          <w:tcPr/>
+          <w:tcPr>
+            <w:tcBorders>
+              <w:bottom w:val="single" w:sz="6" w:space="0" w:color="333333"/>
+            </w:tcBorders>
+          </w:tcPr>
           <w:p>
             <w:pPr>
               <w:pStyle w:val="Compact"/>
@@ -46295,7 +46580,11 @@
           </w:p>
         </w:tc>
         <w:tc>
-          <w:tcPr/>
+          <w:tcPr>
+            <w:tcBorders>
+              <w:bottom w:val="single" w:sz="6" w:space="0" w:color="333333"/>
+            </w:tcBorders>
+          </w:tcPr>
           <w:p>
             <w:pPr>
               <w:pStyle w:val="Compact"/>
@@ -46311,7 +46600,11 @@
           </w:p>
         </w:tc>
         <w:tc>
-          <w:tcPr/>
+          <w:tcPr>
+            <w:tcBorders>
+              <w:bottom w:val="single" w:sz="6" w:space="0" w:color="333333"/>
+            </w:tcBorders>
+          </w:tcPr>
           <w:p>
             <w:pPr>
               <w:pStyle w:val="Compact"/>
@@ -46327,7 +46620,11 @@
           </w:p>
         </w:tc>
         <w:tc>
-          <w:tcPr/>
+          <w:tcPr>
+            <w:tcBorders>
+              <w:bottom w:val="single" w:sz="6" w:space="0" w:color="333333"/>
+            </w:tcBorders>
+          </w:tcPr>
           <w:p>
             <w:pPr>
               <w:pStyle w:val="Compact"/>
@@ -46343,7 +46640,11 @@
           </w:p>
         </w:tc>
         <w:tc>
-          <w:tcPr/>
+          <w:tcPr>
+            <w:tcBorders>
+              <w:bottom w:val="single" w:sz="6" w:space="0" w:color="333333"/>
+            </w:tcBorders>
+          </w:tcPr>
           <w:p>
             <w:pPr>
               <w:pStyle w:val="Compact"/>
@@ -46359,7 +46660,11 @@
           </w:p>
         </w:tc>
         <w:tc>
-          <w:tcPr/>
+          <w:tcPr>
+            <w:tcBorders>
+              <w:bottom w:val="single" w:sz="6" w:space="0" w:color="333333"/>
+            </w:tcBorders>
+          </w:tcPr>
           <w:p>
             <w:pPr>
               <w:pStyle w:val="Compact"/>
@@ -46375,7 +46680,11 @@
           </w:p>
         </w:tc>
         <w:tc>
-          <w:tcPr/>
+          <w:tcPr>
+            <w:tcBorders>
+              <w:bottom w:val="single" w:sz="6" w:space="0" w:color="333333"/>
+            </w:tcBorders>
+          </w:tcPr>
           <w:p>
             <w:pPr>
               <w:pStyle w:val="Compact"/>
@@ -46391,7 +46700,11 @@
           </w:p>
         </w:tc>
         <w:tc>
-          <w:tcPr/>
+          <w:tcPr>
+            <w:tcBorders>
+              <w:bottom w:val="single" w:sz="6" w:space="0" w:color="333333"/>
+            </w:tcBorders>
+          </w:tcPr>
           <w:p>
             <w:pPr>
               <w:pStyle w:val="Compact"/>
@@ -46407,7 +46720,11 @@
           </w:p>
         </w:tc>
         <w:tc>
-          <w:tcPr/>
+          <w:tcPr>
+            <w:tcBorders>
+              <w:bottom w:val="single" w:sz="6" w:space="0" w:color="333333"/>
+            </w:tcBorders>
+          </w:tcPr>
           <w:p>
             <w:pPr>
               <w:pStyle w:val="Compact"/>
@@ -46580,6 +46897,7 @@
       <w:pPr>
         <w:pStyle w:val="BodyText"/>
         <w:spacing w:before="120" w:after="80"/>
+        <w:ind w:firstLine="420"/>
       </w:pPr>
       <w:r>
         <w:rPr>
@@ -46685,6 +47003,15 @@
         <w:tblStyle w:val="Table"/>
         <w:tblW w:type="auto" w:w="0"/>
         <w:tblLook w:firstRow="1" w:lastRow="0" w:firstColumn="0" w:lastColumn="0" w:noHBand="0" w:noVBand="0" w:val="0020"/>
+        <w:jc w:val="center"/>
+        <w:tblBorders>
+          <w:top w:val="single" w:sz="12" w:space="0" w:color="333333"/>
+          <w:bottom w:val="single" w:sz="12" w:space="0" w:color="333333"/>
+          <w:left w:val="none"/>
+          <w:right w:val="none"/>
+          <w:insideH w:val="none"/>
+          <w:insideV w:val="none"/>
+        </w:tblBorders>
       </w:tblPr>
       <w:tblGrid>
         <w:gridCol w:w="1584"/>
@@ -46698,7 +47025,11 @@
           <w:tblHeader w:val="on"/>
         </w:trPr>
         <w:tc>
-          <w:tcPr/>
+          <w:tcPr>
+            <w:tcBorders>
+              <w:bottom w:val="single" w:sz="6" w:space="0" w:color="333333"/>
+            </w:tcBorders>
+          </w:tcPr>
           <w:p>
             <w:pPr>
               <w:pStyle w:val="Compact"/>
@@ -46770,7 +47101,11 @@
           </w:p>
         </w:tc>
         <w:tc>
-          <w:tcPr/>
+          <w:tcPr>
+            <w:tcBorders>
+              <w:bottom w:val="single" w:sz="6" w:space="0" w:color="333333"/>
+            </w:tcBorders>
+          </w:tcPr>
           <w:p>
             <w:pPr>
               <w:pStyle w:val="Compact"/>
@@ -46786,7 +47121,11 @@
           </w:p>
         </w:tc>
         <w:tc>
-          <w:tcPr/>
+          <w:tcPr>
+            <w:tcBorders>
+              <w:bottom w:val="single" w:sz="6" w:space="0" w:color="333333"/>
+            </w:tcBorders>
+          </w:tcPr>
           <w:p>
             <w:pPr>
               <w:pStyle w:val="Compact"/>
@@ -46802,7 +47141,11 @@
           </w:p>
         </w:tc>
         <w:tc>
-          <w:tcPr/>
+          <w:tcPr>
+            <w:tcBorders>
+              <w:bottom w:val="single" w:sz="6" w:space="0" w:color="333333"/>
+            </w:tcBorders>
+          </w:tcPr>
           <w:p>
             <w:pPr>
               <w:pStyle w:val="Compact"/>
@@ -46818,7 +47161,11 @@
           </w:p>
         </w:tc>
         <w:tc>
-          <w:tcPr/>
+          <w:tcPr>
+            <w:tcBorders>
+              <w:bottom w:val="single" w:sz="6" w:space="0" w:color="333333"/>
+            </w:tcBorders>
+          </w:tcPr>
           <w:p>
             <w:pPr>
               <w:pStyle w:val="Compact"/>
@@ -46920,6 +47267,7 @@
           <w:numId w:val="1020"/>
         </w:numPr>
         <w:spacing w:before="120"/>
+        <w:ind w:firstLine="420"/>
       </w:pPr>
       <w:r>
         <w:rPr>
@@ -46971,6 +47319,7 @@
           <w:ilvl w:val="0"/>
           <w:numId w:val="1020"/>
         </w:numPr>
+        <w:ind w:firstLine="420"/>
       </w:pPr>
       <w:r>
         <w:rPr>
@@ -47247,6 +47596,7 @@
     <w:p>
       <w:pPr>
         <w:pStyle w:val="BlockText"/>
+        <w:ind w:firstLine="420"/>
       </w:pPr>
       <w:r>
         <w:rPr>
@@ -47324,6 +47674,7 @@
     <w:p>
       <w:pPr>
         <w:pStyle w:val="FirstParagraph"/>
+        <w:ind w:firstLine="420"/>
       </w:pPr>
       <w:r>
         <w:rPr>
@@ -47485,6 +47836,7 @@
     <w:p>
       <w:pPr>
         <w:pStyle w:val="BodyText"/>
+        <w:ind w:firstLine="420"/>
       </w:pPr>
       <w:r>
         <w:rPr>
@@ -47965,6 +48317,7 @@
     <w:p>
       <w:pPr>
         <w:pStyle w:val="BodyText"/>
+        <w:ind w:firstLine="420"/>
       </w:pPr>
       <w:r>
         <w:rPr>
@@ -48071,6 +48424,7 @@
     <w:p>
       <w:pPr>
         <w:pStyle w:val="BodyText"/>
+        <w:ind w:firstLine="420"/>
       </w:pPr>
       <w:r>
         <w:rPr>
@@ -48355,6 +48709,7 @@
     <w:p>
       <w:pPr>
         <w:pStyle w:val="FirstParagraph"/>
+        <w:ind w:firstLine="420"/>
       </w:pPr>
       <w:r>
         <w:rPr>
@@ -48709,6 +49064,7 @@
     <w:p>
       <w:pPr>
         <w:pStyle w:val="BodyText"/>
+        <w:ind w:firstLine="420"/>
       </w:pPr>
       <w:r>
         <w:rPr>
@@ -49507,6 +49863,7 @@
     <w:p>
       <w:pPr>
         <w:pStyle w:val="FirstParagraph"/>
+        <w:ind w:firstLine="420"/>
       </w:pPr>
       <w:r>
         <w:rPr>
@@ -49951,6 +50308,7 @@
     <w:p>
       <w:pPr>
         <w:pStyle w:val="FirstParagraph"/>
+        <w:ind w:firstLine="420"/>
       </w:pPr>
       <w:r>
         <w:rPr>
@@ -50115,6 +50473,7 @@
     <w:p>
       <w:pPr>
         <w:pStyle w:val="FirstParagraph"/>
+        <w:ind w:firstLine="420"/>
       </w:pPr>
       <w:r>
         <w:rPr>
@@ -50138,6 +50497,7 @@
     <w:p>
       <w:pPr>
         <w:pStyle w:val="BodyText"/>
+        <w:ind w:firstLine="420"/>
       </w:pPr>
       <w:r>
         <w:rPr>
@@ -50408,6 +50768,7 @@
     <w:p>
       <w:pPr>
         <w:pStyle w:val="BlockText"/>
+        <w:ind w:firstLine="420"/>
       </w:pPr>
       <w:r>
         <w:rPr>
@@ -50509,6 +50870,7 @@
     <w:p>
       <w:pPr>
         <w:pStyle w:val="FirstParagraph"/>
+        <w:ind w:firstLine="420"/>
       </w:pPr>
       <w:r>
         <w:rPr>
@@ -50671,6 +51033,7 @@
       <w:pPr>
         <w:pStyle w:val="BodyText"/>
         <w:spacing w:after="80"/>
+        <w:ind w:firstLine="420"/>
       </w:pPr>
       <w:r>
         <w:rPr>
@@ -50703,6 +51066,15 @@
         <w:tblW w:type="pct" w:w="5000"/>
         <w:tblLayout w:type="fixed"/>
         <w:tblLook w:firstRow="1" w:lastRow="0" w:firstColumn="0" w:lastColumn="0" w:noHBand="0" w:noVBand="0" w:val="0020"/>
+        <w:jc w:val="center"/>
+        <w:tblBorders>
+          <w:top w:val="single" w:sz="12" w:space="0" w:color="333333"/>
+          <w:bottom w:val="single" w:sz="12" w:space="0" w:color="333333"/>
+          <w:left w:val="none"/>
+          <w:right w:val="none"/>
+          <w:insideH w:val="none"/>
+          <w:insideV w:val="none"/>
+        </w:tblBorders>
       </w:tblPr>
       <w:tblGrid>
         <w:gridCol w:w="2640"/>
@@ -50714,7 +51086,11 @@
           <w:tblHeader w:val="on"/>
         </w:trPr>
         <w:tc>
-          <w:tcPr/>
+          <w:tcPr>
+            <w:tcBorders>
+              <w:bottom w:val="single" w:sz="6" w:space="0" w:color="333333"/>
+            </w:tcBorders>
+          </w:tcPr>
           <w:p>
             <w:pPr>
               <w:pStyle w:val="Compact"/>
@@ -50730,7 +51106,11 @@
           </w:p>
         </w:tc>
         <w:tc>
-          <w:tcPr/>
+          <w:tcPr>
+            <w:tcBorders>
+              <w:bottom w:val="single" w:sz="6" w:space="0" w:color="333333"/>
+            </w:tcBorders>
+          </w:tcPr>
           <w:p>
             <w:pPr>
               <w:pStyle w:val="Compact"/>
@@ -50801,7 +51181,11 @@
           </w:p>
         </w:tc>
         <w:tc>
-          <w:tcPr/>
+          <w:tcPr>
+            <w:tcBorders>
+              <w:bottom w:val="single" w:sz="6" w:space="0" w:color="333333"/>
+            </w:tcBorders>
+          </w:tcPr>
           <w:p>
             <w:pPr>
               <w:pStyle w:val="Compact"/>
@@ -51286,6 +51670,7 @@
       <w:pPr>
         <w:pStyle w:val="BodyText"/>
         <w:spacing w:before="120"/>
+        <w:ind w:firstLine="420"/>
       </w:pPr>
       <w:r>
         <w:rPr>
@@ -51315,6 +51700,7 @@
     <w:p>
       <w:pPr>
         <w:pStyle w:val="BodyText"/>
+        <w:ind w:firstLine="420"/>
       </w:pPr>
       <w:r>
         <w:rPr>
@@ -51394,6 +51780,7 @@
     <w:p>
       <w:pPr>
         <w:pStyle w:val="BodyText"/>
+        <w:ind w:firstLine="420"/>
       </w:pPr>
       <w:r>
         <w:rPr>
@@ -51637,6 +52024,7 @@
     <w:p>
       <w:pPr>
         <w:pStyle w:val="BodyText"/>
+        <w:ind w:firstLine="420"/>
       </w:pPr>
       <w:r>
         <w:rPr>
@@ -51773,6 +52161,7 @@
           <w:ilvl w:val="0"/>
           <w:numId w:val="1022"/>
         </w:numPr>
+        <w:ind w:firstLine="420"/>
       </w:pPr>
       <w:r>
         <w:rPr>
@@ -51805,6 +52194,7 @@
           <w:ilvl w:val="0"/>
           <w:numId w:val="1022"/>
         </w:numPr>
+        <w:ind w:firstLine="420"/>
       </w:pPr>
       <w:r>
         <w:rPr>
@@ -51834,6 +52224,7 @@
     <w:p>
       <w:pPr>
         <w:pStyle w:val="FirstParagraph"/>
+        <w:ind w:firstLine="420"/>
       </w:pPr>
       <w:r>
         <w:rPr>
@@ -52514,6 +52905,7 @@
     <w:p>
       <w:pPr>
         <w:pStyle w:val="FirstParagraph"/>
+        <w:ind w:firstLine="420"/>
       </w:pPr>
       <w:r>
         <w:rPr>
@@ -52639,6 +53031,7 @@
     <w:p>
       <w:pPr>
         <w:pStyle w:val="BodyText"/>
+        <w:ind w:firstLine="420"/>
       </w:pPr>
       <w:r>
         <w:rPr>
@@ -53110,6 +53503,7 @@
     <w:p>
       <w:pPr>
         <w:pStyle w:val="FirstParagraph"/>
+        <w:ind w:firstLine="420"/>
       </w:pPr>
       <w:r>
         <w:rPr>
@@ -53614,6 +54008,7 @@
     <w:p>
       <w:pPr>
         <w:pStyle w:val="FirstParagraph"/>
+        <w:ind w:firstLine="420"/>
       </w:pPr>
       <w:r>
         <w:rPr>
@@ -53719,6 +54114,7 @@
     <w:p>
       <w:pPr>
         <w:pStyle w:val="BodyText"/>
+        <w:ind w:firstLine="420"/>
       </w:pPr>
       <w:r>
         <w:rPr>
@@ -54046,6 +54442,7 @@
     <w:p>
       <w:pPr>
         <w:pStyle w:val="FirstParagraph"/>
+        <w:ind w:firstLine="420"/>
       </w:pPr>
       <w:r>
         <w:rPr>
@@ -54379,6 +54776,7 @@
     <w:p>
       <w:pPr>
         <w:pStyle w:val="FirstParagraph"/>
+        <w:ind w:firstLine="420"/>
       </w:pPr>
       <w:r>
         <w:rPr>
@@ -54986,6 +55384,7 @@
     <w:p>
       <w:pPr>
         <w:pStyle w:val="FirstParagraph"/>
+        <w:ind w:firstLine="420"/>
       </w:pPr>
       <w:r>
         <w:rPr>
@@ -55019,6 +55418,7 @@
           <w:ilvl w:val="0"/>
           <w:numId w:val="1023"/>
         </w:numPr>
+        <w:ind w:firstLine="420"/>
       </w:pPr>
       <w:r>
         <w:rPr>
@@ -55917,6 +56317,7 @@
     <w:p>
       <w:pPr>
         <w:pStyle w:val="FirstParagraph"/>
+        <w:ind w:firstLine="420"/>
       </w:pPr>
       <w:r>
         <w:rPr>
@@ -55964,6 +56365,7 @@
     <w:p>
       <w:pPr>
         <w:pStyle w:val="BodyText"/>
+        <w:ind w:firstLine="420"/>
       </w:pPr>
       <w:r>
         <w:rPr>
@@ -56019,6 +56421,7 @@
     <w:p>
       <w:pPr>
         <w:pStyle w:val="BodyText"/>
+        <w:ind w:firstLine="420"/>
       </w:pPr>
       <w:r>
         <w:rPr>
@@ -56054,6 +56457,7 @@
     <w:p>
       <w:pPr>
         <w:pStyle w:val="BodyText"/>
+        <w:ind w:firstLine="420"/>
       </w:pPr>
       <w:r>
         <w:rPr>
@@ -56210,6 +56614,7 @@
     <w:p>
       <w:pPr>
         <w:pStyle w:val="BlockText"/>
+        <w:ind w:firstLine="420"/>
       </w:pPr>
       <w:r>
         <w:rPr>
@@ -56287,6 +56692,7 @@
     <w:p>
       <w:pPr>
         <w:pStyle w:val="FirstParagraph"/>
+        <w:ind w:firstLine="420"/>
       </w:pPr>
       <w:r>
         <w:rPr>
@@ -56404,6 +56810,7 @@
     <w:p>
       <w:pPr>
         <w:pStyle w:val="BodyText"/>
+        <w:ind w:firstLine="420"/>
       </w:pPr>
       <w:r>
         <w:rPr>
@@ -56574,6 +56981,7 @@
     <w:p>
       <w:pPr>
         <w:pStyle w:val="BodyText"/>
+        <w:ind w:firstLine="420"/>
       </w:pPr>
       <w:r>
         <w:rPr>
@@ -56633,6 +57041,7 @@
     <w:p>
       <w:pPr>
         <w:pStyle w:val="BodyText"/>
+        <w:ind w:firstLine="420"/>
       </w:pPr>
       <w:r>
         <w:rPr>
@@ -56788,6 +57197,7 @@
     <w:p>
       <w:pPr>
         <w:pStyle w:val="BodyText"/>
+        <w:ind w:firstLine="420"/>
       </w:pPr>
       <w:r>
         <w:rPr>
@@ -56973,6 +57383,7 @@
     <w:p>
       <w:pPr>
         <w:pStyle w:val="BodyText"/>
+        <w:ind w:firstLine="420"/>
       </w:pPr>
       <w:r>
         <w:rPr>
@@ -57249,6 +57660,7 @@
     <w:p>
       <w:pPr>
         <w:pStyle w:val="FirstParagraph"/>
+        <w:ind w:firstLine="420"/>
       </w:pPr>
       <w:r>
         <w:rPr>
@@ -57405,6 +57817,7 @@
     <w:p>
       <w:pPr>
         <w:pStyle w:val="BodyText"/>
+        <w:ind w:firstLine="420"/>
       </w:pPr>
       <w:r>
         <w:rPr>
@@ -57538,6 +57951,7 @@
     <w:p>
       <w:pPr>
         <w:pStyle w:val="BodyText"/>
+        <w:ind w:firstLine="420"/>
       </w:pPr>
       <w:r>
         <w:rPr>
@@ -57651,6 +58065,7 @@
     <w:p>
       <w:pPr>
         <w:pStyle w:val="BodyText"/>
+        <w:ind w:firstLine="420"/>
       </w:pPr>
       <w:r>
         <w:rPr>
@@ -57801,6 +58216,7 @@
     <w:p>
       <w:pPr>
         <w:pStyle w:val="BodyText"/>
+        <w:ind w:firstLine="420"/>
       </w:pPr>
       <w:r>
         <w:rPr>
@@ -57881,6 +58297,7 @@
     <w:p>
       <w:pPr>
         <w:pStyle w:val="BodyText"/>
+        <w:ind w:firstLine="420"/>
       </w:pPr>
       <w:r>
         <w:rPr>
@@ -58010,6 +58427,7 @@
     <w:p>
       <w:pPr>
         <w:pStyle w:val="BodyText"/>
+        <w:ind w:firstLine="420"/>
       </w:pPr>
       <w:r>
         <w:rPr>
@@ -58184,6 +58602,15 @@
         <w:tblW w:type="pct" w:w="5000"/>
         <w:tblLayout w:type="fixed"/>
         <w:tblLook w:firstRow="1" w:lastRow="0" w:firstColumn="0" w:lastColumn="0" w:noHBand="0" w:noVBand="0" w:val="0020"/>
+        <w:jc w:val="center"/>
+        <w:tblBorders>
+          <w:top w:val="single" w:sz="12" w:space="0" w:color="333333"/>
+          <w:bottom w:val="single" w:sz="12" w:space="0" w:color="333333"/>
+          <w:left w:val="none"/>
+          <w:right w:val="none"/>
+          <w:insideH w:val="none"/>
+          <w:insideV w:val="none"/>
+        </w:tblBorders>
       </w:tblPr>
       <w:tblGrid>
         <w:gridCol w:w="1650"/>
@@ -58198,7 +58625,11 @@
           <w:tblHeader w:val="on"/>
         </w:trPr>
         <w:tc>
-          <w:tcPr/>
+          <w:tcPr>
+            <w:tcBorders>
+              <w:bottom w:val="single" w:sz="6" w:space="0" w:color="333333"/>
+            </w:tcBorders>
+          </w:tcPr>
           <w:p>
             <w:pPr>
               <w:pStyle w:val="Compact"/>
@@ -58214,7 +58645,11 @@
           </w:p>
         </w:tc>
         <w:tc>
-          <w:tcPr/>
+          <w:tcPr>
+            <w:tcBorders>
+              <w:bottom w:val="single" w:sz="6" w:space="0" w:color="333333"/>
+            </w:tcBorders>
+          </w:tcPr>
           <w:p>
             <w:pPr>
               <w:pStyle w:val="Compact"/>
@@ -58230,7 +58665,11 @@
           </w:p>
         </w:tc>
         <w:tc>
-          <w:tcPr/>
+          <w:tcPr>
+            <w:tcBorders>
+              <w:bottom w:val="single" w:sz="6" w:space="0" w:color="333333"/>
+            </w:tcBorders>
+          </w:tcPr>
           <w:p>
             <w:pPr>
               <w:pStyle w:val="Compact"/>
@@ -58246,7 +58685,11 @@
           </w:p>
         </w:tc>
         <w:tc>
-          <w:tcPr/>
+          <w:tcPr>
+            <w:tcBorders>
+              <w:bottom w:val="single" w:sz="6" w:space="0" w:color="333333"/>
+            </w:tcBorders>
+          </w:tcPr>
           <w:p>
             <w:pPr>
               <w:pStyle w:val="Compact"/>
@@ -58262,7 +58705,11 @@
           </w:p>
         </w:tc>
         <w:tc>
-          <w:tcPr/>
+          <w:tcPr>
+            <w:tcBorders>
+              <w:bottom w:val="single" w:sz="6" w:space="0" w:color="333333"/>
+            </w:tcBorders>
+          </w:tcPr>
           <w:p>
             <w:pPr>
               <w:pStyle w:val="Compact"/>
@@ -58278,7 +58725,11 @@
           </w:p>
         </w:tc>
         <w:tc>
-          <w:tcPr/>
+          <w:tcPr>
+            <w:tcBorders>
+              <w:bottom w:val="single" w:sz="6" w:space="0" w:color="333333"/>
+            </w:tcBorders>
+          </w:tcPr>
           <w:p>
             <w:pPr>
               <w:pStyle w:val="Compact"/>
@@ -60665,6 +61116,7 @@
       <w:pPr>
         <w:pStyle w:val="BodyText"/>
         <w:spacing w:before="120"/>
+        <w:ind w:firstLine="420"/>
       </w:pPr>
       <w:r>
         <w:rPr>

--- a/00-首页/题组Word/初赛模拟卷/初赛模拟卷VIII（非有机·答案版）.docx
+++ b/00-首页/题组Word/初赛模拟卷/初赛模拟卷VIII（非有机·答案版）.docx
@@ -58613,12 +58613,13 @@
         </w:tblBorders>
       </w:tblPr>
       <w:tblGrid>
-        <w:gridCol w:w="1650"/>
-        <w:gridCol w:w="1650"/>
-        <w:gridCol w:w="990"/>
-        <w:gridCol w:w="990"/>
-        <w:gridCol w:w="990"/>
-        <w:gridCol w:w="1650"/>
+        <w:gridCol w:w="1277"/>
+        <w:gridCol w:w="766"/>
+        <w:gridCol w:w="766"/>
+        <w:gridCol w:w="1277"/>
+        <w:gridCol w:w="1277"/>
+        <w:gridCol w:w="1277"/>
+        <w:gridCol w:w="1277"/>
       </w:tblGrid>
       <w:tr>
         <w:trPr>
@@ -58641,26 +58642,6 @@
                 <w:b/>
               </w:rPr>
               <w:t xml:space="preserve">卷内题号</w:t>
-            </w:r>
-          </w:p>
-        </w:tc>
-        <w:tc>
-          <w:tcPr>
-            <w:tcBorders>
-              <w:bottom w:val="single" w:sz="6" w:space="0" w:color="333333"/>
-            </w:tcBorders>
-          </w:tcPr>
-          <w:p>
-            <w:pPr>
-              <w:pStyle w:val="Compact"/>
-              <w:jc w:val="center"/>
-            </w:pPr>
-            <w:r>
-              <w:rPr>
-                <w:rFonts w:hint="eastAsia" w:ascii="Times New Roman" w:hAnsi="Times New Roman" w:eastAsia="SimHei" w:cs="Times New Roman"/>
-                <w:b/>
-              </w:rPr>
-              <w:t xml:space="preserve">分值</w:t>
             </w:r>
           </w:p>
         </w:tc>
@@ -58740,7 +58721,47 @@
                 <w:rFonts w:hint="eastAsia" w:ascii="Times New Roman" w:hAnsi="Times New Roman" w:eastAsia="SimHei" w:cs="Times New Roman"/>
                 <w:b/>
               </w:rPr>
+              <w:t xml:space="preserve">模块</w:t>
+            </w:r>
+          </w:p>
+        </w:tc>
+        <w:tc>
+          <w:tcPr>
+            <w:tcBorders>
+              <w:bottom w:val="single" w:sz="6" w:space="0" w:color="333333"/>
+            </w:tcBorders>
+          </w:tcPr>
+          <w:p>
+            <w:pPr>
+              <w:pStyle w:val="Compact"/>
+              <w:jc w:val="center"/>
+            </w:pPr>
+            <w:r>
+              <w:rPr>
+                <w:rFonts w:hint="eastAsia" w:ascii="Times New Roman" w:hAnsi="Times New Roman" w:eastAsia="SimHei" w:cs="Times New Roman"/>
+                <w:b/>
+              </w:rPr>
               <w:t xml:space="preserve">难度</w:t>
+            </w:r>
+          </w:p>
+        </w:tc>
+        <w:tc>
+          <w:tcPr>
+            <w:tcBorders>
+              <w:bottom w:val="single" w:sz="6" w:space="0" w:color="333333"/>
+            </w:tcBorders>
+          </w:tcPr>
+          <w:p>
+            <w:pPr>
+              <w:pStyle w:val="Compact"/>
+              <w:jc w:val="center"/>
+            </w:pPr>
+            <w:r>
+              <w:rPr>
+                <w:rFonts w:hint="eastAsia" w:ascii="Times New Roman" w:hAnsi="Times New Roman" w:eastAsia="SimHei" w:cs="Times New Roman"/>
+                <w:b/>
+              </w:rPr>
+              <w:t xml:space="preserve">分值</w:t>
             </w:r>
           </w:p>
         </w:tc>
@@ -58758,21 +58779,6 @@
                 <w:rFonts w:ascii="Times New Roman" w:hAnsi="Times New Roman" w:eastAsia="Times New Roman" w:cs="Times New Roman"/>
               </w:rPr>
               <w:t xml:space="preserve">1</w:t>
-            </w:r>
-          </w:p>
-        </w:tc>
-        <w:tc>
-          <w:tcPr/>
-          <w:p>
-            <w:pPr>
-              <w:pStyle w:val="Compact"/>
-              <w:jc w:val="center"/>
-            </w:pPr>
-            <w:r>
-              <w:rPr>
-                <w:rFonts w:ascii="Times New Roman" w:hAnsi="Times New Roman" w:eastAsia="Times New Roman" w:cs="Times New Roman"/>
-              </w:rPr>
-              <w:t xml:space="preserve">10</w:t>
             </w:r>
           </w:p>
         </w:tc>
@@ -58890,9 +58896,39 @@
             </w:pPr>
             <w:r>
               <w:rPr>
+                <w:rFonts w:hint="eastAsia" w:ascii="Times New Roman" w:hAnsi="Times New Roman" w:eastAsia="FangSong" w:cs="Times New Roman"/>
+              </w:rPr>
+              <w:t xml:space="preserve">元素与分析</w:t>
+            </w:r>
+          </w:p>
+        </w:tc>
+        <w:tc>
+          <w:tcPr/>
+          <w:p>
+            <w:pPr>
+              <w:pStyle w:val="Compact"/>
+              <w:jc w:val="center"/>
+            </w:pPr>
+            <w:r>
+              <w:rPr>
                 <w:rFonts w:ascii="Times New Roman" w:hAnsi="Times New Roman" w:eastAsia="Times New Roman" w:cs="Times New Roman"/>
               </w:rPr>
               <w:t xml:space="preserve">⭐⭐⭐⭐</w:t>
+            </w:r>
+          </w:p>
+        </w:tc>
+        <w:tc>
+          <w:tcPr/>
+          <w:p>
+            <w:pPr>
+              <w:pStyle w:val="Compact"/>
+              <w:jc w:val="center"/>
+            </w:pPr>
+            <w:r>
+              <w:rPr>
+                <w:rFonts w:ascii="Times New Roman" w:hAnsi="Times New Roman" w:eastAsia="Times New Roman" w:cs="Times New Roman"/>
+              </w:rPr>
+              <w:t xml:space="preserve">10</w:t>
             </w:r>
           </w:p>
         </w:tc>
@@ -58910,21 +58946,6 @@
                 <w:rFonts w:ascii="Times New Roman" w:hAnsi="Times New Roman" w:eastAsia="Times New Roman" w:cs="Times New Roman"/>
               </w:rPr>
               <w:t xml:space="preserve">2</w:t>
-            </w:r>
-          </w:p>
-        </w:tc>
-        <w:tc>
-          <w:tcPr/>
-          <w:p>
-            <w:pPr>
-              <w:pStyle w:val="Compact"/>
-              <w:jc w:val="center"/>
-            </w:pPr>
-            <w:r>
-              <w:rPr>
-                <w:rFonts w:ascii="Times New Roman" w:hAnsi="Times New Roman" w:eastAsia="Times New Roman" w:cs="Times New Roman"/>
-              </w:rPr>
-              <w:t xml:space="preserve">10</w:t>
             </w:r>
           </w:p>
         </w:tc>
@@ -59042,9 +59063,39 @@
             </w:pPr>
             <w:r>
               <w:rPr>
+                <w:rFonts w:hint="eastAsia" w:ascii="Times New Roman" w:hAnsi="Times New Roman" w:eastAsia="FangSong" w:cs="Times New Roman"/>
+              </w:rPr>
+              <w:t xml:space="preserve">元素与分析</w:t>
+            </w:r>
+          </w:p>
+        </w:tc>
+        <w:tc>
+          <w:tcPr/>
+          <w:p>
+            <w:pPr>
+              <w:pStyle w:val="Compact"/>
+              <w:jc w:val="center"/>
+            </w:pPr>
+            <w:r>
+              <w:rPr>
                 <w:rFonts w:ascii="Times New Roman" w:hAnsi="Times New Roman" w:eastAsia="Times New Roman" w:cs="Times New Roman"/>
               </w:rPr>
               <w:t xml:space="preserve">⭐⭐⭐⭐⭐</w:t>
+            </w:r>
+          </w:p>
+        </w:tc>
+        <w:tc>
+          <w:tcPr/>
+          <w:p>
+            <w:pPr>
+              <w:pStyle w:val="Compact"/>
+              <w:jc w:val="center"/>
+            </w:pPr>
+            <w:r>
+              <w:rPr>
+                <w:rFonts w:ascii="Times New Roman" w:hAnsi="Times New Roman" w:eastAsia="Times New Roman" w:cs="Times New Roman"/>
+              </w:rPr>
+              <w:t xml:space="preserve">10</w:t>
             </w:r>
           </w:p>
         </w:tc>
@@ -59062,21 +59113,6 @@
                 <w:rFonts w:ascii="Times New Roman" w:hAnsi="Times New Roman" w:eastAsia="Times New Roman" w:cs="Times New Roman"/>
               </w:rPr>
               <w:t xml:space="preserve">3</w:t>
-            </w:r>
-          </w:p>
-        </w:tc>
-        <w:tc>
-          <w:tcPr/>
-          <w:p>
-            <w:pPr>
-              <w:pStyle w:val="Compact"/>
-              <w:jc w:val="center"/>
-            </w:pPr>
-            <w:r>
-              <w:rPr>
-                <w:rFonts w:ascii="Times New Roman" w:hAnsi="Times New Roman" w:eastAsia="Times New Roman" w:cs="Times New Roman"/>
-              </w:rPr>
-              <w:t xml:space="preserve">10</w:t>
             </w:r>
           </w:p>
         </w:tc>
@@ -59206,9 +59242,39 @@
             </w:pPr>
             <w:r>
               <w:rPr>
+                <w:rFonts w:hint="eastAsia" w:ascii="Times New Roman" w:hAnsi="Times New Roman" w:eastAsia="FangSong" w:cs="Times New Roman"/>
+              </w:rPr>
+              <w:t xml:space="preserve">元素与分析</w:t>
+            </w:r>
+          </w:p>
+        </w:tc>
+        <w:tc>
+          <w:tcPr/>
+          <w:p>
+            <w:pPr>
+              <w:pStyle w:val="Compact"/>
+              <w:jc w:val="center"/>
+            </w:pPr>
+            <w:r>
+              <w:rPr>
                 <w:rFonts w:ascii="Times New Roman" w:hAnsi="Times New Roman" w:eastAsia="Times New Roman" w:cs="Times New Roman"/>
               </w:rPr>
               <w:t xml:space="preserve">⭐⭐⭐⭐⭐</w:t>
+            </w:r>
+          </w:p>
+        </w:tc>
+        <w:tc>
+          <w:tcPr/>
+          <w:p>
+            <w:pPr>
+              <w:pStyle w:val="Compact"/>
+              <w:jc w:val="center"/>
+            </w:pPr>
+            <w:r>
+              <w:rPr>
+                <w:rFonts w:ascii="Times New Roman" w:hAnsi="Times New Roman" w:eastAsia="Times New Roman" w:cs="Times New Roman"/>
+              </w:rPr>
+              <w:t xml:space="preserve">10</w:t>
             </w:r>
           </w:p>
         </w:tc>
@@ -59226,21 +59292,6 @@
                 <w:rFonts w:ascii="Times New Roman" w:hAnsi="Times New Roman" w:eastAsia="Times New Roman" w:cs="Times New Roman"/>
               </w:rPr>
               <w:t xml:space="preserve">4</w:t>
-            </w:r>
-          </w:p>
-        </w:tc>
-        <w:tc>
-          <w:tcPr/>
-          <w:p>
-            <w:pPr>
-              <w:pStyle w:val="Compact"/>
-              <w:jc w:val="center"/>
-            </w:pPr>
-            <w:r>
-              <w:rPr>
-                <w:rFonts w:ascii="Times New Roman" w:hAnsi="Times New Roman" w:eastAsia="Times New Roman" w:cs="Times New Roman"/>
-              </w:rPr>
-              <w:t xml:space="preserve">9</w:t>
             </w:r>
           </w:p>
         </w:tc>
@@ -59364,9 +59415,39 @@
             </w:pPr>
             <w:r>
               <w:rPr>
+                <w:rFonts w:hint="eastAsia" w:ascii="Times New Roman" w:hAnsi="Times New Roman" w:eastAsia="FangSong" w:cs="Times New Roman"/>
+              </w:rPr>
+              <w:t xml:space="preserve">元素与分析</w:t>
+            </w:r>
+          </w:p>
+        </w:tc>
+        <w:tc>
+          <w:tcPr/>
+          <w:p>
+            <w:pPr>
+              <w:pStyle w:val="Compact"/>
+              <w:jc w:val="center"/>
+            </w:pPr>
+            <w:r>
+              <w:rPr>
                 <w:rFonts w:ascii="Times New Roman" w:hAnsi="Times New Roman" w:eastAsia="Times New Roman" w:cs="Times New Roman"/>
               </w:rPr>
               <w:t xml:space="preserve">⭐⭐⭐⭐⭐</w:t>
+            </w:r>
+          </w:p>
+        </w:tc>
+        <w:tc>
+          <w:tcPr/>
+          <w:p>
+            <w:pPr>
+              <w:pStyle w:val="Compact"/>
+              <w:jc w:val="center"/>
+            </w:pPr>
+            <w:r>
+              <w:rPr>
+                <w:rFonts w:ascii="Times New Roman" w:hAnsi="Times New Roman" w:eastAsia="Times New Roman" w:cs="Times New Roman"/>
+              </w:rPr>
+              <w:t xml:space="preserve">9</w:t>
             </w:r>
           </w:p>
         </w:tc>
@@ -59384,21 +59465,6 @@
                 <w:rFonts w:ascii="Times New Roman" w:hAnsi="Times New Roman" w:eastAsia="Times New Roman" w:cs="Times New Roman"/>
               </w:rPr>
               <w:t xml:space="preserve">5</w:t>
-            </w:r>
-          </w:p>
-        </w:tc>
-        <w:tc>
-          <w:tcPr/>
-          <w:p>
-            <w:pPr>
-              <w:pStyle w:val="Compact"/>
-              <w:jc w:val="center"/>
-            </w:pPr>
-            <w:r>
-              <w:rPr>
-                <w:rFonts w:ascii="Times New Roman" w:hAnsi="Times New Roman" w:eastAsia="Times New Roman" w:cs="Times New Roman"/>
-              </w:rPr>
-              <w:t xml:space="preserve">6</w:t>
             </w:r>
           </w:p>
         </w:tc>
@@ -59498,9 +59564,39 @@
             </w:pPr>
             <w:r>
               <w:rPr>
+                <w:rFonts w:hint="eastAsia" w:ascii="Times New Roman" w:hAnsi="Times New Roman" w:eastAsia="FangSong" w:cs="Times New Roman"/>
+              </w:rPr>
+              <w:t xml:space="preserve">元素与分析</w:t>
+            </w:r>
+          </w:p>
+        </w:tc>
+        <w:tc>
+          <w:tcPr/>
+          <w:p>
+            <w:pPr>
+              <w:pStyle w:val="Compact"/>
+              <w:jc w:val="center"/>
+            </w:pPr>
+            <w:r>
+              <w:rPr>
                 <w:rFonts w:ascii="Times New Roman" w:hAnsi="Times New Roman" w:eastAsia="Times New Roman" w:cs="Times New Roman"/>
               </w:rPr>
               <w:t xml:space="preserve">⭐⭐⭐⭐</w:t>
+            </w:r>
+          </w:p>
+        </w:tc>
+        <w:tc>
+          <w:tcPr/>
+          <w:p>
+            <w:pPr>
+              <w:pStyle w:val="Compact"/>
+              <w:jc w:val="center"/>
+            </w:pPr>
+            <w:r>
+              <w:rPr>
+                <w:rFonts w:ascii="Times New Roman" w:hAnsi="Times New Roman" w:eastAsia="Times New Roman" w:cs="Times New Roman"/>
+              </w:rPr>
+              <w:t xml:space="preserve">6</w:t>
             </w:r>
           </w:p>
         </w:tc>
@@ -59518,21 +59614,6 @@
                 <w:rFonts w:ascii="Times New Roman" w:hAnsi="Times New Roman" w:eastAsia="Times New Roman" w:cs="Times New Roman"/>
               </w:rPr>
               <w:t xml:space="preserve">6</w:t>
-            </w:r>
-          </w:p>
-        </w:tc>
-        <w:tc>
-          <w:tcPr/>
-          <w:p>
-            <w:pPr>
-              <w:pStyle w:val="Compact"/>
-              <w:jc w:val="center"/>
-            </w:pPr>
-            <w:r>
-              <w:rPr>
-                <w:rFonts w:ascii="Times New Roman" w:hAnsi="Times New Roman" w:eastAsia="Times New Roman" w:cs="Times New Roman"/>
-              </w:rPr>
-              <w:t xml:space="preserve">10</w:t>
             </w:r>
           </w:p>
         </w:tc>
@@ -59650,9 +59731,39 @@
             </w:pPr>
             <w:r>
               <w:rPr>
+                <w:rFonts w:hint="eastAsia" w:ascii="Times New Roman" w:hAnsi="Times New Roman" w:eastAsia="FangSong" w:cs="Times New Roman"/>
+              </w:rPr>
+              <w:t xml:space="preserve">元素与分析</w:t>
+            </w:r>
+          </w:p>
+        </w:tc>
+        <w:tc>
+          <w:tcPr/>
+          <w:p>
+            <w:pPr>
+              <w:pStyle w:val="Compact"/>
+              <w:jc w:val="center"/>
+            </w:pPr>
+            <w:r>
+              <w:rPr>
                 <w:rFonts w:ascii="Times New Roman" w:hAnsi="Times New Roman" w:eastAsia="Times New Roman" w:cs="Times New Roman"/>
               </w:rPr>
               <w:t xml:space="preserve">⭐⭐⭐⭐</w:t>
+            </w:r>
+          </w:p>
+        </w:tc>
+        <w:tc>
+          <w:tcPr/>
+          <w:p>
+            <w:pPr>
+              <w:pStyle w:val="Compact"/>
+              <w:jc w:val="center"/>
+            </w:pPr>
+            <w:r>
+              <w:rPr>
+                <w:rFonts w:ascii="Times New Roman" w:hAnsi="Times New Roman" w:eastAsia="Times New Roman" w:cs="Times New Roman"/>
+              </w:rPr>
+              <w:t xml:space="preserve">10</w:t>
             </w:r>
           </w:p>
         </w:tc>
@@ -59670,21 +59781,6 @@
                 <w:rFonts w:ascii="Times New Roman" w:hAnsi="Times New Roman" w:eastAsia="Times New Roman" w:cs="Times New Roman"/>
               </w:rPr>
               <w:t xml:space="preserve">7</w:t>
-            </w:r>
-          </w:p>
-        </w:tc>
-        <w:tc>
-          <w:tcPr/>
-          <w:p>
-            <w:pPr>
-              <w:pStyle w:val="Compact"/>
-              <w:jc w:val="center"/>
-            </w:pPr>
-            <w:r>
-              <w:rPr>
-                <w:rFonts w:ascii="Times New Roman" w:hAnsi="Times New Roman" w:eastAsia="Times New Roman" w:cs="Times New Roman"/>
-              </w:rPr>
-              <w:t xml:space="preserve">9</w:t>
             </w:r>
           </w:p>
         </w:tc>
@@ -59790,9 +59886,39 @@
             </w:pPr>
             <w:r>
               <w:rPr>
+                <w:rFonts w:hint="eastAsia" w:ascii="Times New Roman" w:hAnsi="Times New Roman" w:eastAsia="FangSong" w:cs="Times New Roman"/>
+              </w:rPr>
+              <w:t xml:space="preserve">元素与分析</w:t>
+            </w:r>
+          </w:p>
+        </w:tc>
+        <w:tc>
+          <w:tcPr/>
+          <w:p>
+            <w:pPr>
+              <w:pStyle w:val="Compact"/>
+              <w:jc w:val="center"/>
+            </w:pPr>
+            <w:r>
+              <w:rPr>
                 <w:rFonts w:ascii="Times New Roman" w:hAnsi="Times New Roman" w:eastAsia="Times New Roman" w:cs="Times New Roman"/>
               </w:rPr>
               <w:t xml:space="preserve">⭐⭐⭐⭐⭐</w:t>
+            </w:r>
+          </w:p>
+        </w:tc>
+        <w:tc>
+          <w:tcPr/>
+          <w:p>
+            <w:pPr>
+              <w:pStyle w:val="Compact"/>
+              <w:jc w:val="center"/>
+            </w:pPr>
+            <w:r>
+              <w:rPr>
+                <w:rFonts w:ascii="Times New Roman" w:hAnsi="Times New Roman" w:eastAsia="Times New Roman" w:cs="Times New Roman"/>
+              </w:rPr>
+              <w:t xml:space="preserve">9</w:t>
             </w:r>
           </w:p>
         </w:tc>
@@ -59810,21 +59936,6 @@
                 <w:rFonts w:ascii="Times New Roman" w:hAnsi="Times New Roman" w:eastAsia="Times New Roman" w:cs="Times New Roman"/>
               </w:rPr>
               <w:t xml:space="preserve">8</w:t>
-            </w:r>
-          </w:p>
-        </w:tc>
-        <w:tc>
-          <w:tcPr/>
-          <w:p>
-            <w:pPr>
-              <w:pStyle w:val="Compact"/>
-              <w:jc w:val="center"/>
-            </w:pPr>
-            <w:r>
-              <w:rPr>
-                <w:rFonts w:ascii="Times New Roman" w:hAnsi="Times New Roman" w:eastAsia="Times New Roman" w:cs="Times New Roman"/>
-              </w:rPr>
-              <w:t xml:space="preserve">10</w:t>
             </w:r>
           </w:p>
         </w:tc>
@@ -59942,9 +60053,39 @@
             </w:pPr>
             <w:r>
               <w:rPr>
+                <w:rFonts w:hint="eastAsia" w:ascii="Times New Roman" w:hAnsi="Times New Roman" w:eastAsia="FangSong" w:cs="Times New Roman"/>
+              </w:rPr>
+              <w:t xml:space="preserve">结构化学</w:t>
+            </w:r>
+          </w:p>
+        </w:tc>
+        <w:tc>
+          <w:tcPr/>
+          <w:p>
+            <w:pPr>
+              <w:pStyle w:val="Compact"/>
+              <w:jc w:val="center"/>
+            </w:pPr>
+            <w:r>
+              <w:rPr>
                 <w:rFonts w:ascii="Times New Roman" w:hAnsi="Times New Roman" w:eastAsia="Times New Roman" w:cs="Times New Roman"/>
               </w:rPr>
               <w:t xml:space="preserve">⭐⭐⭐⭐</w:t>
+            </w:r>
+          </w:p>
+        </w:tc>
+        <w:tc>
+          <w:tcPr/>
+          <w:p>
+            <w:pPr>
+              <w:pStyle w:val="Compact"/>
+              <w:jc w:val="center"/>
+            </w:pPr>
+            <w:r>
+              <w:rPr>
+                <w:rFonts w:ascii="Times New Roman" w:hAnsi="Times New Roman" w:eastAsia="Times New Roman" w:cs="Times New Roman"/>
+              </w:rPr>
+              <w:t xml:space="preserve">10</w:t>
             </w:r>
           </w:p>
         </w:tc>
@@ -59962,21 +60103,6 @@
                 <w:rFonts w:ascii="Times New Roman" w:hAnsi="Times New Roman" w:eastAsia="Times New Roman" w:cs="Times New Roman"/>
               </w:rPr>
               <w:t xml:space="preserve">9</w:t>
-            </w:r>
-          </w:p>
-        </w:tc>
-        <w:tc>
-          <w:tcPr/>
-          <w:p>
-            <w:pPr>
-              <w:pStyle w:val="Compact"/>
-              <w:jc w:val="center"/>
-            </w:pPr>
-            <w:r>
-              <w:rPr>
-                <w:rFonts w:ascii="Times New Roman" w:hAnsi="Times New Roman" w:eastAsia="Times New Roman" w:cs="Times New Roman"/>
-              </w:rPr>
-              <w:t xml:space="preserve">10</w:t>
             </w:r>
           </w:p>
         </w:tc>
@@ -60082,9 +60208,39 @@
             </w:pPr>
             <w:r>
               <w:rPr>
+                <w:rFonts w:hint="eastAsia" w:ascii="Times New Roman" w:hAnsi="Times New Roman" w:eastAsia="FangSong" w:cs="Times New Roman"/>
+              </w:rPr>
+              <w:t xml:space="preserve">结构化学</w:t>
+            </w:r>
+          </w:p>
+        </w:tc>
+        <w:tc>
+          <w:tcPr/>
+          <w:p>
+            <w:pPr>
+              <w:pStyle w:val="Compact"/>
+              <w:jc w:val="center"/>
+            </w:pPr>
+            <w:r>
+              <w:rPr>
                 <w:rFonts w:ascii="Times New Roman" w:hAnsi="Times New Roman" w:eastAsia="Times New Roman" w:cs="Times New Roman"/>
               </w:rPr>
               <w:t xml:space="preserve">⭐⭐⭐⭐⭐</w:t>
+            </w:r>
+          </w:p>
+        </w:tc>
+        <w:tc>
+          <w:tcPr/>
+          <w:p>
+            <w:pPr>
+              <w:pStyle w:val="Compact"/>
+              <w:jc w:val="center"/>
+            </w:pPr>
+            <w:r>
+              <w:rPr>
+                <w:rFonts w:ascii="Times New Roman" w:hAnsi="Times New Roman" w:eastAsia="Times New Roman" w:cs="Times New Roman"/>
+              </w:rPr>
+              <w:t xml:space="preserve">10</w:t>
             </w:r>
           </w:p>
         </w:tc>
@@ -60102,21 +60258,6 @@
                 <w:rFonts w:ascii="Times New Roman" w:hAnsi="Times New Roman" w:eastAsia="Times New Roman" w:cs="Times New Roman"/>
               </w:rPr>
               <w:t xml:space="preserve">10</w:t>
-            </w:r>
-          </w:p>
-        </w:tc>
-        <w:tc>
-          <w:tcPr/>
-          <w:p>
-            <w:pPr>
-              <w:pStyle w:val="Compact"/>
-              <w:jc w:val="center"/>
-            </w:pPr>
-            <w:r>
-              <w:rPr>
-                <w:rFonts w:ascii="Times New Roman" w:hAnsi="Times New Roman" w:eastAsia="Times New Roman" w:cs="Times New Roman"/>
-              </w:rPr>
-              <w:t xml:space="preserve">9</w:t>
             </w:r>
           </w:p>
         </w:tc>
@@ -60252,9 +60393,39 @@
             </w:pPr>
             <w:r>
               <w:rPr>
+                <w:rFonts w:hint="eastAsia" w:ascii="Times New Roman" w:hAnsi="Times New Roman" w:eastAsia="FangSong" w:cs="Times New Roman"/>
+              </w:rPr>
+              <w:t xml:space="preserve">结构化学</w:t>
+            </w:r>
+          </w:p>
+        </w:tc>
+        <w:tc>
+          <w:tcPr/>
+          <w:p>
+            <w:pPr>
+              <w:pStyle w:val="Compact"/>
+              <w:jc w:val="center"/>
+            </w:pPr>
+            <w:r>
+              <w:rPr>
                 <w:rFonts w:ascii="Times New Roman" w:hAnsi="Times New Roman" w:eastAsia="Times New Roman" w:cs="Times New Roman"/>
               </w:rPr>
               <w:t xml:space="preserve">⭐⭐⭐⭐⭐</w:t>
+            </w:r>
+          </w:p>
+        </w:tc>
+        <w:tc>
+          <w:tcPr/>
+          <w:p>
+            <w:pPr>
+              <w:pStyle w:val="Compact"/>
+              <w:jc w:val="center"/>
+            </w:pPr>
+            <w:r>
+              <w:rPr>
+                <w:rFonts w:ascii="Times New Roman" w:hAnsi="Times New Roman" w:eastAsia="Times New Roman" w:cs="Times New Roman"/>
+              </w:rPr>
+              <w:t xml:space="preserve">9</w:t>
             </w:r>
           </w:p>
         </w:tc>
@@ -60272,21 +60443,6 @@
                 <w:rFonts w:ascii="Times New Roman" w:hAnsi="Times New Roman" w:eastAsia="Times New Roman" w:cs="Times New Roman"/>
               </w:rPr>
               <w:t xml:space="preserve">11</w:t>
-            </w:r>
-          </w:p>
-        </w:tc>
-        <w:tc>
-          <w:tcPr/>
-          <w:p>
-            <w:pPr>
-              <w:pStyle w:val="Compact"/>
-              <w:jc w:val="center"/>
-            </w:pPr>
-            <w:r>
-              <w:rPr>
-                <w:rFonts w:ascii="Times New Roman" w:hAnsi="Times New Roman" w:eastAsia="Times New Roman" w:cs="Times New Roman"/>
-              </w:rPr>
-              <w:t xml:space="preserve">10</w:t>
             </w:r>
           </w:p>
         </w:tc>
@@ -60386,9 +60542,39 @@
             </w:pPr>
             <w:r>
               <w:rPr>
+                <w:rFonts w:hint="eastAsia" w:ascii="Times New Roman" w:hAnsi="Times New Roman" w:eastAsia="FangSong" w:cs="Times New Roman"/>
+              </w:rPr>
+              <w:t xml:space="preserve">结构化学</w:t>
+            </w:r>
+          </w:p>
+        </w:tc>
+        <w:tc>
+          <w:tcPr/>
+          <w:p>
+            <w:pPr>
+              <w:pStyle w:val="Compact"/>
+              <w:jc w:val="center"/>
+            </w:pPr>
+            <w:r>
+              <w:rPr>
                 <w:rFonts w:ascii="Times New Roman" w:hAnsi="Times New Roman" w:eastAsia="Times New Roman" w:cs="Times New Roman"/>
               </w:rPr>
               <w:t xml:space="preserve">⭐⭐⭐⭐⭐</w:t>
+            </w:r>
+          </w:p>
+        </w:tc>
+        <w:tc>
+          <w:tcPr/>
+          <w:p>
+            <w:pPr>
+              <w:pStyle w:val="Compact"/>
+              <w:jc w:val="center"/>
+            </w:pPr>
+            <w:r>
+              <w:rPr>
+                <w:rFonts w:ascii="Times New Roman" w:hAnsi="Times New Roman" w:eastAsia="Times New Roman" w:cs="Times New Roman"/>
+              </w:rPr>
+              <w:t xml:space="preserve">10</w:t>
             </w:r>
           </w:p>
         </w:tc>
@@ -60406,21 +60592,6 @@
                 <w:rFonts w:ascii="Times New Roman" w:hAnsi="Times New Roman" w:eastAsia="Times New Roman" w:cs="Times New Roman"/>
               </w:rPr>
               <w:t xml:space="preserve">12</w:t>
-            </w:r>
-          </w:p>
-        </w:tc>
-        <w:tc>
-          <w:tcPr/>
-          <w:p>
-            <w:pPr>
-              <w:pStyle w:val="Compact"/>
-              <w:jc w:val="center"/>
-            </w:pPr>
-            <w:r>
-              <w:rPr>
-                <w:rFonts w:ascii="Times New Roman" w:hAnsi="Times New Roman" w:eastAsia="Times New Roman" w:cs="Times New Roman"/>
-              </w:rPr>
-              <w:t xml:space="preserve">10</w:t>
             </w:r>
           </w:p>
         </w:tc>
@@ -60520,9 +60691,39 @@
             </w:pPr>
             <w:r>
               <w:rPr>
+                <w:rFonts w:hint="eastAsia" w:ascii="Times New Roman" w:hAnsi="Times New Roman" w:eastAsia="FangSong" w:cs="Times New Roman"/>
+              </w:rPr>
+              <w:t xml:space="preserve">结构化学</w:t>
+            </w:r>
+          </w:p>
+        </w:tc>
+        <w:tc>
+          <w:tcPr/>
+          <w:p>
+            <w:pPr>
+              <w:pStyle w:val="Compact"/>
+              <w:jc w:val="center"/>
+            </w:pPr>
+            <w:r>
+              <w:rPr>
                 <w:rFonts w:ascii="Times New Roman" w:hAnsi="Times New Roman" w:eastAsia="Times New Roman" w:cs="Times New Roman"/>
               </w:rPr>
               <w:t xml:space="preserve">⭐⭐⭐⭐⭐</w:t>
+            </w:r>
+          </w:p>
+        </w:tc>
+        <w:tc>
+          <w:tcPr/>
+          <w:p>
+            <w:pPr>
+              <w:pStyle w:val="Compact"/>
+              <w:jc w:val="center"/>
+            </w:pPr>
+            <w:r>
+              <w:rPr>
+                <w:rFonts w:ascii="Times New Roman" w:hAnsi="Times New Roman" w:eastAsia="Times New Roman" w:cs="Times New Roman"/>
+              </w:rPr>
+              <w:t xml:space="preserve">10</w:t>
             </w:r>
           </w:p>
         </w:tc>
@@ -60540,21 +60741,6 @@
                 <w:rFonts w:ascii="Times New Roman" w:hAnsi="Times New Roman" w:eastAsia="Times New Roman" w:cs="Times New Roman"/>
               </w:rPr>
               <w:t xml:space="preserve">13</w:t>
-            </w:r>
-          </w:p>
-        </w:tc>
-        <w:tc>
-          <w:tcPr/>
-          <w:p>
-            <w:pPr>
-              <w:pStyle w:val="Compact"/>
-              <w:jc w:val="center"/>
-            </w:pPr>
-            <w:r>
-              <w:rPr>
-                <w:rFonts w:ascii="Times New Roman" w:hAnsi="Times New Roman" w:eastAsia="Times New Roman" w:cs="Times New Roman"/>
-              </w:rPr>
-              <w:t xml:space="preserve">9</w:t>
             </w:r>
           </w:p>
         </w:tc>
@@ -60660,9 +60846,39 @@
             </w:pPr>
             <w:r>
               <w:rPr>
+                <w:rFonts w:hint="eastAsia" w:ascii="Times New Roman" w:hAnsi="Times New Roman" w:eastAsia="FangSong" w:cs="Times New Roman"/>
+              </w:rPr>
+              <w:t xml:space="preserve">化学原理</w:t>
+            </w:r>
+          </w:p>
+        </w:tc>
+        <w:tc>
+          <w:tcPr/>
+          <w:p>
+            <w:pPr>
+              <w:pStyle w:val="Compact"/>
+              <w:jc w:val="center"/>
+            </w:pPr>
+            <w:r>
+              <w:rPr>
                 <w:rFonts w:ascii="Times New Roman" w:hAnsi="Times New Roman" w:eastAsia="Times New Roman" w:cs="Times New Roman"/>
               </w:rPr>
               <w:t xml:space="preserve">⭐⭐⭐⭐</w:t>
+            </w:r>
+          </w:p>
+        </w:tc>
+        <w:tc>
+          <w:tcPr/>
+          <w:p>
+            <w:pPr>
+              <w:pStyle w:val="Compact"/>
+              <w:jc w:val="center"/>
+            </w:pPr>
+            <w:r>
+              <w:rPr>
+                <w:rFonts w:ascii="Times New Roman" w:hAnsi="Times New Roman" w:eastAsia="Times New Roman" w:cs="Times New Roman"/>
+              </w:rPr>
+              <w:t xml:space="preserve">9</w:t>
             </w:r>
           </w:p>
         </w:tc>
@@ -60680,21 +60896,6 @@
                 <w:rFonts w:ascii="Times New Roman" w:hAnsi="Times New Roman" w:eastAsia="Times New Roman" w:cs="Times New Roman"/>
               </w:rPr>
               <w:t xml:space="preserve">14</w:t>
-            </w:r>
-          </w:p>
-        </w:tc>
-        <w:tc>
-          <w:tcPr/>
-          <w:p>
-            <w:pPr>
-              <w:pStyle w:val="Compact"/>
-              <w:jc w:val="center"/>
-            </w:pPr>
-            <w:r>
-              <w:rPr>
-                <w:rFonts w:ascii="Times New Roman" w:hAnsi="Times New Roman" w:eastAsia="Times New Roman" w:cs="Times New Roman"/>
-              </w:rPr>
-              <w:t xml:space="preserve">9</w:t>
             </w:r>
           </w:p>
         </w:tc>
@@ -60800,9 +61001,39 @@
             </w:pPr>
             <w:r>
               <w:rPr>
+                <w:rFonts w:hint="eastAsia" w:ascii="Times New Roman" w:hAnsi="Times New Roman" w:eastAsia="FangSong" w:cs="Times New Roman"/>
+              </w:rPr>
+              <w:t xml:space="preserve">化学原理</w:t>
+            </w:r>
+          </w:p>
+        </w:tc>
+        <w:tc>
+          <w:tcPr/>
+          <w:p>
+            <w:pPr>
+              <w:pStyle w:val="Compact"/>
+              <w:jc w:val="center"/>
+            </w:pPr>
+            <w:r>
+              <w:rPr>
                 <w:rFonts w:ascii="Times New Roman" w:hAnsi="Times New Roman" w:eastAsia="Times New Roman" w:cs="Times New Roman"/>
               </w:rPr>
               <w:t xml:space="preserve">⭐⭐⭐⭐⭐</w:t>
+            </w:r>
+          </w:p>
+        </w:tc>
+        <w:tc>
+          <w:tcPr/>
+          <w:p>
+            <w:pPr>
+              <w:pStyle w:val="Compact"/>
+              <w:jc w:val="center"/>
+            </w:pPr>
+            <w:r>
+              <w:rPr>
+                <w:rFonts w:ascii="Times New Roman" w:hAnsi="Times New Roman" w:eastAsia="Times New Roman" w:cs="Times New Roman"/>
+              </w:rPr>
+              <w:t xml:space="preserve">9</w:t>
             </w:r>
           </w:p>
         </w:tc>
@@ -60820,21 +61051,6 @@
                 <w:rFonts w:ascii="Times New Roman" w:hAnsi="Times New Roman" w:eastAsia="Times New Roman" w:cs="Times New Roman"/>
               </w:rPr>
               <w:t xml:space="preserve">15</w:t>
-            </w:r>
-          </w:p>
-        </w:tc>
-        <w:tc>
-          <w:tcPr/>
-          <w:p>
-            <w:pPr>
-              <w:pStyle w:val="Compact"/>
-              <w:jc w:val="center"/>
-            </w:pPr>
-            <w:r>
-              <w:rPr>
-                <w:rFonts w:ascii="Times New Roman" w:hAnsi="Times New Roman" w:eastAsia="Times New Roman" w:cs="Times New Roman"/>
-              </w:rPr>
-              <w:t xml:space="preserve">10</w:t>
             </w:r>
           </w:p>
         </w:tc>
@@ -60964,9 +61180,39 @@
             </w:pPr>
             <w:r>
               <w:rPr>
+                <w:rFonts w:hint="eastAsia" w:ascii="Times New Roman" w:hAnsi="Times New Roman" w:eastAsia="FangSong" w:cs="Times New Roman"/>
+              </w:rPr>
+              <w:t xml:space="preserve">化学原理</w:t>
+            </w:r>
+          </w:p>
+        </w:tc>
+        <w:tc>
+          <w:tcPr/>
+          <w:p>
+            <w:pPr>
+              <w:pStyle w:val="Compact"/>
+              <w:jc w:val="center"/>
+            </w:pPr>
+            <w:r>
+              <w:rPr>
                 <w:rFonts w:ascii="Times New Roman" w:hAnsi="Times New Roman" w:eastAsia="Times New Roman" w:cs="Times New Roman"/>
               </w:rPr>
               <w:t xml:space="preserve">⭐⭐⭐⭐⭐</w:t>
+            </w:r>
+          </w:p>
+        </w:tc>
+        <w:tc>
+          <w:tcPr/>
+          <w:p>
+            <w:pPr>
+              <w:pStyle w:val="Compact"/>
+              <w:jc w:val="center"/>
+            </w:pPr>
+            <w:r>
+              <w:rPr>
+                <w:rFonts w:ascii="Times New Roman" w:hAnsi="Times New Roman" w:eastAsia="Times New Roman" w:cs="Times New Roman"/>
+              </w:rPr>
+              <w:t xml:space="preserve">10</w:t>
             </w:r>
           </w:p>
         </w:tc>
@@ -60984,21 +61230,6 @@
                 <w:rFonts w:ascii="Times New Roman" w:hAnsi="Times New Roman" w:eastAsia="Times New Roman" w:cs="Times New Roman"/>
               </w:rPr>
               <w:t xml:space="preserve">16</w:t>
-            </w:r>
-          </w:p>
-        </w:tc>
-        <w:tc>
-          <w:tcPr/>
-          <w:p>
-            <w:pPr>
-              <w:pStyle w:val="Compact"/>
-              <w:jc w:val="center"/>
-            </w:pPr>
-            <w:r>
-              <w:rPr>
-                <w:rFonts w:ascii="Times New Roman" w:hAnsi="Times New Roman" w:eastAsia="Times New Roman" w:cs="Times New Roman"/>
-              </w:rPr>
-              <w:t xml:space="preserve">9</w:t>
             </w:r>
           </w:p>
         </w:tc>
@@ -61104,9 +61335,39 @@
             </w:pPr>
             <w:r>
               <w:rPr>
+                <w:rFonts w:hint="eastAsia" w:ascii="Times New Roman" w:hAnsi="Times New Roman" w:eastAsia="FangSong" w:cs="Times New Roman"/>
+              </w:rPr>
+              <w:t xml:space="preserve">化学原理</w:t>
+            </w:r>
+          </w:p>
+        </w:tc>
+        <w:tc>
+          <w:tcPr/>
+          <w:p>
+            <w:pPr>
+              <w:pStyle w:val="Compact"/>
+              <w:jc w:val="center"/>
+            </w:pPr>
+            <w:r>
+              <w:rPr>
                 <w:rFonts w:ascii="Times New Roman" w:hAnsi="Times New Roman" w:eastAsia="Times New Roman" w:cs="Times New Roman"/>
               </w:rPr>
               <w:t xml:space="preserve">⭐⭐⭐⭐</w:t>
+            </w:r>
+          </w:p>
+        </w:tc>
+        <w:tc>
+          <w:tcPr/>
+          <w:p>
+            <w:pPr>
+              <w:pStyle w:val="Compact"/>
+              <w:jc w:val="center"/>
+            </w:pPr>
+            <w:r>
+              <w:rPr>
+                <w:rFonts w:ascii="Times New Roman" w:hAnsi="Times New Roman" w:eastAsia="Times New Roman" w:cs="Times New Roman"/>
+              </w:rPr>
+              <w:t xml:space="preserve">9</w:t>
             </w:r>
           </w:p>
         </w:tc>

--- a/00-首页/题组Word/初赛模拟卷/初赛模拟卷VIII（非有机·答案版）.docx
+++ b/00-首页/题组Word/初赛模拟卷/初赛模拟卷VIII（非有机·答案版）.docx
@@ -58599,7 +58599,7 @@
     <w:tbl>
       <w:tblPr>
         <w:tblStyle w:val="Table"/>
-        <w:tblW w:type="pct" w:w="5000"/>
+        <w:tblW w:type="dxa" w:w="9411"/>
         <w:tblLayout w:type="fixed"/>
         <w:tblLook w:firstRow="1" w:lastRow="0" w:firstColumn="0" w:lastColumn="0" w:noHBand="0" w:noVBand="0" w:val="0020"/>
         <w:jc w:val="center"/>
@@ -58613,13 +58613,13 @@
         </w:tblBorders>
       </w:tblPr>
       <w:tblGrid>
-        <w:gridCol w:w="1277"/>
-        <w:gridCol w:w="766"/>
-        <w:gridCol w:w="766"/>
-        <w:gridCol w:w="1277"/>
-        <w:gridCol w:w="1277"/>
-        <w:gridCol w:w="1277"/>
-        <w:gridCol w:w="1277"/>
+        <w:gridCol w:w="737"/>
+        <w:gridCol w:w="2397"/>
+        <w:gridCol w:w="2671"/>
+        <w:gridCol w:w="997"/>
+        <w:gridCol w:w="963"/>
+        <w:gridCol w:w="992"/>
+        <w:gridCol w:w="651"/>
       </w:tblGrid>
       <w:tr>
         <w:trPr>
